--- a/report/Report_Intern.docx
+++ b/report/Report_Intern.docx
@@ -185,7 +185,7 @@
       <w:pPr>
         <w:numPr>
           <w:ilvl w:val="0"/>
-          <w:numId w:val="30"/>
+          <w:numId w:val="22"/>
         </w:numPr>
         <w:rPr>
           <w:rFonts w:ascii="Arial" w:hAnsi="Arial" w:cs="Arial"/>
@@ -216,7 +216,7 @@
       <w:pPr>
         <w:numPr>
           <w:ilvl w:val="0"/>
-          <w:numId w:val="30"/>
+          <w:numId w:val="22"/>
         </w:numPr>
         <w:rPr>
           <w:rFonts w:ascii="Arial" w:hAnsi="Arial" w:cs="Arial"/>
@@ -247,7 +247,7 @@
       <w:pPr>
         <w:numPr>
           <w:ilvl w:val="0"/>
-          <w:numId w:val="30"/>
+          <w:numId w:val="22"/>
         </w:numPr>
         <w:rPr>
           <w:rFonts w:ascii="Arial" w:hAnsi="Arial" w:cs="Arial"/>
@@ -278,7 +278,7 @@
       <w:pPr>
         <w:numPr>
           <w:ilvl w:val="0"/>
-          <w:numId w:val="30"/>
+          <w:numId w:val="22"/>
         </w:numPr>
         <w:rPr>
           <w:rFonts w:ascii="Arial" w:hAnsi="Arial" w:cs="Arial"/>
@@ -652,7 +652,7 @@
       <w:pPr>
         <w:numPr>
           <w:ilvl w:val="0"/>
-          <w:numId w:val="31"/>
+          <w:numId w:val="23"/>
         </w:numPr>
         <w:rPr>
           <w:rFonts w:ascii="Arial" w:hAnsi="Arial" w:cs="Arial"/>
@@ -673,7 +673,7 @@
       <w:pPr>
         <w:numPr>
           <w:ilvl w:val="0"/>
-          <w:numId w:val="31"/>
+          <w:numId w:val="23"/>
         </w:numPr>
         <w:rPr>
           <w:rFonts w:ascii="Arial" w:hAnsi="Arial" w:cs="Arial"/>
@@ -694,7 +694,7 @@
       <w:pPr>
         <w:numPr>
           <w:ilvl w:val="0"/>
-          <w:numId w:val="31"/>
+          <w:numId w:val="23"/>
         </w:numPr>
         <w:rPr>
           <w:rFonts w:ascii="Arial" w:hAnsi="Arial" w:cs="Arial"/>
@@ -1999,7 +1999,7 @@
       <w:pPr>
         <w:numPr>
           <w:ilvl w:val="0"/>
-          <w:numId w:val="32"/>
+          <w:numId w:val="24"/>
         </w:numPr>
         <w:rPr>
           <w:rFonts w:ascii="Arial" w:hAnsi="Arial" w:cs="Arial"/>
@@ -2020,7 +2020,7 @@
       <w:pPr>
         <w:numPr>
           <w:ilvl w:val="0"/>
-          <w:numId w:val="32"/>
+          <w:numId w:val="24"/>
         </w:numPr>
         <w:rPr>
           <w:rFonts w:ascii="Arial" w:hAnsi="Arial" w:cs="Arial"/>
@@ -2041,7 +2041,7 @@
       <w:pPr>
         <w:numPr>
           <w:ilvl w:val="0"/>
-          <w:numId w:val="32"/>
+          <w:numId w:val="24"/>
         </w:numPr>
         <w:rPr>
           <w:rFonts w:ascii="Arial" w:hAnsi="Arial" w:cs="Arial"/>
@@ -2078,7 +2078,7 @@
       <w:pPr>
         <w:numPr>
           <w:ilvl w:val="0"/>
-          <w:numId w:val="32"/>
+          <w:numId w:val="24"/>
         </w:numPr>
         <w:rPr>
           <w:rFonts w:ascii="Arial" w:hAnsi="Arial" w:cs="Arial"/>
@@ -2099,7 +2099,7 @@
       <w:pPr>
         <w:numPr>
           <w:ilvl w:val="0"/>
-          <w:numId w:val="32"/>
+          <w:numId w:val="24"/>
         </w:numPr>
         <w:rPr>
           <w:rFonts w:ascii="Arial" w:hAnsi="Arial" w:cs="Arial"/>
@@ -2158,7 +2158,7 @@
       <w:pPr>
         <w:numPr>
           <w:ilvl w:val="0"/>
-          <w:numId w:val="33"/>
+          <w:numId w:val="25"/>
         </w:numPr>
         <w:rPr>
           <w:rFonts w:ascii="Arial" w:hAnsi="Arial" w:cs="Arial"/>
@@ -2279,7 +2279,7 @@
       <w:pPr>
         <w:numPr>
           <w:ilvl w:val="0"/>
-          <w:numId w:val="33"/>
+          <w:numId w:val="25"/>
         </w:numPr>
         <w:rPr>
           <w:rFonts w:ascii="Arial" w:hAnsi="Arial" w:cs="Arial"/>
@@ -2300,7 +2300,7 @@
       <w:pPr>
         <w:numPr>
           <w:ilvl w:val="0"/>
-          <w:numId w:val="33"/>
+          <w:numId w:val="25"/>
         </w:numPr>
         <w:rPr>
           <w:rFonts w:ascii="Arial" w:hAnsi="Arial" w:cs="Arial"/>
@@ -2321,7 +2321,7 @@
       <w:pPr>
         <w:numPr>
           <w:ilvl w:val="0"/>
-          <w:numId w:val="33"/>
+          <w:numId w:val="25"/>
         </w:numPr>
         <w:rPr>
           <w:rFonts w:ascii="Arial" w:hAnsi="Arial" w:cs="Arial"/>
@@ -2374,7 +2374,7 @@
             <w:pPr>
               <w:numPr>
                 <w:ilvl w:val="0"/>
-                <w:numId w:val="51"/>
+                <w:numId w:val="37"/>
               </w:numPr>
               <w:rPr>
                 <w:rFonts w:ascii="Arial" w:hAnsi="Arial" w:cs="Arial"/>
@@ -2439,7 +2439,7 @@
             <w:pPr>
               <w:numPr>
                 <w:ilvl w:val="0"/>
-                <w:numId w:val="51"/>
+                <w:numId w:val="37"/>
               </w:numPr>
               <w:rPr>
                 <w:rFonts w:ascii="Arial" w:hAnsi="Arial" w:cs="Arial"/>
@@ -2460,7 +2460,7 @@
             <w:pPr>
               <w:numPr>
                 <w:ilvl w:val="1"/>
-                <w:numId w:val="51"/>
+                <w:numId w:val="37"/>
               </w:numPr>
               <w:rPr>
                 <w:rFonts w:ascii="Arial" w:hAnsi="Arial" w:cs="Arial"/>
@@ -2499,7 +2499,7 @@
             <w:pPr>
               <w:numPr>
                 <w:ilvl w:val="1"/>
-                <w:numId w:val="51"/>
+                <w:numId w:val="37"/>
               </w:numPr>
               <w:rPr>
                 <w:rFonts w:ascii="Arial" w:hAnsi="Arial" w:cs="Arial"/>
@@ -2537,7 +2537,7 @@
             <w:pPr>
               <w:numPr>
                 <w:ilvl w:val="0"/>
-                <w:numId w:val="52"/>
+                <w:numId w:val="38"/>
               </w:numPr>
               <w:rPr>
                 <w:rFonts w:ascii="Arial" w:hAnsi="Arial" w:cs="Arial"/>
@@ -2566,7 +2566,7 @@
             <w:pPr>
               <w:numPr>
                 <w:ilvl w:val="0"/>
-                <w:numId w:val="52"/>
+                <w:numId w:val="38"/>
               </w:numPr>
               <w:rPr>
                 <w:rFonts w:ascii="Arial" w:hAnsi="Arial" w:cs="Arial"/>
@@ -2587,7 +2587,7 @@
             <w:pPr>
               <w:numPr>
                 <w:ilvl w:val="1"/>
-                <w:numId w:val="52"/>
+                <w:numId w:val="38"/>
               </w:numPr>
               <w:rPr>
                 <w:rFonts w:ascii="Arial" w:hAnsi="Arial" w:cs="Arial"/>
@@ -2642,7 +2642,7 @@
             <w:pPr>
               <w:numPr>
                 <w:ilvl w:val="1"/>
-                <w:numId w:val="52"/>
+                <w:numId w:val="38"/>
               </w:numPr>
               <w:rPr>
                 <w:rFonts w:ascii="Arial" w:hAnsi="Arial" w:cs="Arial"/>
@@ -2826,16 +2826,7 @@
           <w:szCs w:val="26"/>
           <w:highlight w:val="yellow"/>
         </w:rPr>
-        <w:t xml:space="preserve">VÀ KHỐI </w:t>
-      </w:r>
-      <w:r>
-        <w:rPr>
-          <w:rFonts w:ascii="Arial" w:hAnsi="Arial" w:cs="Arial"/>
-          <w:sz w:val="26"/>
-          <w:szCs w:val="26"/>
-          <w:highlight w:val="yellow"/>
-        </w:rPr>
-        <w:t>OUTPUT CONVOLUTION</w:t>
+        <w:t>VÀ KHỐI OUTPUT CONVOLUTION</w:t>
       </w:r>
     </w:p>
     <w:p>
@@ -2896,7 +2887,7 @@
       <w:pPr>
         <w:numPr>
           <w:ilvl w:val="0"/>
-          <w:numId w:val="3"/>
+          <w:numId w:val="1"/>
         </w:numPr>
         <w:rPr>
           <w:rFonts w:ascii="Arial" w:hAnsi="Arial" w:cs="Arial"/>
@@ -2917,7 +2908,7 @@
       <w:pPr>
         <w:numPr>
           <w:ilvl w:val="0"/>
-          <w:numId w:val="3"/>
+          <w:numId w:val="1"/>
         </w:numPr>
         <w:rPr>
           <w:rFonts w:ascii="Arial" w:hAnsi="Arial" w:cs="Arial"/>
@@ -2938,7 +2929,7 @@
       <w:pPr>
         <w:numPr>
           <w:ilvl w:val="0"/>
-          <w:numId w:val="3"/>
+          <w:numId w:val="1"/>
         </w:numPr>
         <w:rPr>
           <w:rFonts w:ascii="Arial" w:hAnsi="Arial" w:cs="Arial"/>
@@ -3013,7 +3004,7 @@
       <w:pPr>
         <w:numPr>
           <w:ilvl w:val="0"/>
-          <w:numId w:val="4"/>
+          <w:numId w:val="2"/>
         </w:numPr>
         <w:rPr>
           <w:rFonts w:ascii="Arial" w:hAnsi="Arial" w:cs="Arial"/>
@@ -3066,7 +3057,7 @@
       <w:pPr>
         <w:numPr>
           <w:ilvl w:val="0"/>
-          <w:numId w:val="4"/>
+          <w:numId w:val="2"/>
         </w:numPr>
         <w:rPr>
           <w:rFonts w:ascii="Arial" w:hAnsi="Arial" w:cs="Arial"/>
@@ -3119,7 +3110,7 @@
       <w:pPr>
         <w:numPr>
           <w:ilvl w:val="0"/>
-          <w:numId w:val="4"/>
+          <w:numId w:val="2"/>
         </w:numPr>
         <w:rPr>
           <w:rFonts w:ascii="Arial" w:hAnsi="Arial" w:cs="Arial"/>
@@ -3293,7 +3284,7 @@
             <w:pPr>
               <w:numPr>
                 <w:ilvl w:val="0"/>
-                <w:numId w:val="40"/>
+                <w:numId w:val="32"/>
               </w:numPr>
               <w:rPr>
                 <w:rFonts w:ascii="Arial" w:hAnsi="Arial" w:cs="Arial"/>
@@ -3342,7 +3333,7 @@
             <w:pPr>
               <w:numPr>
                 <w:ilvl w:val="0"/>
-                <w:numId w:val="40"/>
+                <w:numId w:val="32"/>
               </w:numPr>
               <w:rPr>
                 <w:rFonts w:ascii="Arial" w:hAnsi="Arial" w:cs="Arial"/>
@@ -3397,7 +3388,7 @@
             <w:pPr>
               <w:numPr>
                 <w:ilvl w:val="0"/>
-                <w:numId w:val="40"/>
+                <w:numId w:val="32"/>
               </w:numPr>
               <w:rPr>
                 <w:rFonts w:ascii="Arial" w:hAnsi="Arial" w:cs="Arial"/>
@@ -3526,7 +3517,7 @@
             <w:pPr>
               <w:numPr>
                 <w:ilvl w:val="0"/>
-                <w:numId w:val="41"/>
+                <w:numId w:val="33"/>
               </w:numPr>
               <w:rPr>
                 <w:rFonts w:ascii="Arial" w:hAnsi="Arial" w:cs="Arial"/>
@@ -3547,7 +3538,7 @@
             <w:pPr>
               <w:numPr>
                 <w:ilvl w:val="1"/>
-                <w:numId w:val="41"/>
+                <w:numId w:val="33"/>
               </w:numPr>
               <w:rPr>
                 <w:rFonts w:ascii="Arial" w:hAnsi="Arial" w:cs="Arial"/>
@@ -3715,7 +3706,7 @@
             <w:pPr>
               <w:numPr>
                 <w:ilvl w:val="1"/>
-                <w:numId w:val="41"/>
+                <w:numId w:val="33"/>
               </w:numPr>
               <w:rPr>
                 <w:rFonts w:ascii="Arial" w:hAnsi="Arial" w:cs="Arial"/>
@@ -3738,7 +3729,7 @@
             <w:pPr>
               <w:numPr>
                 <w:ilvl w:val="0"/>
-                <w:numId w:val="41"/>
+                <w:numId w:val="33"/>
               </w:numPr>
               <w:rPr>
                 <w:rFonts w:ascii="Arial" w:hAnsi="Arial" w:cs="Arial"/>
@@ -3759,7 +3750,7 @@
             <w:pPr>
               <w:numPr>
                 <w:ilvl w:val="1"/>
-                <w:numId w:val="41"/>
+                <w:numId w:val="33"/>
               </w:numPr>
               <w:rPr>
                 <w:rFonts w:ascii="Arial" w:hAnsi="Arial" w:cs="Arial"/>
@@ -3859,7 +3850,7 @@
             <w:pPr>
               <w:numPr>
                 <w:ilvl w:val="0"/>
-                <w:numId w:val="41"/>
+                <w:numId w:val="33"/>
               </w:numPr>
               <w:rPr>
                 <w:rFonts w:ascii="Arial" w:hAnsi="Arial" w:cs="Arial"/>
@@ -3880,7 +3871,7 @@
             <w:pPr>
               <w:numPr>
                 <w:ilvl w:val="1"/>
-                <w:numId w:val="41"/>
+                <w:numId w:val="33"/>
               </w:numPr>
               <w:rPr>
                 <w:rFonts w:ascii="Arial" w:hAnsi="Arial" w:cs="Arial"/>
@@ -4032,7 +4023,7 @@
             <w:pPr>
               <w:numPr>
                 <w:ilvl w:val="1"/>
-                <w:numId w:val="41"/>
+                <w:numId w:val="33"/>
               </w:numPr>
               <w:rPr>
                 <w:rFonts w:ascii="Arial" w:hAnsi="Arial" w:cs="Arial"/>
@@ -4295,7 +4286,7 @@
             <w:pPr>
               <w:numPr>
                 <w:ilvl w:val="0"/>
-                <w:numId w:val="42"/>
+                <w:numId w:val="34"/>
               </w:numPr>
               <w:rPr>
                 <w:rFonts w:ascii="Arial" w:hAnsi="Arial" w:cs="Arial"/>
@@ -4360,7 +4351,7 @@
             <w:pPr>
               <w:numPr>
                 <w:ilvl w:val="0"/>
-                <w:numId w:val="42"/>
+                <w:numId w:val="34"/>
               </w:numPr>
               <w:rPr>
                 <w:rFonts w:ascii="Arial" w:hAnsi="Arial" w:cs="Arial"/>
@@ -4461,7 +4452,7 @@
             <w:pPr>
               <w:numPr>
                 <w:ilvl w:val="0"/>
-                <w:numId w:val="42"/>
+                <w:numId w:val="34"/>
               </w:numPr>
               <w:rPr>
                 <w:rFonts w:ascii="Arial" w:hAnsi="Arial" w:cs="Arial"/>
@@ -4684,6 +4675,7 @@
       <w:r>
         <w:rPr>
           <w:rFonts w:ascii="Arial" w:hAnsi="Arial" w:cs="Arial"/>
+          <w:noProof/>
           <w:sz w:val="26"/>
           <w:szCs w:val="26"/>
         </w:rPr>
@@ -5017,7 +5009,7 @@
           <w:szCs w:val="26"/>
         </w:rPr>
         <w:drawing>
-          <wp:inline distT="0" distB="0" distL="0" distR="0" wp14:anchorId="5D9871C0" wp14:editId="7498F583">
+          <wp:inline distT="0" distB="0" distL="0" distR="0" wp14:anchorId="5D9871C0" wp14:editId="3A6CBC0D">
             <wp:extent cx="3778046" cy="2651760"/>
             <wp:effectExtent l="0" t="0" r="0" b="0"/>
             <wp:docPr id="660327179" name="Picture 2"/>
@@ -5070,7 +5062,7 @@
       <w:pPr>
         <w:numPr>
           <w:ilvl w:val="0"/>
-          <w:numId w:val="5"/>
+          <w:numId w:val="3"/>
         </w:numPr>
         <w:rPr>
           <w:rFonts w:ascii="Arial" w:hAnsi="Arial" w:cs="Arial"/>
@@ -5092,7 +5084,7 @@
       <w:pPr>
         <w:numPr>
           <w:ilvl w:val="0"/>
-          <w:numId w:val="5"/>
+          <w:numId w:val="3"/>
         </w:numPr>
         <w:rPr>
           <w:rFonts w:ascii="Arial" w:hAnsi="Arial" w:cs="Arial"/>
@@ -5813,23 +5805,7 @@
           <w:sz w:val="26"/>
           <w:szCs w:val="26"/>
         </w:rPr>
-        <w:t>Lane</w:t>
-      </w:r>
-      <w:r>
-        <w:rPr>
-          <w:rFonts w:ascii="Arial" w:hAnsi="Arial" w:cs="Arial"/>
-          <w:sz w:val="26"/>
-          <w:szCs w:val="26"/>
-        </w:rPr>
-        <w:t>_</w:t>
-      </w:r>
-      <w:r>
-        <w:rPr>
-          <w:rFonts w:ascii="Arial" w:hAnsi="Arial" w:cs="Arial"/>
-          <w:sz w:val="26"/>
-          <w:szCs w:val="26"/>
-        </w:rPr>
-        <w:t>Single</w:t>
+        <w:t>Lane_Single</w:t>
       </w:r>
       <w:r>
         <w:rPr>
@@ -5902,23 +5878,7 @@
           <w:sz w:val="26"/>
           <w:szCs w:val="26"/>
         </w:rPr>
-        <w:t>Lane</w:t>
-      </w:r>
-      <w:r>
-        <w:rPr>
-          <w:rFonts w:ascii="Arial" w:hAnsi="Arial" w:cs="Arial"/>
-          <w:sz w:val="26"/>
-          <w:szCs w:val="26"/>
-        </w:rPr>
-        <w:t>_</w:t>
-      </w:r>
-      <w:r>
-        <w:rPr>
-          <w:rFonts w:ascii="Arial" w:hAnsi="Arial" w:cs="Arial"/>
-          <w:sz w:val="26"/>
-          <w:szCs w:val="26"/>
-        </w:rPr>
-        <w:t>Single</w:t>
+        <w:t>Lane_Single</w:t>
       </w:r>
       <w:r>
         <w:rPr>
@@ -6313,6 +6273,7 @@
       <w:r>
         <w:rPr>
           <w:rFonts w:ascii="Arial" w:hAnsi="Arial" w:cs="Arial"/>
+          <w:noProof/>
           <w:sz w:val="26"/>
           <w:szCs w:val="26"/>
         </w:rPr>
@@ -6370,7 +6331,7 @@
       <w:pPr>
         <w:numPr>
           <w:ilvl w:val="0"/>
-          <w:numId w:val="6"/>
+          <w:numId w:val="4"/>
         </w:numPr>
         <w:rPr>
           <w:rFonts w:ascii="Arial" w:hAnsi="Arial" w:cs="Arial"/>
@@ -6417,7 +6378,7 @@
       <w:pPr>
         <w:numPr>
           <w:ilvl w:val="0"/>
-          <w:numId w:val="6"/>
+          <w:numId w:val="4"/>
         </w:numPr>
         <w:rPr>
           <w:rFonts w:ascii="Arial" w:hAnsi="Arial" w:cs="Arial"/>
@@ -6448,7 +6409,7 @@
       <w:pPr>
         <w:numPr>
           <w:ilvl w:val="0"/>
-          <w:numId w:val="6"/>
+          <w:numId w:val="4"/>
         </w:numPr>
         <w:rPr>
           <w:rFonts w:ascii="Arial" w:hAnsi="Arial" w:cs="Arial"/>
@@ -6527,7 +6488,7 @@
       <w:pPr>
         <w:numPr>
           <w:ilvl w:val="0"/>
-          <w:numId w:val="6"/>
+          <w:numId w:val="4"/>
         </w:numPr>
         <w:rPr>
           <w:rFonts w:ascii="Arial" w:hAnsi="Arial" w:cs="Arial"/>
@@ -7084,7 +7045,7 @@
       <w:pPr>
         <w:numPr>
           <w:ilvl w:val="0"/>
-          <w:numId w:val="7"/>
+          <w:numId w:val="5"/>
         </w:numPr>
         <w:rPr>
           <w:rFonts w:ascii="Arial" w:hAnsi="Arial" w:cs="Arial"/>
@@ -7105,7 +7066,7 @@
       <w:pPr>
         <w:numPr>
           <w:ilvl w:val="0"/>
-          <w:numId w:val="7"/>
+          <w:numId w:val="5"/>
         </w:numPr>
         <w:rPr>
           <w:rFonts w:ascii="Arial" w:hAnsi="Arial" w:cs="Arial"/>
@@ -7126,7 +7087,7 @@
       <w:pPr>
         <w:numPr>
           <w:ilvl w:val="0"/>
-          <w:numId w:val="7"/>
+          <w:numId w:val="5"/>
         </w:numPr>
         <w:rPr>
           <w:rFonts w:ascii="Arial" w:hAnsi="Arial" w:cs="Arial"/>
@@ -7147,7 +7108,7 @@
       <w:pPr>
         <w:numPr>
           <w:ilvl w:val="0"/>
-          <w:numId w:val="7"/>
+          <w:numId w:val="5"/>
         </w:numPr>
         <w:rPr>
           <w:rFonts w:ascii="Arial" w:hAnsi="Arial" w:cs="Arial"/>
@@ -7393,7 +7354,7 @@
       <w:pPr>
         <w:numPr>
           <w:ilvl w:val="0"/>
-          <w:numId w:val="8"/>
+          <w:numId w:val="6"/>
         </w:numPr>
         <w:rPr>
           <w:rFonts w:ascii="Arial" w:hAnsi="Arial" w:cs="Arial"/>
@@ -7414,7 +7375,7 @@
       <w:pPr>
         <w:numPr>
           <w:ilvl w:val="0"/>
-          <w:numId w:val="8"/>
+          <w:numId w:val="6"/>
         </w:numPr>
         <w:rPr>
           <w:rFonts w:ascii="Arial" w:hAnsi="Arial" w:cs="Arial"/>
@@ -7435,7 +7396,7 @@
       <w:pPr>
         <w:numPr>
           <w:ilvl w:val="0"/>
-          <w:numId w:val="8"/>
+          <w:numId w:val="6"/>
         </w:numPr>
         <w:rPr>
           <w:rFonts w:ascii="Arial" w:hAnsi="Arial" w:cs="Arial"/>
@@ -7456,7 +7417,7 @@
       <w:pPr>
         <w:numPr>
           <w:ilvl w:val="0"/>
-          <w:numId w:val="8"/>
+          <w:numId w:val="6"/>
         </w:numPr>
         <w:rPr>
           <w:rFonts w:ascii="Arial" w:hAnsi="Arial" w:cs="Arial"/>
@@ -7477,7 +7438,7 @@
       <w:pPr>
         <w:numPr>
           <w:ilvl w:val="0"/>
-          <w:numId w:val="8"/>
+          <w:numId w:val="6"/>
         </w:numPr>
         <w:rPr>
           <w:rFonts w:ascii="Arial" w:hAnsi="Arial" w:cs="Arial"/>
@@ -8187,7 +8148,7 @@
             <w:pPr>
               <w:numPr>
                 <w:ilvl w:val="0"/>
-                <w:numId w:val="11"/>
+                <w:numId w:val="8"/>
               </w:numPr>
               <w:rPr>
                 <w:rFonts w:ascii="Arial" w:hAnsi="Arial" w:cs="Arial"/>
@@ -8262,7 +8223,7 @@
             <w:pPr>
               <w:numPr>
                 <w:ilvl w:val="0"/>
-                <w:numId w:val="11"/>
+                <w:numId w:val="8"/>
               </w:numPr>
               <w:rPr>
                 <w:rFonts w:ascii="Arial" w:hAnsi="Arial" w:cs="Arial"/>
@@ -8366,7 +8327,7 @@
             <w:pPr>
               <w:numPr>
                 <w:ilvl w:val="0"/>
-                <w:numId w:val="11"/>
+                <w:numId w:val="8"/>
               </w:numPr>
               <w:rPr>
                 <w:rFonts w:ascii="Arial" w:hAnsi="Arial" w:cs="Arial"/>
@@ -8622,7 +8583,7 @@
       <w:pPr>
         <w:numPr>
           <w:ilvl w:val="0"/>
-          <w:numId w:val="9"/>
+          <w:numId w:val="7"/>
         </w:numPr>
         <w:rPr>
           <w:rFonts w:ascii="Arial" w:hAnsi="Arial" w:cs="Arial"/>
@@ -8643,7 +8604,7 @@
       <w:pPr>
         <w:numPr>
           <w:ilvl w:val="0"/>
-          <w:numId w:val="9"/>
+          <w:numId w:val="7"/>
         </w:numPr>
         <w:rPr>
           <w:rFonts w:ascii="Arial" w:hAnsi="Arial" w:cs="Arial"/>
@@ -8664,7 +8625,7 @@
       <w:pPr>
         <w:numPr>
           <w:ilvl w:val="0"/>
-          <w:numId w:val="9"/>
+          <w:numId w:val="7"/>
         </w:numPr>
         <w:rPr>
           <w:rFonts w:ascii="Arial" w:hAnsi="Arial" w:cs="Arial"/>
@@ -10831,6 +10792,7 @@
       <w:r>
         <w:rPr>
           <w:rFonts w:ascii="Arial" w:hAnsi="Arial" w:cs="Arial"/>
+          <w:noProof/>
           <w:sz w:val="26"/>
           <w:szCs w:val="26"/>
         </w:rPr>
@@ -10982,7 +10944,7 @@
       <w:pPr>
         <w:numPr>
           <w:ilvl w:val="0"/>
-          <w:numId w:val="53"/>
+          <w:numId w:val="39"/>
         </w:numPr>
         <w:rPr>
           <w:rFonts w:ascii="Arial" w:hAnsi="Arial" w:cs="Arial"/>
@@ -11003,7 +10965,7 @@
       <w:pPr>
         <w:numPr>
           <w:ilvl w:val="0"/>
-          <w:numId w:val="53"/>
+          <w:numId w:val="39"/>
         </w:numPr>
         <w:rPr>
           <w:rFonts w:ascii="Arial" w:hAnsi="Arial" w:cs="Arial"/>
@@ -11735,7 +11697,7 @@
         <w:pStyle w:val="ListParagraph"/>
         <w:numPr>
           <w:ilvl w:val="0"/>
-          <w:numId w:val="54"/>
+          <w:numId w:val="40"/>
         </w:numPr>
         <w:rPr>
           <w:rFonts w:ascii="Arial" w:hAnsi="Arial" w:cs="Arial"/>
@@ -11757,7 +11719,7 @@
         <w:pStyle w:val="ListParagraph"/>
         <w:numPr>
           <w:ilvl w:val="0"/>
-          <w:numId w:val="54"/>
+          <w:numId w:val="40"/>
         </w:numPr>
         <w:rPr>
           <w:rFonts w:ascii="Arial" w:hAnsi="Arial" w:cs="Arial"/>
@@ -11779,7 +11741,7 @@
         <w:pStyle w:val="ListParagraph"/>
         <w:numPr>
           <w:ilvl w:val="0"/>
-          <w:numId w:val="54"/>
+          <w:numId w:val="40"/>
         </w:numPr>
         <w:rPr>
           <w:rFonts w:ascii="Arial" w:hAnsi="Arial" w:cs="Arial"/>
@@ -11870,7 +11832,7 @@
           <w:szCs w:val="26"/>
         </w:rPr>
         <w:drawing>
-          <wp:inline distT="0" distB="0" distL="0" distR="0" wp14:anchorId="66F55489" wp14:editId="36CC9D7A">
+          <wp:inline distT="0" distB="0" distL="0" distR="0" wp14:anchorId="66F55489" wp14:editId="14090E0D">
             <wp:extent cx="5261610" cy="1827254"/>
             <wp:effectExtent l="0" t="0" r="0" b="0"/>
             <wp:docPr id="190704077" name="Picture 4"/>
@@ -11946,7 +11908,7 @@
         <w:pStyle w:val="BodyText"/>
         <w:numPr>
           <w:ilvl w:val="0"/>
-          <w:numId w:val="17"/>
+          <w:numId w:val="9"/>
         </w:numPr>
         <w:jc w:val="both"/>
         <w:rPr>
@@ -11985,7 +11947,7 @@
         <w:pStyle w:val="BodyText"/>
         <w:numPr>
           <w:ilvl w:val="0"/>
-          <w:numId w:val="17"/>
+          <w:numId w:val="9"/>
         </w:numPr>
         <w:rPr>
           <w:rFonts w:ascii="Arial" w:hAnsi="Arial" w:cs="Arial"/>
@@ -12107,7 +12069,7 @@
         <w:pStyle w:val="BodyText"/>
         <w:numPr>
           <w:ilvl w:val="0"/>
-          <w:numId w:val="18"/>
+          <w:numId w:val="10"/>
         </w:numPr>
         <w:rPr>
           <w:rFonts w:ascii="Arial" w:hAnsi="Arial" w:cs="Arial"/>
@@ -12129,7 +12091,7 @@
         <w:pStyle w:val="BodyText"/>
         <w:numPr>
           <w:ilvl w:val="0"/>
-          <w:numId w:val="18"/>
+          <w:numId w:val="10"/>
         </w:numPr>
         <w:rPr>
           <w:rFonts w:ascii="Arial" w:hAnsi="Arial" w:cs="Arial"/>
@@ -12151,7 +12113,7 @@
         <w:pStyle w:val="BodyText"/>
         <w:numPr>
           <w:ilvl w:val="1"/>
-          <w:numId w:val="18"/>
+          <w:numId w:val="10"/>
         </w:numPr>
         <w:rPr>
           <w:rFonts w:ascii="Arial" w:hAnsi="Arial" w:cs="Arial"/>
@@ -12173,7 +12135,7 @@
         <w:pStyle w:val="BodyText"/>
         <w:numPr>
           <w:ilvl w:val="1"/>
-          <w:numId w:val="18"/>
+          <w:numId w:val="10"/>
         </w:numPr>
         <w:rPr>
           <w:rFonts w:ascii="Arial" w:hAnsi="Arial" w:cs="Arial"/>
@@ -12211,7 +12173,7 @@
         <w:pStyle w:val="BodyText"/>
         <w:numPr>
           <w:ilvl w:val="1"/>
-          <w:numId w:val="18"/>
+          <w:numId w:val="10"/>
         </w:numPr>
         <w:rPr>
           <w:rFonts w:ascii="Arial" w:hAnsi="Arial" w:cs="Arial"/>
@@ -12273,7 +12235,7 @@
         <w:pStyle w:val="BodyText"/>
         <w:numPr>
           <w:ilvl w:val="0"/>
-          <w:numId w:val="19"/>
+          <w:numId w:val="11"/>
         </w:numPr>
         <w:rPr>
           <w:rFonts w:ascii="Arial" w:hAnsi="Arial" w:cs="Arial"/>
@@ -12312,7 +12274,7 @@
         <w:pStyle w:val="BodyText"/>
         <w:numPr>
           <w:ilvl w:val="0"/>
-          <w:numId w:val="19"/>
+          <w:numId w:val="11"/>
         </w:numPr>
         <w:rPr>
           <w:rFonts w:ascii="Arial" w:hAnsi="Arial" w:cs="Arial"/>
@@ -12334,7 +12296,7 @@
         <w:pStyle w:val="BodyText"/>
         <w:numPr>
           <w:ilvl w:val="1"/>
-          <w:numId w:val="19"/>
+          <w:numId w:val="11"/>
         </w:numPr>
         <w:rPr>
           <w:rFonts w:ascii="Arial" w:hAnsi="Arial" w:cs="Arial"/>
@@ -12374,7 +12336,7 @@
         <w:pStyle w:val="BodyText"/>
         <w:numPr>
           <w:ilvl w:val="1"/>
-          <w:numId w:val="19"/>
+          <w:numId w:val="11"/>
         </w:numPr>
         <w:rPr>
           <w:rFonts w:ascii="Arial" w:hAnsi="Arial" w:cs="Arial"/>
@@ -12412,7 +12374,7 @@
         <w:pStyle w:val="BodyText"/>
         <w:numPr>
           <w:ilvl w:val="2"/>
-          <w:numId w:val="19"/>
+          <w:numId w:val="11"/>
         </w:numPr>
         <w:rPr>
           <w:rFonts w:ascii="Arial" w:hAnsi="Arial" w:cs="Arial"/>
@@ -12434,7 +12396,7 @@
         <w:pStyle w:val="BodyText"/>
         <w:numPr>
           <w:ilvl w:val="2"/>
-          <w:numId w:val="19"/>
+          <w:numId w:val="11"/>
         </w:numPr>
         <w:rPr>
           <w:rFonts w:ascii="Arial" w:hAnsi="Arial" w:cs="Arial"/>
@@ -12456,7 +12418,7 @@
         <w:pStyle w:val="BodyText"/>
         <w:numPr>
           <w:ilvl w:val="2"/>
-          <w:numId w:val="19"/>
+          <w:numId w:val="11"/>
         </w:numPr>
         <w:rPr>
           <w:rFonts w:ascii="Arial" w:hAnsi="Arial" w:cs="Arial"/>
@@ -12478,7 +12440,7 @@
         <w:pStyle w:val="BodyText"/>
         <w:numPr>
           <w:ilvl w:val="0"/>
-          <w:numId w:val="19"/>
+          <w:numId w:val="11"/>
         </w:numPr>
         <w:rPr>
           <w:rFonts w:ascii="Arial" w:hAnsi="Arial" w:cs="Arial"/>
@@ -13426,7 +13388,7 @@
         <w:pStyle w:val="BodyText"/>
         <w:numPr>
           <w:ilvl w:val="0"/>
-          <w:numId w:val="20"/>
+          <w:numId w:val="12"/>
         </w:numPr>
         <w:rPr>
           <w:rFonts w:ascii="Arial" w:hAnsi="Arial" w:cs="Arial"/>
@@ -13448,7 +13410,7 @@
         <w:pStyle w:val="BodyText"/>
         <w:numPr>
           <w:ilvl w:val="0"/>
-          <w:numId w:val="20"/>
+          <w:numId w:val="12"/>
         </w:numPr>
         <w:rPr>
           <w:rFonts w:ascii="Arial" w:hAnsi="Arial" w:cs="Arial"/>
@@ -13470,7 +13432,7 @@
         <w:pStyle w:val="BodyText"/>
         <w:numPr>
           <w:ilvl w:val="0"/>
-          <w:numId w:val="20"/>
+          <w:numId w:val="12"/>
         </w:numPr>
         <w:rPr>
           <w:rFonts w:ascii="Arial" w:hAnsi="Arial" w:cs="Arial"/>
@@ -13492,7 +13454,7 @@
         <w:pStyle w:val="BodyText"/>
         <w:numPr>
           <w:ilvl w:val="0"/>
-          <w:numId w:val="20"/>
+          <w:numId w:val="12"/>
         </w:numPr>
         <w:rPr>
           <w:rFonts w:ascii="Arial" w:hAnsi="Arial" w:cs="Arial"/>
@@ -13681,7 +13643,7 @@
         <w:pStyle w:val="BodyText"/>
         <w:numPr>
           <w:ilvl w:val="0"/>
-          <w:numId w:val="21"/>
+          <w:numId w:val="13"/>
         </w:numPr>
         <w:rPr>
           <w:rFonts w:ascii="Arial" w:hAnsi="Arial" w:cs="Arial"/>
@@ -13705,7 +13667,7 @@
         <w:pStyle w:val="BodyText"/>
         <w:numPr>
           <w:ilvl w:val="0"/>
-          <w:numId w:val="21"/>
+          <w:numId w:val="13"/>
         </w:numPr>
         <w:rPr>
           <w:rFonts w:ascii="Arial" w:hAnsi="Arial" w:cs="Arial"/>
@@ -13893,7 +13855,7 @@
         <w:pStyle w:val="BodyText"/>
         <w:numPr>
           <w:ilvl w:val="0"/>
-          <w:numId w:val="22"/>
+          <w:numId w:val="14"/>
         </w:numPr>
         <w:rPr>
           <w:rFonts w:ascii="Arial" w:hAnsi="Arial" w:cs="Arial"/>
@@ -13915,7 +13877,7 @@
         <w:pStyle w:val="BodyText"/>
         <w:numPr>
           <w:ilvl w:val="0"/>
-          <w:numId w:val="22"/>
+          <w:numId w:val="14"/>
         </w:numPr>
         <w:rPr>
           <w:rFonts w:ascii="Arial" w:hAnsi="Arial" w:cs="Arial"/>
@@ -13937,7 +13899,7 @@
         <w:pStyle w:val="BodyText"/>
         <w:numPr>
           <w:ilvl w:val="0"/>
-          <w:numId w:val="22"/>
+          <w:numId w:val="14"/>
         </w:numPr>
         <w:rPr>
           <w:rFonts w:ascii="Arial" w:hAnsi="Arial" w:cs="Arial"/>
@@ -14111,7 +14073,7 @@
         <w:pStyle w:val="BodyText"/>
         <w:numPr>
           <w:ilvl w:val="0"/>
-          <w:numId w:val="23"/>
+          <w:numId w:val="15"/>
         </w:numPr>
         <w:jc w:val="both"/>
         <w:rPr>
@@ -14136,7 +14098,7 @@
         <w:pStyle w:val="BodyText"/>
         <w:numPr>
           <w:ilvl w:val="0"/>
-          <w:numId w:val="23"/>
+          <w:numId w:val="15"/>
         </w:numPr>
         <w:jc w:val="both"/>
         <w:rPr>
@@ -14315,7 +14277,7 @@
         <w:pStyle w:val="BodyText"/>
         <w:numPr>
           <w:ilvl w:val="0"/>
-          <w:numId w:val="24"/>
+          <w:numId w:val="16"/>
         </w:numPr>
         <w:rPr>
           <w:rFonts w:ascii="Arial" w:hAnsi="Arial" w:cs="Arial"/>
@@ -14353,7 +14315,7 @@
         <w:pStyle w:val="BodyText"/>
         <w:numPr>
           <w:ilvl w:val="0"/>
-          <w:numId w:val="24"/>
+          <w:numId w:val="16"/>
         </w:numPr>
         <w:rPr>
           <w:rFonts w:ascii="Arial" w:hAnsi="Arial" w:cs="Arial"/>
@@ -14375,7 +14337,7 @@
         <w:pStyle w:val="BodyText"/>
         <w:numPr>
           <w:ilvl w:val="0"/>
-          <w:numId w:val="24"/>
+          <w:numId w:val="16"/>
         </w:numPr>
         <w:rPr>
           <w:rFonts w:ascii="Arial" w:hAnsi="Arial" w:cs="Arial"/>
@@ -14407,7 +14369,7 @@
         <w:pStyle w:val="BodyText"/>
         <w:numPr>
           <w:ilvl w:val="0"/>
-          <w:numId w:val="24"/>
+          <w:numId w:val="16"/>
         </w:numPr>
         <w:rPr>
           <w:rFonts w:ascii="Arial" w:hAnsi="Arial" w:cs="Arial"/>
@@ -14564,7 +14526,7 @@
         <w:pStyle w:val="BodyText"/>
         <w:numPr>
           <w:ilvl w:val="0"/>
-          <w:numId w:val="25"/>
+          <w:numId w:val="17"/>
         </w:numPr>
         <w:rPr>
           <w:rFonts w:ascii="Arial" w:hAnsi="Arial" w:cs="Arial"/>
@@ -14618,7 +14580,7 @@
         <w:pStyle w:val="BodyText"/>
         <w:numPr>
           <w:ilvl w:val="0"/>
-          <w:numId w:val="25"/>
+          <w:numId w:val="17"/>
         </w:numPr>
         <w:rPr>
           <w:rFonts w:ascii="Arial" w:hAnsi="Arial" w:cs="Arial"/>
@@ -15601,7 +15563,7 @@
         <w:pStyle w:val="BodyText"/>
         <w:numPr>
           <w:ilvl w:val="0"/>
-          <w:numId w:val="26"/>
+          <w:numId w:val="18"/>
         </w:numPr>
         <w:rPr>
           <w:rFonts w:ascii="Arial" w:hAnsi="Arial" w:cs="Arial"/>
@@ -15625,7 +15587,7 @@
         <w:pStyle w:val="BodyText"/>
         <w:numPr>
           <w:ilvl w:val="0"/>
-          <w:numId w:val="26"/>
+          <w:numId w:val="18"/>
         </w:numPr>
         <w:rPr>
           <w:rFonts w:ascii="Arial" w:hAnsi="Arial" w:cs="Arial"/>
@@ -15649,7 +15611,7 @@
         <w:pStyle w:val="BodyText"/>
         <w:numPr>
           <w:ilvl w:val="0"/>
-          <w:numId w:val="26"/>
+          <w:numId w:val="18"/>
         </w:numPr>
         <w:rPr>
           <w:rFonts w:ascii="Arial" w:hAnsi="Arial" w:cs="Arial"/>
@@ -15671,7 +15633,7 @@
         <w:pStyle w:val="BodyText"/>
         <w:numPr>
           <w:ilvl w:val="1"/>
-          <w:numId w:val="26"/>
+          <w:numId w:val="18"/>
         </w:numPr>
         <w:rPr>
           <w:rFonts w:ascii="Arial" w:hAnsi="Arial" w:cs="Arial"/>
@@ -15693,7 +15655,7 @@
         <w:pStyle w:val="BodyText"/>
         <w:numPr>
           <w:ilvl w:val="1"/>
-          <w:numId w:val="26"/>
+          <w:numId w:val="18"/>
         </w:numPr>
         <w:rPr>
           <w:rFonts w:ascii="Arial" w:hAnsi="Arial" w:cs="Arial"/>
@@ -15715,7 +15677,7 @@
         <w:pStyle w:val="BodyText"/>
         <w:numPr>
           <w:ilvl w:val="1"/>
-          <w:numId w:val="26"/>
+          <w:numId w:val="18"/>
         </w:numPr>
         <w:rPr>
           <w:rFonts w:ascii="Arial" w:hAnsi="Arial" w:cs="Arial"/>
@@ -15753,7 +15715,7 @@
         <w:pStyle w:val="BodyText"/>
         <w:numPr>
           <w:ilvl w:val="1"/>
-          <w:numId w:val="26"/>
+          <w:numId w:val="18"/>
         </w:numPr>
         <w:rPr>
           <w:rFonts w:ascii="Arial" w:hAnsi="Arial" w:cs="Arial"/>
@@ -15841,7 +15803,7 @@
         <w:pStyle w:val="BodyText"/>
         <w:numPr>
           <w:ilvl w:val="0"/>
-          <w:numId w:val="27"/>
+          <w:numId w:val="19"/>
         </w:numPr>
         <w:rPr>
           <w:rFonts w:ascii="Arial" w:hAnsi="Arial" w:cs="Arial"/>
@@ -15863,7 +15825,7 @@
         <w:pStyle w:val="BodyText"/>
         <w:numPr>
           <w:ilvl w:val="0"/>
-          <w:numId w:val="27"/>
+          <w:numId w:val="19"/>
         </w:numPr>
         <w:rPr>
           <w:rFonts w:ascii="Arial" w:hAnsi="Arial" w:cs="Arial"/>
@@ -15885,7 +15847,7 @@
         <w:pStyle w:val="BodyText"/>
         <w:numPr>
           <w:ilvl w:val="0"/>
-          <w:numId w:val="27"/>
+          <w:numId w:val="19"/>
         </w:numPr>
         <w:rPr>
           <w:rFonts w:ascii="Arial" w:hAnsi="Arial" w:cs="Arial"/>
@@ -15907,7 +15869,7 @@
         <w:pStyle w:val="BodyText"/>
         <w:numPr>
           <w:ilvl w:val="0"/>
-          <w:numId w:val="27"/>
+          <w:numId w:val="19"/>
         </w:numPr>
         <w:rPr>
           <w:rFonts w:ascii="Arial" w:hAnsi="Arial" w:cs="Arial"/>
@@ -15981,7 +15943,7 @@
         <w:pStyle w:val="BodyText"/>
         <w:numPr>
           <w:ilvl w:val="0"/>
-          <w:numId w:val="28"/>
+          <w:numId w:val="20"/>
         </w:numPr>
         <w:rPr>
           <w:rFonts w:ascii="Arial" w:hAnsi="Arial" w:cs="Arial"/>
@@ -16003,7 +15965,7 @@
         <w:pStyle w:val="BodyText"/>
         <w:numPr>
           <w:ilvl w:val="0"/>
-          <w:numId w:val="28"/>
+          <w:numId w:val="20"/>
         </w:numPr>
         <w:rPr>
           <w:rFonts w:ascii="Arial" w:hAnsi="Arial" w:cs="Arial"/>
@@ -16025,7 +15987,7 @@
         <w:pStyle w:val="BodyText"/>
         <w:numPr>
           <w:ilvl w:val="0"/>
-          <w:numId w:val="28"/>
+          <w:numId w:val="20"/>
         </w:numPr>
         <w:rPr>
           <w:rFonts w:ascii="Arial" w:hAnsi="Arial" w:cs="Arial"/>
@@ -16047,7 +16009,7 @@
         <w:pStyle w:val="BodyText"/>
         <w:numPr>
           <w:ilvl w:val="0"/>
-          <w:numId w:val="28"/>
+          <w:numId w:val="20"/>
         </w:numPr>
         <w:rPr>
           <w:rFonts w:ascii="Arial" w:hAnsi="Arial" w:cs="Arial"/>
@@ -16101,7 +16063,7 @@
         <w:pStyle w:val="BodyText"/>
         <w:numPr>
           <w:ilvl w:val="0"/>
-          <w:numId w:val="29"/>
+          <w:numId w:val="21"/>
         </w:numPr>
         <w:rPr>
           <w:rFonts w:ascii="Arial" w:hAnsi="Arial" w:cs="Arial"/>
@@ -16123,7 +16085,7 @@
         <w:pStyle w:val="BodyText"/>
         <w:numPr>
           <w:ilvl w:val="0"/>
-          <w:numId w:val="29"/>
+          <w:numId w:val="21"/>
         </w:numPr>
         <w:rPr>
           <w:rFonts w:ascii="Arial" w:hAnsi="Arial" w:cs="Arial"/>
@@ -16495,7 +16457,7 @@
       <w:pPr>
         <w:numPr>
           <w:ilvl w:val="0"/>
-          <w:numId w:val="37"/>
+          <w:numId w:val="29"/>
         </w:numPr>
         <w:rPr>
           <w:rFonts w:ascii="Arial" w:hAnsi="Arial" w:cs="Arial"/>
@@ -16516,7 +16478,7 @@
       <w:pPr>
         <w:numPr>
           <w:ilvl w:val="1"/>
-          <w:numId w:val="37"/>
+          <w:numId w:val="29"/>
         </w:numPr>
         <w:rPr>
           <w:rFonts w:ascii="Arial" w:hAnsi="Arial" w:cs="Arial"/>
@@ -16537,7 +16499,7 @@
       <w:pPr>
         <w:numPr>
           <w:ilvl w:val="1"/>
-          <w:numId w:val="37"/>
+          <w:numId w:val="29"/>
         </w:numPr>
         <w:rPr>
           <w:rFonts w:ascii="Arial" w:hAnsi="Arial" w:cs="Arial"/>
@@ -16558,7 +16520,7 @@
       <w:pPr>
         <w:numPr>
           <w:ilvl w:val="1"/>
-          <w:numId w:val="37"/>
+          <w:numId w:val="29"/>
         </w:numPr>
         <w:rPr>
           <w:rFonts w:ascii="Arial" w:hAnsi="Arial" w:cs="Arial"/>
@@ -16579,7 +16541,7 @@
       <w:pPr>
         <w:numPr>
           <w:ilvl w:val="1"/>
-          <w:numId w:val="37"/>
+          <w:numId w:val="29"/>
         </w:numPr>
         <w:rPr>
           <w:rFonts w:ascii="Arial" w:hAnsi="Arial" w:cs="Arial"/>
@@ -16600,7 +16562,7 @@
       <w:pPr>
         <w:numPr>
           <w:ilvl w:val="0"/>
-          <w:numId w:val="37"/>
+          <w:numId w:val="29"/>
         </w:numPr>
         <w:rPr>
           <w:rFonts w:ascii="Arial" w:hAnsi="Arial" w:cs="Arial"/>
@@ -16705,7 +16667,7 @@
       <w:pPr>
         <w:numPr>
           <w:ilvl w:val="0"/>
-          <w:numId w:val="38"/>
+          <w:numId w:val="30"/>
         </w:numPr>
         <w:rPr>
           <w:rFonts w:ascii="Arial" w:hAnsi="Arial" w:cs="Arial"/>
@@ -16754,7 +16716,7 @@
       <w:pPr>
         <w:numPr>
           <w:ilvl w:val="0"/>
-          <w:numId w:val="38"/>
+          <w:numId w:val="30"/>
         </w:numPr>
         <w:rPr>
           <w:rFonts w:ascii="Arial" w:hAnsi="Arial" w:cs="Arial"/>
@@ -16895,7 +16857,7 @@
       <w:pPr>
         <w:numPr>
           <w:ilvl w:val="0"/>
-          <w:numId w:val="39"/>
+          <w:numId w:val="31"/>
         </w:numPr>
         <w:rPr>
           <w:rFonts w:ascii="Arial" w:hAnsi="Arial" w:cs="Arial"/>
@@ -16934,7 +16896,7 @@
       <w:pPr>
         <w:numPr>
           <w:ilvl w:val="0"/>
-          <w:numId w:val="39"/>
+          <w:numId w:val="31"/>
         </w:numPr>
         <w:rPr>
           <w:rFonts w:ascii="Arial" w:hAnsi="Arial" w:cs="Arial"/>
@@ -16955,7 +16917,7 @@
       <w:pPr>
         <w:numPr>
           <w:ilvl w:val="0"/>
-          <w:numId w:val="39"/>
+          <w:numId w:val="31"/>
         </w:numPr>
         <w:rPr>
           <w:rFonts w:ascii="Arial" w:hAnsi="Arial" w:cs="Arial"/>
@@ -17127,7 +17089,7 @@
         <w:pStyle w:val="BodyText"/>
         <w:numPr>
           <w:ilvl w:val="0"/>
-          <w:numId w:val="34"/>
+          <w:numId w:val="26"/>
         </w:numPr>
         <w:rPr>
           <w:rFonts w:ascii="Arial" w:hAnsi="Arial" w:cs="Arial"/>
@@ -17189,7 +17151,7 @@
           <w:sz w:val="26"/>
           <w:szCs w:val="26"/>
         </w:rPr>
-        <w:t xml:space="preserve"> giá trị kích hoạt INT8 (sau bước trải phẳng - Flatten).</w:t>
+        <w:t xml:space="preserve"> giá trị kích hoạt INT8 (sau bước Flatten).</w:t>
       </w:r>
     </w:p>
     <w:p>
@@ -17197,7 +17159,7 @@
         <w:pStyle w:val="BodyText"/>
         <w:numPr>
           <w:ilvl w:val="0"/>
-          <w:numId w:val="34"/>
+          <w:numId w:val="26"/>
         </w:numPr>
         <w:rPr>
           <w:rFonts w:ascii="Arial" w:hAnsi="Arial" w:cs="Arial"/>
@@ -17219,7 +17181,7 @@
         <w:pStyle w:val="BodyText"/>
         <w:numPr>
           <w:ilvl w:val="1"/>
-          <w:numId w:val="34"/>
+          <w:numId w:val="26"/>
         </w:numPr>
         <w:rPr>
           <w:rFonts w:ascii="Arial" w:hAnsi="Arial" w:cs="Arial"/>
@@ -17259,7 +17221,7 @@
         <w:pStyle w:val="BodyText"/>
         <w:numPr>
           <w:ilvl w:val="1"/>
-          <w:numId w:val="34"/>
+          <w:numId w:val="26"/>
         </w:numPr>
         <w:rPr>
           <w:rFonts w:ascii="Arial" w:hAnsi="Arial" w:cs="Arial"/>
@@ -17299,7 +17261,7 @@
         <w:pStyle w:val="BodyText"/>
         <w:numPr>
           <w:ilvl w:val="1"/>
-          <w:numId w:val="34"/>
+          <w:numId w:val="26"/>
         </w:numPr>
         <w:rPr>
           <w:rFonts w:ascii="Arial" w:hAnsi="Arial" w:cs="Arial"/>
@@ -17339,85 +17301,50 @@
         <w:pStyle w:val="BodyText"/>
         <w:numPr>
           <w:ilvl w:val="0"/>
-          <w:numId w:val="34"/>
+          <w:numId w:val="26"/>
         </w:numPr>
-        <w:rPr>
-          <w:rFonts w:ascii="Arial" w:hAnsi="Arial" w:cs="Arial"/>
-          <w:sz w:val="26"/>
-          <w:szCs w:val="26"/>
-        </w:rPr>
-      </w:pPr>
-      <w:r>
-        <w:rPr>
-          <w:rFonts w:ascii="Arial" w:hAnsi="Arial" w:cs="Arial"/>
-          <w:sz w:val="26"/>
-          <w:szCs w:val="26"/>
-        </w:rPr>
-        <w:t>Đầu ra: Mạch Argmax tìm ra nhãn lớp có điểm số (Logit) cao nhất để xuất nhãn dự đoán predicted_class (</w:t>
-      </w:r>
-      <m:oMath>
-        <m:r>
-          <w:rPr>
-            <w:rFonts w:ascii="Cambria Math" w:hAnsi="Cambria Math" w:cs="Arial"/>
-            <w:sz w:val="26"/>
-            <w:szCs w:val="26"/>
-          </w:rPr>
-          <m:t>6</m:t>
-        </m:r>
-        <m:r>
-          <m:rPr>
-            <m:nor/>
-          </m:rPr>
-          <w:rPr>
-            <w:rFonts w:ascii="Arial" w:hAnsi="Arial" w:cs="Arial"/>
-            <w:sz w:val="26"/>
-            <w:szCs w:val="26"/>
-          </w:rPr>
-          <m:t>-bit</m:t>
-        </m:r>
-      </m:oMath>
-      <w:r>
-        <w:rPr>
-          <w:rFonts w:ascii="Arial" w:hAnsi="Arial" w:cs="Arial"/>
-          <w:sz w:val="26"/>
-          <w:szCs w:val="26"/>
-        </w:rPr>
-        <w:t>).</w:t>
+        <w:ind w:left="360"/>
+        <w:rPr>
+          <w:rFonts w:ascii="Arial" w:hAnsi="Arial" w:cs="Arial"/>
+          <w:sz w:val="26"/>
+          <w:szCs w:val="26"/>
+        </w:rPr>
+      </w:pPr>
+      <w:r>
+        <w:rPr>
+          <w:rFonts w:ascii="Arial" w:hAnsi="Arial" w:cs="Arial"/>
+          <w:sz w:val="26"/>
+          <w:szCs w:val="26"/>
+        </w:rPr>
+        <w:t>Đầu ra: Mạch Argmax tìm ra nhãn lớp có điểm số (Logit) cao nhất để xuất nhãn dự đoán</w:t>
+      </w:r>
+      <w:r>
+        <w:rPr>
+          <w:rFonts w:ascii="Arial" w:hAnsi="Arial" w:cs="Arial"/>
+          <w:sz w:val="26"/>
+          <w:szCs w:val="26"/>
+        </w:rPr>
+        <w:t>.</w:t>
       </w:r>
     </w:p>
     <w:p>
       <w:pPr>
         <w:pStyle w:val="BodyText"/>
-        <w:ind w:left="360"/>
-        <w:rPr>
-          <w:rFonts w:ascii="Arial" w:hAnsi="Arial" w:cs="Arial"/>
-          <w:sz w:val="26"/>
-          <w:szCs w:val="26"/>
-        </w:rPr>
-      </w:pPr>
-      <w:r>
-        <w:rPr>
-          <w:rFonts w:ascii="Arial" w:hAnsi="Arial" w:cs="Arial"/>
-          <w:sz w:val="26"/>
-          <w:szCs w:val="26"/>
-        </w:rPr>
-        <w:t xml:space="preserve">FC sử dụng Kiến trúc Tái sử dụng Mảng MAC </w:t>
-      </w:r>
-      <w:r>
-        <w:rPr>
-          <w:rFonts w:ascii="Arial" w:hAnsi="Arial" w:cs="Arial"/>
-          <w:sz w:val="26"/>
-          <w:szCs w:val="26"/>
-        </w:rPr>
-        <w:t>phân chia</w:t>
-      </w:r>
-      <w:r>
-        <w:rPr>
-          <w:rFonts w:ascii="Arial" w:hAnsi="Arial" w:cs="Arial"/>
-          <w:sz w:val="26"/>
-          <w:szCs w:val="26"/>
-        </w:rPr>
-        <w:t xml:space="preserve"> (Shared, Banked 8-MAC Engine).</w:t>
+        <w:rPr>
+          <w:rFonts w:ascii="Arial" w:hAnsi="Arial" w:cs="Arial"/>
+          <w:color w:val="FF0000"/>
+          <w:sz w:val="26"/>
+          <w:szCs w:val="26"/>
+        </w:rPr>
+      </w:pPr>
+      <w:r>
+        <w:rPr>
+          <w:rFonts w:ascii="Arial" w:hAnsi="Arial" w:cs="Arial"/>
+          <w:color w:val="FF0000"/>
+          <w:sz w:val="26"/>
+          <w:szCs w:val="26"/>
+        </w:rPr>
+        <w:t>FC sử dụng Kiến trúc Tái sử dụng Mảng MAC phân chia (Shared, Banked 8-MAC Engine).</w:t>
       </w:r>
     </w:p>
     <w:p>
@@ -17447,7 +17374,7 @@
         <w:pStyle w:val="BodyText"/>
         <w:numPr>
           <w:ilvl w:val="0"/>
-          <w:numId w:val="35"/>
+          <w:numId w:val="27"/>
         </w:numPr>
         <w:rPr>
           <w:rFonts w:ascii="Arial" w:hAnsi="Arial" w:cs="Arial"/>
@@ -17471,7 +17398,7 @@
         <w:pStyle w:val="BodyText"/>
         <w:numPr>
           <w:ilvl w:val="1"/>
-          <w:numId w:val="35"/>
+          <w:numId w:val="27"/>
         </w:numPr>
         <w:rPr>
           <w:rFonts w:ascii="Arial" w:hAnsi="Arial" w:cs="Arial"/>
@@ -17525,7 +17452,7 @@
         <w:pStyle w:val="BodyText"/>
         <w:numPr>
           <w:ilvl w:val="1"/>
-          <w:numId w:val="35"/>
+          <w:numId w:val="27"/>
         </w:numPr>
         <w:rPr>
           <w:rFonts w:ascii="Arial" w:hAnsi="Arial" w:cs="Arial"/>
@@ -17563,7 +17490,7 @@
         <w:pStyle w:val="BodyText"/>
         <w:numPr>
           <w:ilvl w:val="0"/>
-          <w:numId w:val="35"/>
+          <w:numId w:val="27"/>
         </w:numPr>
         <w:rPr>
           <w:rFonts w:ascii="Arial" w:hAnsi="Arial" w:cs="Arial"/>
@@ -17616,7 +17543,23 @@
           <w:sz w:val="26"/>
           <w:szCs w:val="26"/>
         </w:rPr>
-        <w:t xml:space="preserve">Các Weight được đóng gói thành từ nhớ rộng </w:t>
+        <w:t xml:space="preserve">Các Weight được đóng gói </w:t>
+      </w:r>
+      <w:r>
+        <w:rPr>
+          <w:rFonts w:ascii="Arial" w:hAnsi="Arial" w:cs="Arial"/>
+          <w:sz w:val="26"/>
+          <w:szCs w:val="26"/>
+        </w:rPr>
+        <w:t>có độ</w:t>
+      </w:r>
+      <w:r>
+        <w:rPr>
+          <w:rFonts w:ascii="Arial" w:hAnsi="Arial" w:cs="Arial"/>
+          <w:sz w:val="26"/>
+          <w:szCs w:val="26"/>
+        </w:rPr>
+        <w:t xml:space="preserve"> rộng </w:t>
       </w:r>
       <w:r>
         <w:rPr>
@@ -17725,7 +17668,7 @@
         <w:pStyle w:val="BodyText"/>
         <w:numPr>
           <w:ilvl w:val="0"/>
-          <w:numId w:val="35"/>
+          <w:numId w:val="27"/>
         </w:numPr>
         <w:rPr>
           <w:rFonts w:ascii="Arial" w:hAnsi="Arial" w:cs="Arial"/>
@@ -17755,7 +17698,7 @@
         <w:pStyle w:val="BodyText"/>
         <w:numPr>
           <w:ilvl w:val="0"/>
-          <w:numId w:val="36"/>
+          <w:numId w:val="28"/>
         </w:numPr>
         <w:ind w:left="1418"/>
         <w:rPr>
@@ -17896,7 +17839,7 @@
         <w:pStyle w:val="BodyText"/>
         <w:numPr>
           <w:ilvl w:val="0"/>
-          <w:numId w:val="36"/>
+          <w:numId w:val="28"/>
         </w:numPr>
         <w:ind w:left="1418"/>
         <w:jc w:val="both"/>
@@ -17936,7 +17879,7 @@
         <w:pStyle w:val="BodyText"/>
         <w:numPr>
           <w:ilvl w:val="0"/>
-          <w:numId w:val="35"/>
+          <w:numId w:val="27"/>
         </w:numPr>
         <w:rPr>
           <w:rFonts w:ascii="Arial" w:hAnsi="Arial" w:cs="Arial"/>
@@ -17958,7 +17901,7 @@
         <w:pStyle w:val="BodyText"/>
         <w:numPr>
           <w:ilvl w:val="1"/>
-          <w:numId w:val="35"/>
+          <w:numId w:val="27"/>
         </w:numPr>
         <w:rPr>
           <w:rFonts w:ascii="Arial" w:hAnsi="Arial" w:cs="Arial"/>
@@ -18047,7 +17990,7 @@
         <w:pStyle w:val="BodyText"/>
         <w:numPr>
           <w:ilvl w:val="0"/>
-          <w:numId w:val="35"/>
+          <w:numId w:val="27"/>
         </w:numPr>
         <w:rPr>
           <w:rFonts w:ascii="Arial" w:hAnsi="Arial" w:cs="Arial"/>
@@ -18069,7 +18012,7 @@
         <w:pStyle w:val="BodyText"/>
         <w:numPr>
           <w:ilvl w:val="0"/>
-          <w:numId w:val="36"/>
+          <w:numId w:val="28"/>
         </w:numPr>
         <w:ind w:left="1418"/>
         <w:jc w:val="both"/>
@@ -18107,10 +18050,10 @@
         <w:tblLook w:val="04A0" w:firstRow="1" w:lastRow="0" w:firstColumn="1" w:lastColumn="0" w:noHBand="0" w:noVBand="1"/>
       </w:tblPr>
       <w:tblGrid>
-        <w:gridCol w:w="1997"/>
-        <w:gridCol w:w="2576"/>
-        <w:gridCol w:w="2576"/>
-        <w:gridCol w:w="2661"/>
+        <w:gridCol w:w="2068"/>
+        <w:gridCol w:w="1843"/>
+        <w:gridCol w:w="1843"/>
+        <w:gridCol w:w="2126"/>
       </w:tblGrid>
       <w:tr>
         <w:trPr>
@@ -18120,7 +18063,7 @@
         </w:trPr>
         <w:tc>
           <w:tcPr>
-            <w:tcW w:w="0" w:type="auto"/>
+            <w:tcW w:w="2023" w:type="dxa"/>
             <w:tcBorders>
               <w:top w:val="single" w:sz="6" w:space="0" w:color="C4C7C5"/>
               <w:left w:val="single" w:sz="6" w:space="0" w:color="C4C7C5"/>
@@ -18158,7 +18101,7 @@
         </w:tc>
         <w:tc>
           <w:tcPr>
-            <w:tcW w:w="0" w:type="auto"/>
+            <w:tcW w:w="1813" w:type="dxa"/>
             <w:tcBorders>
               <w:top w:val="single" w:sz="6" w:space="0" w:color="C4C7C5"/>
               <w:left w:val="single" w:sz="6" w:space="0" w:color="C4C7C5"/>
@@ -18196,7 +18139,7 @@
         </w:tc>
         <w:tc>
           <w:tcPr>
-            <w:tcW w:w="0" w:type="auto"/>
+            <w:tcW w:w="1813" w:type="dxa"/>
             <w:tcBorders>
               <w:top w:val="single" w:sz="6" w:space="0" w:color="C4C7C5"/>
               <w:left w:val="single" w:sz="6" w:space="0" w:color="C4C7C5"/>
@@ -18234,7 +18177,7 @@
         </w:tc>
         <w:tc>
           <w:tcPr>
-            <w:tcW w:w="0" w:type="auto"/>
+            <w:tcW w:w="2081" w:type="dxa"/>
             <w:tcBorders>
               <w:top w:val="single" w:sz="6" w:space="0" w:color="C4C7C5"/>
               <w:left w:val="single" w:sz="6" w:space="0" w:color="C4C7C5"/>
@@ -18278,7 +18221,7 @@
         </w:trPr>
         <w:tc>
           <w:tcPr>
-            <w:tcW w:w="0" w:type="auto"/>
+            <w:tcW w:w="2023" w:type="dxa"/>
             <w:tcBorders>
               <w:top w:val="single" w:sz="6" w:space="0" w:color="C4C7C5"/>
               <w:left w:val="single" w:sz="6" w:space="0" w:color="C4C7C5"/>
@@ -18326,7 +18269,7 @@
         </w:tc>
         <w:tc>
           <w:tcPr>
-            <w:tcW w:w="0" w:type="auto"/>
+            <w:tcW w:w="1813" w:type="dxa"/>
             <w:tcBorders>
               <w:top w:val="single" w:sz="6" w:space="0" w:color="C4C7C5"/>
               <w:left w:val="single" w:sz="6" w:space="0" w:color="C4C7C5"/>
@@ -18364,7 +18307,7 @@
         </w:tc>
         <w:tc>
           <w:tcPr>
-            <w:tcW w:w="0" w:type="auto"/>
+            <w:tcW w:w="1813" w:type="dxa"/>
             <w:tcBorders>
               <w:top w:val="single" w:sz="6" w:space="0" w:color="C4C7C5"/>
               <w:left w:val="single" w:sz="6" w:space="0" w:color="C4C7C5"/>
@@ -18402,7 +18345,7 @@
         </w:tc>
         <w:tc>
           <w:tcPr>
-            <w:tcW w:w="0" w:type="auto"/>
+            <w:tcW w:w="2081" w:type="dxa"/>
             <w:tcBorders>
               <w:top w:val="single" w:sz="6" w:space="0" w:color="C4C7C5"/>
               <w:left w:val="single" w:sz="6" w:space="0" w:color="C4C7C5"/>
@@ -18446,7 +18389,7 @@
         </w:trPr>
         <w:tc>
           <w:tcPr>
-            <w:tcW w:w="0" w:type="auto"/>
+            <w:tcW w:w="2023" w:type="dxa"/>
             <w:tcBorders>
               <w:top w:val="single" w:sz="6" w:space="0" w:color="C4C7C5"/>
               <w:left w:val="single" w:sz="6" w:space="0" w:color="C4C7C5"/>
@@ -18494,7 +18437,7 @@
         </w:tc>
         <w:tc>
           <w:tcPr>
-            <w:tcW w:w="0" w:type="auto"/>
+            <w:tcW w:w="1813" w:type="dxa"/>
             <w:tcBorders>
               <w:top w:val="single" w:sz="6" w:space="0" w:color="C4C7C5"/>
               <w:left w:val="single" w:sz="6" w:space="0" w:color="C4C7C5"/>
@@ -18532,7 +18475,7 @@
         </w:tc>
         <w:tc>
           <w:tcPr>
-            <w:tcW w:w="0" w:type="auto"/>
+            <w:tcW w:w="1813" w:type="dxa"/>
             <w:tcBorders>
               <w:top w:val="single" w:sz="6" w:space="0" w:color="C4C7C5"/>
               <w:left w:val="single" w:sz="6" w:space="0" w:color="C4C7C5"/>
@@ -18570,7 +18513,7 @@
         </w:tc>
         <w:tc>
           <w:tcPr>
-            <w:tcW w:w="0" w:type="auto"/>
+            <w:tcW w:w="2081" w:type="dxa"/>
             <w:tcBorders>
               <w:top w:val="single" w:sz="6" w:space="0" w:color="C4C7C5"/>
               <w:left w:val="single" w:sz="6" w:space="0" w:color="C4C7C5"/>
@@ -18614,7 +18557,7 @@
         </w:trPr>
         <w:tc>
           <w:tcPr>
-            <w:tcW w:w="0" w:type="auto"/>
+            <w:tcW w:w="2023" w:type="dxa"/>
             <w:tcBorders>
               <w:top w:val="single" w:sz="6" w:space="0" w:color="C4C7C5"/>
               <w:left w:val="single" w:sz="6" w:space="0" w:color="C4C7C5"/>
@@ -18675,7 +18618,7 @@
         </w:tc>
         <w:tc>
           <w:tcPr>
-            <w:tcW w:w="0" w:type="auto"/>
+            <w:tcW w:w="1813" w:type="dxa"/>
             <w:tcBorders>
               <w:top w:val="single" w:sz="6" w:space="0" w:color="C4C7C5"/>
               <w:left w:val="single" w:sz="6" w:space="0" w:color="C4C7C5"/>
@@ -18717,7 +18660,7 @@
         </w:tc>
         <w:tc>
           <w:tcPr>
-            <w:tcW w:w="0" w:type="auto"/>
+            <w:tcW w:w="1813" w:type="dxa"/>
             <w:tcBorders>
               <w:top w:val="single" w:sz="6" w:space="0" w:color="C4C7C5"/>
               <w:left w:val="single" w:sz="6" w:space="0" w:color="C4C7C5"/>
@@ -18759,7 +18702,7 @@
         </w:tc>
         <w:tc>
           <w:tcPr>
-            <w:tcW w:w="0" w:type="auto"/>
+            <w:tcW w:w="2081" w:type="dxa"/>
             <w:tcBorders>
               <w:top w:val="single" w:sz="6" w:space="0" w:color="C4C7C5"/>
               <w:left w:val="single" w:sz="6" w:space="0" w:color="C4C7C5"/>
@@ -18807,7 +18750,7 @@
         </w:trPr>
         <w:tc>
           <w:tcPr>
-            <w:tcW w:w="0" w:type="auto"/>
+            <w:tcW w:w="2023" w:type="dxa"/>
             <w:tcBorders>
               <w:top w:val="single" w:sz="6" w:space="0" w:color="C4C7C5"/>
               <w:left w:val="single" w:sz="6" w:space="0" w:color="C4C7C5"/>
@@ -18841,7 +18784,7 @@
         </w:tc>
         <w:tc>
           <w:tcPr>
-            <w:tcW w:w="0" w:type="auto"/>
+            <w:tcW w:w="1813" w:type="dxa"/>
             <w:tcBorders>
               <w:top w:val="single" w:sz="6" w:space="0" w:color="C4C7C5"/>
               <w:left w:val="single" w:sz="6" w:space="0" w:color="C4C7C5"/>
@@ -18869,20 +18812,20 @@
               <w:rPr>
                 <w:rFonts w:ascii="Arial" w:hAnsi="Arial" w:cs="Arial"/>
               </w:rPr>
-              <w:t xml:space="preserve">INT8 (Sau Quantization &amp; </w:t>
+              <w:t xml:space="preserve">INT8 (Sau Quantization </w:t>
             </w:r>
             <w:r>
               <w:rPr>
                 <w:rFonts w:ascii="Arial" w:hAnsi="Arial" w:cs="Arial"/>
               </w:rPr>
               <w:lastRenderedPageBreak/>
-              <w:t>ReLU)</w:t>
+              <w:t>&amp; ReLU)</w:t>
             </w:r>
           </w:p>
         </w:tc>
         <w:tc>
           <w:tcPr>
-            <w:tcW w:w="0" w:type="auto"/>
+            <w:tcW w:w="1813" w:type="dxa"/>
             <w:tcBorders>
               <w:top w:val="single" w:sz="6" w:space="0" w:color="C4C7C5"/>
               <w:left w:val="single" w:sz="6" w:space="0" w:color="C4C7C5"/>
@@ -18911,20 +18854,20 @@
                 <w:rFonts w:ascii="Arial" w:hAnsi="Arial" w:cs="Arial"/>
               </w:rPr>
               <w:lastRenderedPageBreak/>
-              <w:t xml:space="preserve">INT8 (Sau Quantization &amp; </w:t>
+              <w:t xml:space="preserve">INT8 (Sau Quantization </w:t>
             </w:r>
             <w:r>
               <w:rPr>
                 <w:rFonts w:ascii="Arial" w:hAnsi="Arial" w:cs="Arial"/>
               </w:rPr>
               <w:lastRenderedPageBreak/>
-              <w:t>ReLU)</w:t>
+              <w:t>&amp; ReLU)</w:t>
             </w:r>
           </w:p>
         </w:tc>
         <w:tc>
           <w:tcPr>
-            <w:tcW w:w="0" w:type="auto"/>
+            <w:tcW w:w="2081" w:type="dxa"/>
             <w:tcBorders>
               <w:top w:val="single" w:sz="6" w:space="0" w:color="C4C7C5"/>
               <w:left w:val="single" w:sz="6" w:space="0" w:color="C4C7C5"/>
@@ -18965,7 +18908,7 @@
         </w:trPr>
         <w:tc>
           <w:tcPr>
-            <w:tcW w:w="0" w:type="auto"/>
+            <w:tcW w:w="2023" w:type="dxa"/>
             <w:tcBorders>
               <w:top w:val="single" w:sz="6" w:space="0" w:color="C4C7C5"/>
               <w:left w:val="single" w:sz="6" w:space="0" w:color="C4C7C5"/>
@@ -18999,7 +18942,7 @@
         </w:tc>
         <w:tc>
           <w:tcPr>
-            <w:tcW w:w="0" w:type="auto"/>
+            <w:tcW w:w="1813" w:type="dxa"/>
             <w:tcBorders>
               <w:top w:val="single" w:sz="6" w:space="0" w:color="C4C7C5"/>
               <w:left w:val="single" w:sz="6" w:space="0" w:color="C4C7C5"/>
@@ -19033,7 +18976,7 @@
         </w:tc>
         <w:tc>
           <w:tcPr>
-            <w:tcW w:w="0" w:type="auto"/>
+            <w:tcW w:w="1813" w:type="dxa"/>
             <w:tcBorders>
               <w:top w:val="single" w:sz="6" w:space="0" w:color="C4C7C5"/>
               <w:left w:val="single" w:sz="6" w:space="0" w:color="C4C7C5"/>
@@ -19067,7 +19010,7 @@
         </w:tc>
         <w:tc>
           <w:tcPr>
-            <w:tcW w:w="0" w:type="auto"/>
+            <w:tcW w:w="2081" w:type="dxa"/>
             <w:tcBorders>
               <w:top w:val="single" w:sz="6" w:space="0" w:color="C4C7C5"/>
               <w:left w:val="single" w:sz="6" w:space="0" w:color="C4C7C5"/>
@@ -19186,7 +19129,7 @@
         <w:pStyle w:val="BodyText"/>
         <w:numPr>
           <w:ilvl w:val="0"/>
-          <w:numId w:val="44"/>
+          <w:numId w:val="36"/>
         </w:numPr>
         <w:rPr>
           <w:rFonts w:ascii="Arial" w:hAnsi="Arial" w:cs="Arial"/>
@@ -19247,7 +19190,7 @@
         <w:pStyle w:val="BodyText"/>
         <w:numPr>
           <w:ilvl w:val="0"/>
-          <w:numId w:val="44"/>
+          <w:numId w:val="36"/>
         </w:numPr>
         <w:rPr>
           <w:rFonts w:ascii="Arial" w:hAnsi="Arial" w:cs="Arial"/>
@@ -19380,7 +19323,7 @@
         <w:pStyle w:val="BodyText"/>
         <w:numPr>
           <w:ilvl w:val="0"/>
-          <w:numId w:val="44"/>
+          <w:numId w:val="36"/>
         </w:numPr>
         <w:rPr>
           <w:rFonts w:ascii="Arial" w:hAnsi="Arial" w:cs="Arial"/>
@@ -19396,15 +19339,36 @@
           <w:sz w:val="26"/>
           <w:szCs w:val="26"/>
         </w:rPr>
-        <w:t>Tích lũy Nội cục (Intra-Lane Accumulation - Red &amp; Blue Loops):</w:t>
-      </w:r>
-      <w:r>
-        <w:rPr>
-          <w:rFonts w:ascii="Arial" w:hAnsi="Arial" w:cs="Arial"/>
-          <w:sz w:val="26"/>
-          <w:szCs w:val="26"/>
-        </w:rPr>
-        <w:t xml:space="preserve"> Phép nhân tại mỗi Lane được cộng dồn phản hồi nối tiếp qua </w:t>
+        <w:lastRenderedPageBreak/>
+        <w:t xml:space="preserve">Tích lũy </w:t>
+      </w:r>
+      <w:r>
+        <w:rPr>
+          <w:rFonts w:ascii="Arial" w:hAnsi="Arial" w:cs="Arial"/>
+          <w:b/>
+          <w:bCs/>
+          <w:sz w:val="26"/>
+          <w:szCs w:val="26"/>
+        </w:rPr>
+        <w:t>nội bộ</w:t>
+      </w:r>
+      <w:r>
+        <w:rPr>
+          <w:rFonts w:ascii="Arial" w:hAnsi="Arial" w:cs="Arial"/>
+          <w:b/>
+          <w:bCs/>
+          <w:sz w:val="26"/>
+          <w:szCs w:val="26"/>
+        </w:rPr>
+        <w:t xml:space="preserve">: </w:t>
+      </w:r>
+      <w:r>
+        <w:rPr>
+          <w:rFonts w:ascii="Arial" w:hAnsi="Arial" w:cs="Arial"/>
+          <w:sz w:val="26"/>
+          <w:szCs w:val="26"/>
+        </w:rPr>
+        <w:t xml:space="preserve">Phép nhân tại mỗi Lane được cộng dồn phản hồi nối tiếp qua </w:t>
       </w:r>
       <m:oMath>
         <m:sSub>
@@ -19445,16 +19409,7 @@
           <w:sz w:val="26"/>
           <w:szCs w:val="26"/>
         </w:rPr>
-        <w:t xml:space="preserve"> chu kỳ clock </w:t>
-      </w:r>
-      <w:r>
-        <w:rPr>
-          <w:rFonts w:ascii="Arial" w:hAnsi="Arial" w:cs="Arial"/>
-          <w:sz w:val="26"/>
-          <w:szCs w:val="26"/>
-        </w:rPr>
-        <w:lastRenderedPageBreak/>
-        <w:t>(</w:t>
+        <w:t xml:space="preserve"> chu kỳ clock (</w:t>
       </w:r>
       <m:oMath>
         <m:r>
@@ -19545,7 +19500,7 @@
         <w:pStyle w:val="BodyText"/>
         <w:numPr>
           <w:ilvl w:val="0"/>
-          <w:numId w:val="44"/>
+          <w:numId w:val="36"/>
         </w:numPr>
         <w:rPr>
           <w:rFonts w:ascii="Arial" w:hAnsi="Arial" w:cs="Arial"/>
@@ -19569,7 +19524,7 @@
         <w:pStyle w:val="BodyText"/>
         <w:numPr>
           <w:ilvl w:val="0"/>
-          <w:numId w:val="43"/>
+          <w:numId w:val="35"/>
         </w:numPr>
         <w:tabs>
           <w:tab w:val="clear" w:pos="720"/>
@@ -19635,16 +19590,13 @@
         <w:pStyle w:val="BodyText"/>
         <w:numPr>
           <w:ilvl w:val="0"/>
-          <w:numId w:val="43"/>
+          <w:numId w:val="35"/>
         </w:numPr>
+        <w:tabs>
+          <w:tab w:val="clear" w:pos="720"/>
+          <w:tab w:val="num" w:pos="1276"/>
+        </w:tabs>
         <w:ind w:left="1560"/>
-        <w:rPr>
-          <w:rFonts w:ascii="Arial" w:hAnsi="Arial" w:cs="Arial"/>
-          <w:sz w:val="26"/>
-          <w:szCs w:val="26"/>
-        </w:rPr>
-      </w:pPr>
-      <w:r>
         <w:rPr>
           <w:rFonts w:ascii="Arial" w:hAnsi="Arial" w:cs="Arial"/>
           <w:b/>
@@ -19652,15 +19604,43 @@
           <w:sz w:val="26"/>
           <w:szCs w:val="26"/>
         </w:rPr>
-        <w:t>Nhánh FC3:</w:t>
-      </w:r>
-      <w:r>
-        <w:rPr>
-          <w:rFonts w:ascii="Arial" w:hAnsi="Arial" w:cs="Arial"/>
-          <w:sz w:val="26"/>
-          <w:szCs w:val="26"/>
-        </w:rPr>
-        <w:t xml:space="preserve"> Dữ liệu điểm thô </w:t>
+      </w:pPr>
+      <w:r>
+        <w:rPr>
+          <w:rFonts w:ascii="Arial" w:hAnsi="Arial" w:cs="Arial"/>
+          <w:b/>
+          <w:bCs/>
+          <w:sz w:val="26"/>
+          <w:szCs w:val="26"/>
+        </w:rPr>
+        <w:t>Nhánh FC3 (Tầng ngõ ra &amp; Phân loại Argmax):</w:t>
+      </w:r>
+    </w:p>
+    <w:p>
+      <w:pPr>
+        <w:pStyle w:val="BodyText"/>
+        <w:numPr>
+          <w:ilvl w:val="0"/>
+          <w:numId w:val="35"/>
+        </w:numPr>
+        <w:tabs>
+          <w:tab w:val="clear" w:pos="720"/>
+          <w:tab w:val="num" w:pos="1276"/>
+        </w:tabs>
+        <w:ind w:left="2127"/>
+        <w:rPr>
+          <w:rFonts w:ascii="Arial" w:hAnsi="Arial" w:cs="Arial"/>
+          <w:sz w:val="26"/>
+          <w:szCs w:val="26"/>
+        </w:rPr>
+      </w:pPr>
+      <w:r>
+        <w:rPr>
+          <w:rFonts w:ascii="Arial" w:hAnsi="Arial" w:cs="Arial"/>
+          <w:sz w:val="26"/>
+          <w:szCs w:val="26"/>
+        </w:rPr>
+        <w:t xml:space="preserve">Dữ liệu điểm số thô </w:t>
       </w:r>
       <m:oMath>
         <m:r>
@@ -19689,72 +19669,7 @@
           <w:sz w:val="26"/>
           <w:szCs w:val="26"/>
         </w:rPr>
-        <w:t xml:space="preserve"> (Raw Logits) được đưa thẳng vào mạch Streaming Argmax Unit thực hiện so sánh lớn hơn ngặt để chốt mã lớp dự đoán cuối cùng Predicted Class ID (6-bit).</w:t>
-      </w:r>
-    </w:p>
-    <w:p>
-      <w:pPr>
-        <w:pStyle w:val="BodyText"/>
-        <w:rPr>
-          <w:rFonts w:ascii="Arial" w:hAnsi="Arial" w:cs="Arial"/>
-          <w:sz w:val="26"/>
-          <w:szCs w:val="26"/>
-        </w:rPr>
-      </w:pPr>
-      <w:r>
-        <w:rPr>
-          <w:rFonts w:ascii="Arial" w:hAnsi="Arial" w:cs="Arial"/>
-          <w:noProof/>
-          <w:sz w:val="26"/>
-          <w:szCs w:val="26"/>
-        </w:rPr>
-        <w:pict w14:anchorId="16058BB2">
-          <v:shapetype id="_x0000_t32" coordsize="21600,21600" o:spt="32" o:oned="t" path="m,l21600,21600e" filled="f">
-            <v:path arrowok="t" fillok="f" o:connecttype="none"/>
-            <o:lock v:ext="edit" shapetype="t"/>
-          </v:shapetype>
-          <v:shape id="_x0000_s1029" type="#_x0000_t32" style="position:absolute;margin-left:-33pt;margin-top:5.15pt;width:522.75pt;height:0;z-index:251658240" o:connectortype="straight"/>
-        </w:pict>
-      </w:r>
-    </w:p>
-    <w:p>
-      <w:pPr>
-        <w:pStyle w:val="BodyText"/>
-        <w:rPr>
-          <w:rFonts w:ascii="Arial" w:hAnsi="Arial" w:cs="Arial"/>
-          <w:color w:val="FF0000"/>
-          <w:sz w:val="26"/>
-          <w:szCs w:val="26"/>
-        </w:rPr>
-      </w:pPr>
-      <w:r>
-        <w:rPr>
-          <w:rFonts w:ascii="Arial" w:hAnsi="Arial" w:cs="Arial"/>
-          <w:b/>
-          <w:bCs/>
-          <w:color w:val="FF0000"/>
-          <w:sz w:val="26"/>
-          <w:szCs w:val="26"/>
-        </w:rPr>
-        <w:t>Cơ chế Vòng lặp Nhóm (FC Group Loop):</w:t>
-      </w:r>
-    </w:p>
-    <w:p>
-      <w:pPr>
-        <w:pStyle w:val="BodyText"/>
-        <w:rPr>
-          <w:rFonts w:ascii="Arial" w:hAnsi="Arial" w:cs="Arial"/>
-          <w:sz w:val="26"/>
-          <w:szCs w:val="26"/>
-        </w:rPr>
-      </w:pPr>
-      <w:r>
-        <w:rPr>
-          <w:rFonts w:ascii="Arial" w:hAnsi="Arial" w:cs="Arial"/>
-          <w:sz w:val="26"/>
-          <w:szCs w:val="26"/>
-        </w:rPr>
-        <w:t>Do phần cứng chỉ tích hợp 8 MAC Lanes vật lý, hệ thống chia số nơ-ron ngõ ra của từng tầng thành các Nhóm 8-nơ-ron (Groups) và xử lý cuốn chiếu theo chu kỳ thời gian:</w:t>
+        <w:t xml:space="preserve"> (Raw Logits) từ bộ tích lũy ngõ ra được xả ra và xử lý song song trong cùng một nhịp clock:</w:t>
       </w:r>
     </w:p>
     <w:p>
@@ -19762,817 +19677,26 @@
         <w:pStyle w:val="BodyText"/>
         <w:numPr>
           <w:ilvl w:val="0"/>
-          <w:numId w:val="45"/>
+          <w:numId w:val="35"/>
         </w:numPr>
-        <w:rPr>
-          <w:rFonts w:ascii="Arial" w:hAnsi="Arial" w:cs="Arial"/>
-          <w:sz w:val="26"/>
-          <w:szCs w:val="26"/>
-        </w:rPr>
-      </w:pPr>
-      <w:r>
-        <w:rPr>
-          <w:rFonts w:ascii="Arial" w:hAnsi="Arial" w:cs="Arial"/>
-          <w:b/>
-          <w:bCs/>
-          <w:sz w:val="26"/>
-          <w:szCs w:val="26"/>
-        </w:rPr>
-        <w:t>Tầng FC1 (</w:t>
-      </w:r>
-      <m:oMath>
-        <m:r>
-          <w:rPr>
-            <w:rFonts w:ascii="Cambria Math" w:hAnsi="Cambria Math" w:cs="Arial"/>
-            <w:sz w:val="26"/>
-            <w:szCs w:val="26"/>
-          </w:rPr>
-          <m:t>600→120</m:t>
-        </m:r>
-      </m:oMath>
-      <w:r>
-        <w:rPr>
-          <w:rFonts w:ascii="Arial" w:hAnsi="Arial" w:cs="Arial"/>
-          <w:b/>
-          <w:bCs/>
-          <w:sz w:val="26"/>
-          <w:szCs w:val="26"/>
-        </w:rPr>
-        <w:t>):</w:t>
-      </w:r>
-      <w:r>
-        <w:rPr>
-          <w:rFonts w:ascii="Arial" w:hAnsi="Arial" w:cs="Arial"/>
-          <w:sz w:val="26"/>
-          <w:szCs w:val="26"/>
-        </w:rPr>
-        <w:t xml:space="preserve"> Cần </w:t>
-      </w:r>
-      <m:oMath>
-        <m:r>
-          <w:rPr>
-            <w:rFonts w:ascii="Cambria Math" w:hAnsi="Cambria Math" w:cs="Arial"/>
-            <w:sz w:val="26"/>
-            <w:szCs w:val="26"/>
-          </w:rPr>
-          <m:t>120/8=15</m:t>
-        </m:r>
-        <m:r>
-          <m:rPr>
-            <m:nor/>
-          </m:rPr>
-          <w:rPr>
-            <w:rFonts w:ascii="Arial" w:hAnsi="Arial" w:cs="Arial"/>
-            <w:sz w:val="26"/>
-            <w:szCs w:val="26"/>
-          </w:rPr>
-          <m:t> Groups </m:t>
-        </m:r>
-        <m:d>
-          <m:dPr>
-            <m:ctrlPr>
-              <w:rPr>
-                <w:rFonts w:ascii="Cambria Math" w:hAnsi="Cambria Math" w:cs="Arial"/>
-                <w:sz w:val="26"/>
-                <w:szCs w:val="26"/>
-              </w:rPr>
-            </m:ctrlPr>
-          </m:dPr>
-          <m:e>
-            <m:r>
-              <w:rPr>
-                <w:rFonts w:ascii="Cambria Math" w:hAnsi="Cambria Math" w:cs="Arial"/>
-                <w:sz w:val="26"/>
-                <w:szCs w:val="26"/>
-              </w:rPr>
-              <m:t>g=0…14</m:t>
-            </m:r>
-          </m:e>
-        </m:d>
-      </m:oMath>
-      <w:r>
-        <w:rPr>
-          <w:rFonts w:ascii="Arial" w:hAnsi="Arial" w:cs="Arial"/>
-          <w:sz w:val="26"/>
-          <w:szCs w:val="26"/>
-        </w:rPr>
-        <w:t>.</w:t>
-      </w:r>
-    </w:p>
-    <w:p>
-      <w:pPr>
-        <w:pStyle w:val="BodyText"/>
-        <w:numPr>
-          <w:ilvl w:val="0"/>
-          <w:numId w:val="45"/>
-        </w:numPr>
-        <w:rPr>
-          <w:rFonts w:ascii="Arial" w:hAnsi="Arial" w:cs="Arial"/>
-          <w:sz w:val="26"/>
-          <w:szCs w:val="26"/>
-        </w:rPr>
-      </w:pPr>
-      <w:r>
-        <w:rPr>
-          <w:rFonts w:ascii="Arial" w:hAnsi="Arial" w:cs="Arial"/>
-          <w:b/>
-          <w:bCs/>
-          <w:sz w:val="26"/>
-          <w:szCs w:val="26"/>
-        </w:rPr>
-        <w:t>Tầng FC2 (</w:t>
-      </w:r>
-      <m:oMath>
-        <m:r>
-          <w:rPr>
-            <w:rFonts w:ascii="Cambria Math" w:hAnsi="Cambria Math" w:cs="Arial"/>
-            <w:sz w:val="26"/>
-            <w:szCs w:val="26"/>
-          </w:rPr>
-          <m:t>120→84</m:t>
-        </m:r>
-      </m:oMath>
-      <w:r>
-        <w:rPr>
-          <w:rFonts w:ascii="Arial" w:hAnsi="Arial" w:cs="Arial"/>
-          <w:b/>
-          <w:bCs/>
-          <w:sz w:val="26"/>
-          <w:szCs w:val="26"/>
-        </w:rPr>
-        <w:t>):</w:t>
-      </w:r>
-      <w:r>
-        <w:rPr>
-          <w:rFonts w:ascii="Arial" w:hAnsi="Arial" w:cs="Arial"/>
-          <w:sz w:val="26"/>
-          <w:szCs w:val="26"/>
-        </w:rPr>
-        <w:t xml:space="preserve"> Cần </w:t>
-      </w:r>
-      <m:oMath>
-        <m:d>
-          <m:dPr>
-            <m:begChr m:val="⌈"/>
-            <m:endChr m:val="⌉"/>
-            <m:ctrlPr>
-              <w:rPr>
-                <w:rFonts w:ascii="Cambria Math" w:hAnsi="Cambria Math" w:cs="Arial"/>
-                <w:sz w:val="26"/>
-                <w:szCs w:val="26"/>
-              </w:rPr>
-            </m:ctrlPr>
-          </m:dPr>
-          <m:e>
-            <m:r>
-              <w:rPr>
-                <w:rFonts w:ascii="Cambria Math" w:hAnsi="Cambria Math" w:cs="Arial"/>
-                <w:sz w:val="26"/>
-                <w:szCs w:val="26"/>
-              </w:rPr>
-              <m:t>84/8</m:t>
-            </m:r>
-          </m:e>
-        </m:d>
-        <m:r>
-          <w:rPr>
-            <w:rFonts w:ascii="Cambria Math" w:hAnsi="Cambria Math" w:cs="Arial"/>
-            <w:sz w:val="26"/>
-            <w:szCs w:val="26"/>
-          </w:rPr>
-          <m:t>=11</m:t>
-        </m:r>
-        <m:r>
-          <m:rPr>
-            <m:nor/>
-          </m:rPr>
-          <w:rPr>
-            <w:rFonts w:ascii="Arial" w:hAnsi="Arial" w:cs="Arial"/>
-            <w:sz w:val="26"/>
-            <w:szCs w:val="26"/>
-          </w:rPr>
-          <m:t> Groups </m:t>
-        </m:r>
-        <m:d>
-          <m:dPr>
-            <m:ctrlPr>
-              <w:rPr>
-                <w:rFonts w:ascii="Cambria Math" w:hAnsi="Cambria Math" w:cs="Arial"/>
-                <w:sz w:val="26"/>
-                <w:szCs w:val="26"/>
-              </w:rPr>
-            </m:ctrlPr>
-          </m:dPr>
-          <m:e>
-            <m:r>
-              <w:rPr>
-                <w:rFonts w:ascii="Cambria Math" w:hAnsi="Cambria Math" w:cs="Arial"/>
-                <w:sz w:val="26"/>
-                <w:szCs w:val="26"/>
-              </w:rPr>
-              <m:t>g=0…10</m:t>
-            </m:r>
-          </m:e>
-        </m:d>
-      </m:oMath>
-      <w:r>
-        <w:rPr>
-          <w:rFonts w:ascii="Arial" w:hAnsi="Arial" w:cs="Arial"/>
-          <w:sz w:val="26"/>
-          <w:szCs w:val="26"/>
-        </w:rPr>
-        <w:t>.</w:t>
-      </w:r>
-    </w:p>
-    <w:p>
-      <w:pPr>
-        <w:pStyle w:val="BodyText"/>
-        <w:numPr>
-          <w:ilvl w:val="0"/>
-          <w:numId w:val="45"/>
-        </w:numPr>
-        <w:rPr>
-          <w:rFonts w:ascii="Arial" w:hAnsi="Arial" w:cs="Arial"/>
-          <w:sz w:val="26"/>
-          <w:szCs w:val="26"/>
-        </w:rPr>
-      </w:pPr>
-      <w:r>
-        <w:rPr>
-          <w:rFonts w:ascii="Arial" w:hAnsi="Arial" w:cs="Arial"/>
-          <w:b/>
-          <w:bCs/>
-          <w:sz w:val="26"/>
-          <w:szCs w:val="26"/>
-        </w:rPr>
-        <w:t>Tầng FC3 (</w:t>
-      </w:r>
-      <m:oMath>
-        <m:r>
-          <w:rPr>
-            <w:rFonts w:ascii="Cambria Math" w:hAnsi="Cambria Math" w:cs="Arial"/>
-            <w:sz w:val="26"/>
-            <w:szCs w:val="26"/>
-          </w:rPr>
-          <m:t>84→47</m:t>
-        </m:r>
-      </m:oMath>
-      <w:r>
-        <w:rPr>
-          <w:rFonts w:ascii="Arial" w:hAnsi="Arial" w:cs="Arial"/>
-          <w:b/>
-          <w:bCs/>
-          <w:sz w:val="26"/>
-          <w:szCs w:val="26"/>
-        </w:rPr>
-        <w:t>):</w:t>
-      </w:r>
-      <w:r>
-        <w:rPr>
-          <w:rFonts w:ascii="Arial" w:hAnsi="Arial" w:cs="Arial"/>
-          <w:sz w:val="26"/>
-          <w:szCs w:val="26"/>
-        </w:rPr>
-        <w:t xml:space="preserve"> Cần </w:t>
-      </w:r>
-      <m:oMath>
-        <m:d>
-          <m:dPr>
-            <m:begChr m:val="⌈"/>
-            <m:endChr m:val="⌉"/>
-            <m:ctrlPr>
-              <w:rPr>
-                <w:rFonts w:ascii="Cambria Math" w:hAnsi="Cambria Math" w:cs="Arial"/>
-                <w:sz w:val="26"/>
-                <w:szCs w:val="26"/>
-              </w:rPr>
-            </m:ctrlPr>
-          </m:dPr>
-          <m:e>
-            <m:r>
-              <w:rPr>
-                <w:rFonts w:ascii="Cambria Math" w:hAnsi="Cambria Math" w:cs="Arial"/>
-                <w:sz w:val="26"/>
-                <w:szCs w:val="26"/>
-              </w:rPr>
-              <m:t>47/8</m:t>
-            </m:r>
-          </m:e>
-        </m:d>
-        <m:r>
-          <w:rPr>
-            <w:rFonts w:ascii="Cambria Math" w:hAnsi="Cambria Math" w:cs="Arial"/>
-            <w:sz w:val="26"/>
-            <w:szCs w:val="26"/>
-          </w:rPr>
-          <m:t>=6</m:t>
-        </m:r>
-        <m:r>
-          <m:rPr>
-            <m:nor/>
-          </m:rPr>
-          <w:rPr>
-            <w:rFonts w:ascii="Arial" w:hAnsi="Arial" w:cs="Arial"/>
-            <w:sz w:val="26"/>
-            <w:szCs w:val="26"/>
-          </w:rPr>
-          <m:t> Groups </m:t>
-        </m:r>
-        <m:d>
-          <m:dPr>
-            <m:ctrlPr>
-              <w:rPr>
-                <w:rFonts w:ascii="Cambria Math" w:hAnsi="Cambria Math" w:cs="Arial"/>
-                <w:sz w:val="26"/>
-                <w:szCs w:val="26"/>
-              </w:rPr>
-            </m:ctrlPr>
-          </m:dPr>
-          <m:e>
-            <m:r>
-              <w:rPr>
-                <w:rFonts w:ascii="Cambria Math" w:hAnsi="Cambria Math" w:cs="Arial"/>
-                <w:sz w:val="26"/>
-                <w:szCs w:val="26"/>
-              </w:rPr>
-              <m:t>g=0…5</m:t>
-            </m:r>
-          </m:e>
-        </m:d>
-      </m:oMath>
-      <w:r>
-        <w:rPr>
-          <w:rFonts w:ascii="Arial" w:hAnsi="Arial" w:cs="Arial"/>
-          <w:sz w:val="26"/>
-          <w:szCs w:val="26"/>
-        </w:rPr>
-        <w:t>.</w:t>
-      </w:r>
-    </w:p>
-    <w:p>
-      <w:pPr>
-        <w:pStyle w:val="BodyText"/>
-        <w:rPr>
-          <w:rFonts w:ascii="Arial" w:hAnsi="Arial" w:cs="Arial"/>
-          <w:sz w:val="26"/>
-          <w:szCs w:val="26"/>
-        </w:rPr>
-      </w:pPr>
-      <w:r>
-        <w:rPr>
-          <w:rFonts w:ascii="Arial" w:hAnsi="Arial" w:cs="Arial"/>
-          <w:sz w:val="26"/>
-          <w:szCs w:val="26"/>
-        </w:rPr>
-        <w:t xml:space="preserve">Sau khi mảng 8-MAC hoàn tất </w:t>
-      </w:r>
-      <m:oMath>
-        <m:sSub>
-          <m:sSubPr>
-            <m:ctrlPr>
-              <w:rPr>
-                <w:rFonts w:ascii="Cambria Math" w:hAnsi="Cambria Math" w:cs="Arial"/>
-                <w:sz w:val="26"/>
-                <w:szCs w:val="26"/>
-              </w:rPr>
-            </m:ctrlPr>
-          </m:sSubPr>
-          <m:e>
-            <m:r>
-              <w:rPr>
-                <w:rFonts w:ascii="Cambria Math" w:hAnsi="Cambria Math" w:cs="Arial"/>
-                <w:sz w:val="26"/>
-                <w:szCs w:val="26"/>
-              </w:rPr>
-              <m:t>N</m:t>
-            </m:r>
-          </m:e>
-          <m:sub>
-            <m:r>
-              <w:rPr>
-                <w:rFonts w:ascii="Cambria Math" w:hAnsi="Cambria Math" w:cs="Arial"/>
-                <w:sz w:val="26"/>
-                <w:szCs w:val="26"/>
-              </w:rPr>
-              <m:t>in</m:t>
-            </m:r>
-          </m:sub>
-        </m:sSub>
-      </m:oMath>
-      <w:r>
-        <w:rPr>
-          <w:rFonts w:ascii="Arial" w:hAnsi="Arial" w:cs="Arial"/>
-          <w:sz w:val="26"/>
-          <w:szCs w:val="26"/>
-        </w:rPr>
-        <w:t xml:space="preserve"> nhịp tích dồn cho 8 nơ-ron hiện tại, đường phản hồi </w:t>
-      </w:r>
-      <w:r>
-        <w:rPr>
-          <w:rFonts w:ascii="Arial" w:hAnsi="Arial" w:cs="Arial"/>
-          <w:b/>
-          <w:bCs/>
-          <w:sz w:val="26"/>
-          <w:szCs w:val="26"/>
-        </w:rPr>
-        <w:t>FC GROUP LOOP</w:t>
-      </w:r>
-      <w:r>
-        <w:rPr>
-          <w:rFonts w:ascii="Arial" w:hAnsi="Arial" w:cs="Arial"/>
-          <w:sz w:val="26"/>
-          <w:szCs w:val="26"/>
-        </w:rPr>
-        <w:t xml:space="preserve"> tăng chỉ số </w:t>
-      </w:r>
-      <m:oMath>
-        <m:r>
-          <w:rPr>
-            <w:rFonts w:ascii="Cambria Math" w:hAnsi="Cambria Math" w:cs="Arial"/>
-            <w:sz w:val="26"/>
-            <w:szCs w:val="26"/>
-          </w:rPr>
-          <m:t>g=g+1</m:t>
-        </m:r>
-      </m:oMath>
-      <w:r>
-        <w:rPr>
-          <w:rFonts w:ascii="Arial" w:hAnsi="Arial" w:cs="Arial"/>
-          <w:sz w:val="26"/>
-          <w:szCs w:val="26"/>
-        </w:rPr>
-        <w:t>, kích hoạt nạp bộ trọng số mới từ BRAM để tính toán tiếp cho 8 nơ-ron kế tiếp.</w:t>
-      </w:r>
-    </w:p>
-    <w:p>
-      <w:pPr>
-        <w:pStyle w:val="BodyText"/>
-        <w:rPr>
-          <w:rFonts w:ascii="Arial" w:hAnsi="Arial" w:cs="Arial"/>
-          <w:sz w:val="26"/>
-          <w:szCs w:val="26"/>
-        </w:rPr>
-      </w:pPr>
-      <w:r>
-        <w:rPr>
-          <w:rFonts w:ascii="Arial" w:hAnsi="Arial" w:cs="Arial"/>
-          <w:noProof/>
-          <w:sz w:val="26"/>
-          <w:szCs w:val="26"/>
-        </w:rPr>
-        <w:pict w14:anchorId="04096E87">
-          <v:shape id="_x0000_s1030" type="#_x0000_t32" style="position:absolute;margin-left:-33pt;margin-top:6.7pt;width:528.75pt;height:0;z-index:251659264" o:connectortype="straight"/>
-        </w:pict>
-      </w:r>
-    </w:p>
-    <w:p>
-      <w:pPr>
-        <w:pStyle w:val="BodyText"/>
-        <w:rPr>
-          <w:rFonts w:ascii="Arial" w:hAnsi="Arial" w:cs="Arial"/>
-          <w:b/>
-          <w:bCs/>
-          <w:sz w:val="26"/>
-          <w:szCs w:val="26"/>
-        </w:rPr>
-      </w:pPr>
-      <w:r>
-        <w:rPr>
-          <w:rFonts w:ascii="Arial" w:hAnsi="Arial" w:cs="Arial"/>
-          <w:b/>
-          <w:bCs/>
-          <w:sz w:val="26"/>
-          <w:szCs w:val="26"/>
-        </w:rPr>
-        <w:t>TẦNG 1: LÕI TÍNH TOÁN NỘI CỤC (INTRA-LANE MAC CORE)</w:t>
-      </w:r>
-    </w:p>
-    <w:p>
-      <w:pPr>
-        <w:pStyle w:val="BodyText"/>
-        <w:rPr>
-          <w:rFonts w:ascii="Arial" w:hAnsi="Arial" w:cs="Arial"/>
-          <w:sz w:val="26"/>
-          <w:szCs w:val="26"/>
-        </w:rPr>
-      </w:pPr>
-      <w:r>
-        <w:rPr>
-          <w:rFonts w:ascii="Arial" w:hAnsi="Arial" w:cs="Arial"/>
-          <w:sz w:val="26"/>
-          <w:szCs w:val="26"/>
-        </w:rPr>
-        <w:t>Đây là tầng tính toán phần cứng thấp nhất nằm bên trong mảng 8 Lanes:</w:t>
-      </w:r>
-    </w:p>
-    <w:p>
-      <w:pPr>
-        <w:pStyle w:val="BodyText"/>
-        <w:numPr>
-          <w:ilvl w:val="0"/>
-          <w:numId w:val="46"/>
-        </w:numPr>
-        <w:rPr>
-          <w:rFonts w:ascii="Arial" w:hAnsi="Arial" w:cs="Arial"/>
-          <w:sz w:val="26"/>
-          <w:szCs w:val="26"/>
-        </w:rPr>
-      </w:pPr>
-      <w:r>
-        <w:rPr>
-          <w:rFonts w:ascii="Arial" w:hAnsi="Arial" w:cs="Arial"/>
-          <w:sz w:val="26"/>
-          <w:szCs w:val="26"/>
-        </w:rPr>
-        <w:t xml:space="preserve">Cấu trúc 1 PE Lane (MAC Lane 0 </w:t>
-      </w:r>
-      <m:oMath>
-        <m:r>
-          <w:rPr>
-            <w:rFonts w:ascii="Cambria Math" w:hAnsi="Cambria Math" w:cs="Arial"/>
-            <w:sz w:val="26"/>
-            <w:szCs w:val="26"/>
-          </w:rPr>
-          <m:t>…</m:t>
-        </m:r>
-      </m:oMath>
-      <w:r>
-        <w:rPr>
-          <w:rFonts w:ascii="Arial" w:hAnsi="Arial" w:cs="Arial"/>
-          <w:sz w:val="26"/>
-          <w:szCs w:val="26"/>
-        </w:rPr>
-        <w:t xml:space="preserve"> MAC Lane 7):</w:t>
-      </w:r>
-    </w:p>
-    <w:p>
-      <w:pPr>
-        <w:pStyle w:val="BodyText"/>
-        <w:numPr>
-          <w:ilvl w:val="1"/>
-          <w:numId w:val="46"/>
-        </w:numPr>
-        <w:rPr>
-          <w:rFonts w:ascii="Arial" w:hAnsi="Arial" w:cs="Arial"/>
-          <w:sz w:val="26"/>
-          <w:szCs w:val="26"/>
-        </w:rPr>
-      </w:pPr>
-      <w:r>
-        <w:rPr>
-          <w:rFonts w:ascii="Arial" w:hAnsi="Arial" w:cs="Arial"/>
-          <w:sz w:val="26"/>
-          <w:szCs w:val="26"/>
-        </w:rPr>
-        <w:t>Bộ nhân (</w:t>
-      </w:r>
-      <m:oMath>
-        <m:r>
-          <w:rPr>
-            <w:rFonts w:ascii="Cambria Math" w:hAnsi="Cambria Math" w:cs="Arial"/>
-            <w:sz w:val="26"/>
-            <w:szCs w:val="26"/>
-          </w:rPr>
-          <m:t>⊗</m:t>
-        </m:r>
-      </m:oMath>
-      <w:r>
-        <w:rPr>
-          <w:rFonts w:ascii="Arial" w:hAnsi="Arial" w:cs="Arial"/>
-          <w:sz w:val="26"/>
-          <w:szCs w:val="26"/>
-        </w:rPr>
-        <w:t>): Nhân 1 điểm ảnh kích hoạt INT8 với 1 trọng số 8-bit tương ứng của Lane đó.</w:t>
-      </w:r>
-    </w:p>
-    <w:p>
-      <w:pPr>
-        <w:pStyle w:val="BodyText"/>
-        <w:numPr>
-          <w:ilvl w:val="1"/>
-          <w:numId w:val="46"/>
-        </w:numPr>
-        <w:rPr>
-          <w:rFonts w:ascii="Arial" w:hAnsi="Arial" w:cs="Arial"/>
-          <w:sz w:val="26"/>
-          <w:szCs w:val="26"/>
-        </w:rPr>
-      </w:pPr>
-      <w:r>
-        <w:rPr>
-          <w:rFonts w:ascii="Arial" w:hAnsi="Arial" w:cs="Arial"/>
-          <w:sz w:val="26"/>
-          <w:szCs w:val="26"/>
-        </w:rPr>
-        <w:t>Vòng dồn phản hồi (</w:t>
-      </w:r>
-      <m:oMath>
-        <m:r>
-          <w:rPr>
-            <w:rFonts w:ascii="Cambria Math" w:hAnsi="Cambria Math" w:cs="Arial"/>
-            <w:sz w:val="26"/>
-            <w:szCs w:val="26"/>
-          </w:rPr>
-          <m:t>⊕</m:t>
-        </m:r>
-      </m:oMath>
-      <w:r>
-        <w:rPr>
-          <w:rFonts w:ascii="Arial" w:hAnsi="Arial" w:cs="Arial"/>
-          <w:sz w:val="26"/>
-          <w:szCs w:val="26"/>
-        </w:rPr>
-        <w:t xml:space="preserve"> acc): Kết quả phép nhân đi thẳng vào bộ cộng phản hồi Accumulator Feedback Loop, thực hiện tích dồn nối tiếp liên tục qua </w:t>
-      </w:r>
-      <m:oMath>
-        <m:sSub>
-          <m:sSubPr>
-            <m:ctrlPr>
-              <w:rPr>
-                <w:rFonts w:ascii="Cambria Math" w:hAnsi="Cambria Math" w:cs="Arial"/>
-                <w:sz w:val="26"/>
-                <w:szCs w:val="26"/>
-              </w:rPr>
-            </m:ctrlPr>
-          </m:sSubPr>
-          <m:e>
-            <m:r>
-              <w:rPr>
-                <w:rFonts w:ascii="Cambria Math" w:hAnsi="Cambria Math" w:cs="Arial"/>
-                <w:sz w:val="26"/>
-                <w:szCs w:val="26"/>
-              </w:rPr>
-              <m:t>N</m:t>
-            </m:r>
-          </m:e>
-          <m:sub>
-            <m:r>
-              <w:rPr>
-                <w:rFonts w:ascii="Cambria Math" w:hAnsi="Cambria Math" w:cs="Arial"/>
-                <w:sz w:val="26"/>
-                <w:szCs w:val="26"/>
-              </w:rPr>
-              <m:t>in</m:t>
-            </m:r>
-          </m:sub>
-        </m:sSub>
-      </m:oMath>
-      <w:r>
-        <w:rPr>
-          <w:rFonts w:ascii="Arial" w:hAnsi="Arial" w:cs="Arial"/>
-          <w:sz w:val="26"/>
-          <w:szCs w:val="26"/>
-        </w:rPr>
-        <w:t xml:space="preserve"> chu kỳ clock (</w:t>
-      </w:r>
-      <m:oMath>
-        <m:sSub>
-          <m:sSubPr>
-            <m:ctrlPr>
-              <w:rPr>
-                <w:rFonts w:ascii="Cambria Math" w:hAnsi="Cambria Math" w:cs="Arial"/>
-                <w:sz w:val="26"/>
-                <w:szCs w:val="26"/>
-              </w:rPr>
-            </m:ctrlPr>
-          </m:sSubPr>
-          <m:e>
-            <m:r>
-              <w:rPr>
-                <w:rFonts w:ascii="Cambria Math" w:hAnsi="Cambria Math" w:cs="Arial"/>
-                <w:sz w:val="26"/>
-                <w:szCs w:val="26"/>
-              </w:rPr>
-              <m:t>N</m:t>
-            </m:r>
-          </m:e>
-          <m:sub>
-            <m:r>
-              <w:rPr>
-                <w:rFonts w:ascii="Cambria Math" w:hAnsi="Cambria Math" w:cs="Arial"/>
-                <w:sz w:val="26"/>
-                <w:szCs w:val="26"/>
-              </w:rPr>
-              <m:t>in</m:t>
-            </m:r>
-          </m:sub>
-        </m:sSub>
-        <m:r>
-          <w:rPr>
-            <w:rFonts w:ascii="Cambria Math" w:hAnsi="Cambria Math" w:cs="Arial"/>
-            <w:sz w:val="26"/>
-            <w:szCs w:val="26"/>
-          </w:rPr>
-          <m:t>=600</m:t>
-        </m:r>
-      </m:oMath>
-      <w:r>
-        <w:rPr>
-          <w:rFonts w:ascii="Arial" w:hAnsi="Arial" w:cs="Arial"/>
-          <w:sz w:val="26"/>
-          <w:szCs w:val="26"/>
-        </w:rPr>
-        <w:t xml:space="preserve"> nhịp cho FC1, </w:t>
-      </w:r>
-      <m:oMath>
-        <m:r>
-          <w:rPr>
-            <w:rFonts w:ascii="Cambria Math" w:hAnsi="Cambria Math" w:cs="Arial"/>
-            <w:sz w:val="26"/>
-            <w:szCs w:val="26"/>
-          </w:rPr>
-          <m:t>120</m:t>
-        </m:r>
-      </m:oMath>
-      <w:r>
-        <w:rPr>
-          <w:rFonts w:ascii="Arial" w:hAnsi="Arial" w:cs="Arial"/>
-          <w:sz w:val="26"/>
-          <w:szCs w:val="26"/>
-        </w:rPr>
-        <w:t xml:space="preserve"> nhịp cho FC2, </w:t>
-      </w:r>
-      <m:oMath>
-        <m:r>
-          <w:rPr>
-            <w:rFonts w:ascii="Cambria Math" w:hAnsi="Cambria Math" w:cs="Arial"/>
-            <w:sz w:val="26"/>
-            <w:szCs w:val="26"/>
-          </w:rPr>
-          <m:t>84</m:t>
-        </m:r>
-      </m:oMath>
-      <w:r>
-        <w:rPr>
-          <w:rFonts w:ascii="Arial" w:hAnsi="Arial" w:cs="Arial"/>
-          <w:sz w:val="26"/>
-          <w:szCs w:val="26"/>
-        </w:rPr>
-        <w:t xml:space="preserve"> nhịp cho FC3).</w:t>
-      </w:r>
-    </w:p>
-    <w:p>
-      <w:pPr>
-        <w:pStyle w:val="BodyText"/>
-        <w:numPr>
-          <w:ilvl w:val="0"/>
-          <w:numId w:val="46"/>
-        </w:numPr>
-        <w:rPr>
-          <w:rFonts w:ascii="Arial" w:hAnsi="Arial" w:cs="Arial"/>
-          <w:sz w:val="26"/>
-          <w:szCs w:val="26"/>
-        </w:rPr>
-      </w:pPr>
-      <w:r>
-        <w:rPr>
-          <w:rFonts w:ascii="Arial" w:hAnsi="Arial" w:cs="Arial"/>
-          <w:sz w:val="26"/>
-          <w:szCs w:val="26"/>
-        </w:rPr>
-        <w:lastRenderedPageBreak/>
-        <w:t xml:space="preserve">Thanh ghi kết quả (Accumulator Lane 0..7 INT32): Sau </w:t>
-      </w:r>
-      <m:oMath>
-        <m:sSub>
-          <m:sSubPr>
-            <m:ctrlPr>
-              <w:rPr>
-                <w:rFonts w:ascii="Cambria Math" w:hAnsi="Cambria Math" w:cs="Arial"/>
-                <w:sz w:val="26"/>
-                <w:szCs w:val="26"/>
-              </w:rPr>
-            </m:ctrlPr>
-          </m:sSubPr>
-          <m:e>
-            <m:r>
-              <w:rPr>
-                <w:rFonts w:ascii="Cambria Math" w:hAnsi="Cambria Math" w:cs="Arial"/>
-                <w:sz w:val="26"/>
-                <w:szCs w:val="26"/>
-              </w:rPr>
-              <m:t>N</m:t>
-            </m:r>
-          </m:e>
-          <m:sub>
-            <m:r>
-              <w:rPr>
-                <w:rFonts w:ascii="Cambria Math" w:hAnsi="Cambria Math" w:cs="Arial"/>
-                <w:sz w:val="26"/>
-                <w:szCs w:val="26"/>
-              </w:rPr>
-              <m:t>in</m:t>
-            </m:r>
-          </m:sub>
-        </m:sSub>
-      </m:oMath>
-      <w:r>
-        <w:rPr>
-          <w:rFonts w:ascii="Arial" w:hAnsi="Arial" w:cs="Arial"/>
-          <w:sz w:val="26"/>
-          <w:szCs w:val="26"/>
-        </w:rPr>
-        <w:t xml:space="preserve"> nhịp, mỗi Lane lưu giữ trọn vẹn 1 tổng tích chập </w:t>
+        <w:tabs>
+          <w:tab w:val="clear" w:pos="720"/>
+          <w:tab w:val="num" w:pos="1276"/>
+        </w:tabs>
+        <w:ind w:left="2127"/>
+        <w:rPr>
+          <w:rFonts w:ascii="Arial" w:hAnsi="Arial" w:cs="Arial"/>
+          <w:sz w:val="26"/>
+          <w:szCs w:val="26"/>
+        </w:rPr>
+      </w:pPr>
+      <w:r>
+        <w:rPr>
+          <w:rFonts w:ascii="Arial" w:hAnsi="Arial" w:cs="Arial"/>
+          <w:sz w:val="26"/>
+          <w:szCs w:val="26"/>
+        </w:rPr>
+        <w:t xml:space="preserve">Đưa trực tiếp vào bộ nhớ fc3_logits RAM để lưu giữ toàn bộ điểm số </w:t>
       </w:r>
       <m:oMath>
         <m:r>
@@ -20601,47 +19725,7 @@
           <w:sz w:val="26"/>
           <w:szCs w:val="26"/>
         </w:rPr>
-        <w:t xml:space="preserve"> hoàn chỉnh của 1 nơ-ron ngõ ra.</w:t>
-      </w:r>
-    </w:p>
-    <w:p>
-      <w:pPr>
-        <w:pStyle w:val="BodyText"/>
-        <w:rPr>
-          <w:rFonts w:ascii="Arial" w:hAnsi="Arial" w:cs="Arial"/>
-          <w:b/>
-          <w:bCs/>
-          <w:sz w:val="26"/>
-          <w:szCs w:val="26"/>
-        </w:rPr>
-      </w:pPr>
-      <w:r>
-        <w:rPr>
-          <w:rFonts w:ascii="Arial" w:hAnsi="Arial" w:cs="Arial"/>
-          <w:b/>
-          <w:bCs/>
-          <w:sz w:val="26"/>
-          <w:szCs w:val="26"/>
-        </w:rPr>
-        <w:t>TẦNG 2: LUỒNG NẠP DỮ LIỆU ĐẦU VÀO (INPUT INGESTION BUSES)</w:t>
-      </w:r>
-    </w:p>
-    <w:p>
-      <w:pPr>
-        <w:pStyle w:val="BodyText"/>
-        <w:rPr>
-          <w:rFonts w:ascii="Arial" w:hAnsi="Arial" w:cs="Arial"/>
-          <w:sz w:val="26"/>
-          <w:szCs w:val="26"/>
-        </w:rPr>
-      </w:pPr>
-      <w:r>
-        <w:rPr>
-          <w:rFonts w:ascii="Arial" w:hAnsi="Arial" w:cs="Arial"/>
-          <w:sz w:val="26"/>
-          <w:szCs w:val="26"/>
-        </w:rPr>
-        <w:t>Cung cấp dữ liệu đồng thời cho 8 MAC Lanes vật lý:</w:t>
+        <w:t xml:space="preserve"> ngõ ra.</w:t>
       </w:r>
     </w:p>
     <w:p>
@@ -20649,21 +19733,133 @@
         <w:pStyle w:val="BodyText"/>
         <w:numPr>
           <w:ilvl w:val="0"/>
-          <w:numId w:val="47"/>
+          <w:numId w:val="35"/>
         </w:numPr>
-        <w:rPr>
-          <w:rFonts w:ascii="Arial" w:hAnsi="Arial" w:cs="Arial"/>
-          <w:sz w:val="26"/>
-          <w:szCs w:val="26"/>
-        </w:rPr>
-      </w:pPr>
-      <w:r>
-        <w:rPr>
-          <w:rFonts w:ascii="Arial" w:hAnsi="Arial" w:cs="Arial"/>
-          <w:sz w:val="26"/>
-          <w:szCs w:val="26"/>
-        </w:rPr>
-        <w:t>Luồng Kích hoạt (Activation Broadcast - Đường xanh lá):</w:t>
+        <w:tabs>
+          <w:tab w:val="clear" w:pos="720"/>
+          <w:tab w:val="num" w:pos="1276"/>
+        </w:tabs>
+        <w:ind w:left="2127"/>
+        <w:rPr>
+          <w:rFonts w:ascii="Arial" w:hAnsi="Arial" w:cs="Arial"/>
+          <w:sz w:val="26"/>
+          <w:szCs w:val="26"/>
+        </w:rPr>
+      </w:pPr>
+      <w:r>
+        <w:rPr>
+          <w:rFonts w:ascii="Arial" w:hAnsi="Arial" w:cs="Arial"/>
+          <w:noProof/>
+          <w:sz w:val="26"/>
+          <w:szCs w:val="26"/>
+        </w:rPr>
+        <w:pict w14:anchorId="16058BB2">
+          <v:shapetype id="_x0000_t32" coordsize="21600,21600" o:spt="32" o:oned="t" path="m,l21600,21600e" filled="f">
+            <v:path arrowok="t" fillok="f" o:connecttype="none"/>
+            <o:lock v:ext="edit" shapetype="t"/>
+          </v:shapetype>
+          <v:shape id="_x0000_s1029" type="#_x0000_t32" style="position:absolute;left:0;text-align:left;margin-left:-40.2pt;margin-top:48.4pt;width:522.75pt;height:0;z-index:251658240" o:connectortype="straight"/>
+        </w:pict>
+      </w:r>
+      <w:r>
+        <w:rPr>
+          <w:rFonts w:ascii="Arial" w:hAnsi="Arial" w:cs="Arial"/>
+          <w:sz w:val="26"/>
+          <w:szCs w:val="26"/>
+        </w:rPr>
+        <w:t>Đồng thời truyền thẳng vào mạch Streaming Argmax Unit thực hiện so sánh lớn hơn để chốt và xuất ra mã lớp dự đoán cuối cùng Predicted Class ID</w:t>
+      </w:r>
+      <w:r>
+        <w:rPr>
+          <w:rFonts w:ascii="Arial" w:hAnsi="Arial" w:cs="Arial"/>
+          <w:sz w:val="26"/>
+          <w:szCs w:val="26"/>
+        </w:rPr>
+        <w:t>.</w:t>
+      </w:r>
+    </w:p>
+    <w:p>
+      <w:pPr>
+        <w:pStyle w:val="BodyText"/>
+        <w:rPr>
+          <w:rFonts w:ascii="Arial" w:hAnsi="Arial" w:cs="Arial"/>
+          <w:b/>
+          <w:bCs/>
+          <w:sz w:val="26"/>
+          <w:szCs w:val="26"/>
+        </w:rPr>
+      </w:pPr>
+      <w:r>
+        <w:rPr>
+          <w:rFonts w:ascii="Arial" w:hAnsi="Arial" w:cs="Arial"/>
+          <w:b/>
+          <w:bCs/>
+          <w:sz w:val="26"/>
+          <w:szCs w:val="26"/>
+        </w:rPr>
+        <w:t>1. Tổng quan Kiến trúc</w:t>
+      </w:r>
+    </w:p>
+    <w:p>
+      <w:pPr>
+        <w:pStyle w:val="BodyText"/>
+        <w:rPr>
+          <w:rFonts w:ascii="Arial" w:hAnsi="Arial" w:cs="Arial"/>
+          <w:sz w:val="26"/>
+          <w:szCs w:val="26"/>
+        </w:rPr>
+      </w:pPr>
+      <w:r>
+        <w:rPr>
+          <w:rFonts w:ascii="Arial" w:hAnsi="Arial" w:cs="Arial"/>
+          <w:sz w:val="26"/>
+          <w:szCs w:val="26"/>
+        </w:rPr>
+        <w:t>Khối FC Stream Engine được thiết kế theo cơ chế Tái sử dụng Phần cứng (Hardware Sharing / Time-Multiplexing). Chỉ sử dụng duy nhất 1 mảng 8 MAC Lanes vật lý để tính toán toàn bộ 3 tầng phân loại (FC1, FC2, FC3) thông qua cấu trúc điều khiển vòng lặp phân cấp.</w:t>
+      </w:r>
+    </w:p>
+    <w:p>
+      <w:pPr>
+        <w:pStyle w:val="BodyText"/>
+        <w:rPr>
+          <w:rFonts w:ascii="Arial" w:hAnsi="Arial" w:cs="Arial"/>
+          <w:b/>
+          <w:bCs/>
+          <w:sz w:val="26"/>
+          <w:szCs w:val="26"/>
+        </w:rPr>
+      </w:pPr>
+      <w:r>
+        <w:rPr>
+          <w:rFonts w:ascii="Arial" w:hAnsi="Arial" w:cs="Arial"/>
+          <w:b/>
+          <w:bCs/>
+          <w:sz w:val="26"/>
+          <w:szCs w:val="26"/>
+        </w:rPr>
+        <w:t>2. Luồng nạp Dữ liệu Đầu vào</w:t>
+      </w:r>
+    </w:p>
+    <w:p>
+      <w:pPr>
+        <w:pStyle w:val="BodyText"/>
+        <w:numPr>
+          <w:ilvl w:val="0"/>
+          <w:numId w:val="41"/>
+        </w:numPr>
+        <w:rPr>
+          <w:rFonts w:ascii="Arial" w:hAnsi="Arial" w:cs="Arial"/>
+          <w:sz w:val="26"/>
+          <w:szCs w:val="26"/>
+        </w:rPr>
+      </w:pPr>
+      <w:r>
+        <w:rPr>
+          <w:rFonts w:ascii="Arial" w:hAnsi="Arial" w:cs="Arial"/>
+          <w:sz w:val="26"/>
+          <w:szCs w:val="26"/>
+        </w:rPr>
+        <w:t>Phát rộng Kích hoạt (Activation Broadcast - Đường xanh lá):</w:t>
       </w:r>
     </w:p>
     <w:p>
@@ -20671,7 +19867,7 @@
         <w:pStyle w:val="BodyText"/>
         <w:numPr>
           <w:ilvl w:val="1"/>
-          <w:numId w:val="47"/>
+          <w:numId w:val="41"/>
         </w:numPr>
         <w:rPr>
           <w:rFonts w:ascii="Arial" w:hAnsi="Arial" w:cs="Arial"/>
@@ -20685,29 +19881,7 @@
           <w:sz w:val="26"/>
           <w:szCs w:val="26"/>
         </w:rPr>
-        <w:t>Đọc từng điểm ảnh (1 Activation INT8) từ khối Input Activation RAM.</w:t>
-      </w:r>
-    </w:p>
-    <w:p>
-      <w:pPr>
-        <w:pStyle w:val="BodyText"/>
-        <w:numPr>
-          <w:ilvl w:val="1"/>
-          <w:numId w:val="47"/>
-        </w:numPr>
-        <w:rPr>
-          <w:rFonts w:ascii="Arial" w:hAnsi="Arial" w:cs="Arial"/>
-          <w:sz w:val="26"/>
-          <w:szCs w:val="26"/>
-        </w:rPr>
-      </w:pPr>
-      <w:r>
-        <w:rPr>
-          <w:rFonts w:ascii="Arial" w:hAnsi="Arial" w:cs="Arial"/>
-          <w:sz w:val="26"/>
-          <w:szCs w:val="26"/>
-        </w:rPr>
-        <w:t>Đường tín hiệu được Broadcast đồng thời tới cả 8 bộ nhân (</w:t>
+        <w:t xml:space="preserve">Mỗi nhịp clock, </w:t>
       </w:r>
       <m:oMath>
         <m:r>
@@ -20716,7 +19890,7 @@
             <w:sz w:val="26"/>
             <w:szCs w:val="26"/>
           </w:rPr>
-          <m:t>⊗</m:t>
+          <m:t>1</m:t>
         </m:r>
       </m:oMath>
       <w:r>
@@ -20725,7 +19899,7 @@
           <w:sz w:val="26"/>
           <w:szCs w:val="26"/>
         </w:rPr>
-        <w:t>) của 8 Lanes trong 1 nhịp clock.</w:t>
+        <w:t xml:space="preserve"> điểm ảnh kích hoạt INT8 từ khối Activation Memory Source (được chọn qua MUX giữa Flatten RAM, FC1 RAM, hoặc FC2 RAM) được Broadcast đồng thời tới cả 8 MAC Lanes.</w:t>
       </w:r>
     </w:p>
     <w:p>
@@ -20733,7 +19907,7 @@
         <w:pStyle w:val="BodyText"/>
         <w:numPr>
           <w:ilvl w:val="0"/>
-          <w:numId w:val="47"/>
+          <w:numId w:val="41"/>
         </w:numPr>
         <w:rPr>
           <w:rFonts w:ascii="Arial" w:hAnsi="Arial" w:cs="Arial"/>
@@ -20747,7 +19921,7 @@
           <w:sz w:val="26"/>
           <w:szCs w:val="26"/>
         </w:rPr>
-        <w:t>Luồng Trọng số (Packed Weights Unpacking - Đường xanh dương):</w:t>
+        <w:t>Tách Trọng số Đóng gói (Packed Weight Unpacking - Đường xanh dương):</w:t>
       </w:r>
     </w:p>
     <w:p>
@@ -20755,7 +19929,7 @@
         <w:pStyle w:val="BodyText"/>
         <w:numPr>
           <w:ilvl w:val="1"/>
-          <w:numId w:val="47"/>
+          <w:numId w:val="41"/>
         </w:numPr>
         <w:rPr>
           <w:rFonts w:ascii="Arial" w:hAnsi="Arial" w:cs="Arial"/>
@@ -20769,7 +19943,7 @@
           <w:sz w:val="26"/>
           <w:szCs w:val="26"/>
         </w:rPr>
-        <w:t xml:space="preserve">Khối Packed Weights BRAM xả ra từ nhớ đóng gói </w:t>
+        <w:t xml:space="preserve">Khối Packed Weights BRAM xả ra từ nhớ </w:t>
       </w:r>
       <m:oMath>
         <m:r>
@@ -20798,29 +19972,7 @@
           <w:sz w:val="26"/>
           <w:szCs w:val="26"/>
         </w:rPr>
-        <w:t xml:space="preserve"> (64-bit Word = 8xINT8).</w:t>
-      </w:r>
-    </w:p>
-    <w:p>
-      <w:pPr>
-        <w:pStyle w:val="BodyText"/>
-        <w:numPr>
-          <w:ilvl w:val="1"/>
-          <w:numId w:val="47"/>
-        </w:numPr>
-        <w:rPr>
-          <w:rFonts w:ascii="Arial" w:hAnsi="Arial" w:cs="Arial"/>
-          <w:sz w:val="26"/>
-          <w:szCs w:val="26"/>
-        </w:rPr>
-      </w:pPr>
-      <w:r>
-        <w:rPr>
-          <w:rFonts w:ascii="Arial" w:hAnsi="Arial" w:cs="Arial"/>
-          <w:sz w:val="26"/>
-          <w:szCs w:val="26"/>
-        </w:rPr>
-        <w:t xml:space="preserve">Mạch giải mã tách thành 8 đường bus </w:t>
+        <w:t xml:space="preserve"> (64-bit Word = 8xINT8), mạch phần cứng tự động phân tách thành 8 đường bus </w:t>
       </w:r>
       <m:oMath>
         <m:r>
@@ -20849,7 +20001,79 @@
           <w:sz w:val="26"/>
           <w:szCs w:val="26"/>
         </w:rPr>
-        <w:t xml:space="preserve"> riêng biệt (W[0] đến W[7]), nạp song song cho 8 bộ nhân tương ứng.</w:t>
+        <w:t xml:space="preserve"> riêng biệt (</w:t>
+      </w:r>
+      <m:oMath>
+        <m:r>
+          <w:rPr>
+            <w:rFonts w:ascii="Cambria Math" w:hAnsi="Cambria Math" w:cs="Arial"/>
+            <w:sz w:val="26"/>
+            <w:szCs w:val="26"/>
+          </w:rPr>
+          <m:t>W</m:t>
+        </m:r>
+        <m:d>
+          <m:dPr>
+            <m:begChr m:val="["/>
+            <m:endChr m:val="]"/>
+            <m:ctrlPr>
+              <w:rPr>
+                <w:rFonts w:ascii="Cambria Math" w:hAnsi="Cambria Math" w:cs="Arial"/>
+                <w:sz w:val="26"/>
+                <w:szCs w:val="26"/>
+              </w:rPr>
+            </m:ctrlPr>
+          </m:dPr>
+          <m:e>
+            <m:r>
+              <w:rPr>
+                <w:rFonts w:ascii="Cambria Math" w:hAnsi="Cambria Math" w:cs="Arial"/>
+                <w:sz w:val="26"/>
+                <w:szCs w:val="26"/>
+              </w:rPr>
+              <m:t>0</m:t>
+            </m:r>
+          </m:e>
+        </m:d>
+        <m:r>
+          <w:rPr>
+            <w:rFonts w:ascii="Cambria Math" w:hAnsi="Cambria Math" w:cs="Arial"/>
+            <w:sz w:val="26"/>
+            <w:szCs w:val="26"/>
+          </w:rPr>
+          <m:t>…W</m:t>
+        </m:r>
+        <m:d>
+          <m:dPr>
+            <m:begChr m:val="["/>
+            <m:endChr m:val="]"/>
+            <m:ctrlPr>
+              <w:rPr>
+                <w:rFonts w:ascii="Cambria Math" w:hAnsi="Cambria Math" w:cs="Arial"/>
+                <w:sz w:val="26"/>
+                <w:szCs w:val="26"/>
+              </w:rPr>
+            </m:ctrlPr>
+          </m:dPr>
+          <m:e>
+            <m:r>
+              <w:rPr>
+                <w:rFonts w:ascii="Cambria Math" w:hAnsi="Cambria Math" w:cs="Arial"/>
+                <w:sz w:val="26"/>
+                <w:szCs w:val="26"/>
+              </w:rPr>
+              <m:t>7</m:t>
+            </m:r>
+          </m:e>
+        </m:d>
+      </m:oMath>
+      <w:r>
+        <w:rPr>
+          <w:rFonts w:ascii="Arial" w:hAnsi="Arial" w:cs="Arial"/>
+          <w:sz w:val="26"/>
+          <w:szCs w:val="26"/>
+        </w:rPr>
+        <w:t>) cấp song song cho 8 Lanes.</w:t>
       </w:r>
     </w:p>
     <w:p>
@@ -20871,7 +20095,53 @@
           <w:sz w:val="26"/>
           <w:szCs w:val="26"/>
         </w:rPr>
-        <w:t>TẦNG 3: KHỐI TÍCH LŨY NHÓM (8 OUTPUT ACCUMULATORS)</w:t>
+        <w:t xml:space="preserve">3. Lõi Tính toán Mảng 8-MAC &amp; Tích lũy Nội </w:t>
+      </w:r>
+      <w:r>
+        <w:rPr>
+          <w:rFonts w:ascii="Arial" w:hAnsi="Arial" w:cs="Arial"/>
+          <w:b/>
+          <w:bCs/>
+          <w:sz w:val="26"/>
+          <w:szCs w:val="26"/>
+        </w:rPr>
+        <w:t>bộ</w:t>
+      </w:r>
+    </w:p>
+    <w:p>
+      <w:pPr>
+        <w:pStyle w:val="BodyText"/>
+        <w:rPr>
+          <w:rFonts w:ascii="Arial" w:hAnsi="Arial" w:cs="Arial"/>
+          <w:sz w:val="26"/>
+          <w:szCs w:val="26"/>
+        </w:rPr>
+      </w:pPr>
+      <w:r>
+        <w:rPr>
+          <w:rFonts w:ascii="Arial" w:hAnsi="Arial" w:cs="Arial"/>
+          <w:sz w:val="26"/>
+          <w:szCs w:val="26"/>
+        </w:rPr>
+        <w:t>Bên trong mỗi MAC Lane i (</w:t>
+      </w:r>
+      <m:oMath>
+        <m:r>
+          <w:rPr>
+            <w:rFonts w:ascii="Cambria Math" w:hAnsi="Cambria Math" w:cs="Arial"/>
+            <w:sz w:val="26"/>
+            <w:szCs w:val="26"/>
+          </w:rPr>
+          <m:t>i=0…7</m:t>
+        </m:r>
+      </m:oMath>
+      <w:r>
+        <w:rPr>
+          <w:rFonts w:ascii="Arial" w:hAnsi="Arial" w:cs="Arial"/>
+          <w:sz w:val="26"/>
+          <w:szCs w:val="26"/>
+        </w:rPr>
+        <w:t>):</w:t>
       </w:r>
     </w:p>
     <w:p>
@@ -20879,7 +20149,7 @@
         <w:pStyle w:val="BodyText"/>
         <w:numPr>
           <w:ilvl w:val="0"/>
-          <w:numId w:val="48"/>
+          <w:numId w:val="42"/>
         </w:numPr>
         <w:rPr>
           <w:rFonts w:ascii="Arial" w:hAnsi="Arial" w:cs="Arial"/>
@@ -20893,7 +20163,313 @@
           <w:sz w:val="26"/>
           <w:szCs w:val="26"/>
         </w:rPr>
-        <w:t xml:space="preserve">Chức năng: Thu gom 8 giá trị tích lũy </w:t>
+        <w:lastRenderedPageBreak/>
+        <w:t xml:space="preserve">Khởi tạo </w:t>
+      </w:r>
+      <w:r>
+        <w:rPr>
+          <w:rFonts w:ascii="Arial" w:hAnsi="Arial" w:cs="Arial"/>
+          <w:sz w:val="26"/>
+          <w:szCs w:val="26"/>
+        </w:rPr>
+        <w:t>Bias</w:t>
+      </w:r>
+      <w:r>
+        <w:rPr>
+          <w:rFonts w:ascii="Arial" w:hAnsi="Arial" w:cs="Arial"/>
+          <w:sz w:val="26"/>
+          <w:szCs w:val="26"/>
+        </w:rPr>
+        <w:t xml:space="preserve">: Trước khi bắt đầu vòng lặp MAC, giá trị Bias của nhóm </w:t>
+      </w:r>
+      <m:oMath>
+        <m:r>
+          <w:rPr>
+            <w:rFonts w:ascii="Cambria Math" w:hAnsi="Cambria Math" w:cs="Arial"/>
+            <w:sz w:val="26"/>
+            <w:szCs w:val="26"/>
+          </w:rPr>
+          <m:t>g</m:t>
+        </m:r>
+      </m:oMath>
+      <w:r>
+        <w:rPr>
+          <w:rFonts w:ascii="Arial" w:hAnsi="Arial" w:cs="Arial"/>
+          <w:sz w:val="26"/>
+          <w:szCs w:val="26"/>
+        </w:rPr>
+        <w:t xml:space="preserve"> được nạp trực tiếp làm giá trị khởi tạo ban đầu cho thanh ghi tích lũy.</w:t>
+      </w:r>
+    </w:p>
+    <w:p>
+      <w:pPr>
+        <w:pStyle w:val="BodyText"/>
+        <w:numPr>
+          <w:ilvl w:val="0"/>
+          <w:numId w:val="42"/>
+        </w:numPr>
+        <w:rPr>
+          <w:rFonts w:ascii="Arial" w:hAnsi="Arial" w:cs="Arial"/>
+          <w:sz w:val="26"/>
+          <w:szCs w:val="26"/>
+        </w:rPr>
+      </w:pPr>
+      <w:r>
+        <w:rPr>
+          <w:rFonts w:ascii="Arial" w:hAnsi="Arial" w:cs="Arial"/>
+          <w:sz w:val="26"/>
+          <w:szCs w:val="26"/>
+        </w:rPr>
+        <w:t>Phép nhân &amp; Tích dồn nối tiếp (</w:t>
+      </w:r>
+      <m:oMath>
+        <m:r>
+          <w:rPr>
+            <w:rFonts w:ascii="Cambria Math" w:hAnsi="Cambria Math" w:cs="Arial"/>
+            <w:sz w:val="26"/>
+            <w:szCs w:val="26"/>
+          </w:rPr>
+          <m:t>⊕ </m:t>
+        </m:r>
+        <m:r>
+          <m:rPr>
+            <m:nor/>
+          </m:rPr>
+          <w:rPr>
+            <w:rFonts w:ascii="Arial" w:hAnsi="Arial" w:cs="Arial"/>
+            <w:sz w:val="26"/>
+            <w:szCs w:val="26"/>
+          </w:rPr>
+          <m:t>acc</m:t>
+        </m:r>
+      </m:oMath>
+      <w:r>
+        <w:rPr>
+          <w:rFonts w:ascii="Arial" w:hAnsi="Arial" w:cs="Arial"/>
+          <w:sz w:val="26"/>
+          <w:szCs w:val="26"/>
+        </w:rPr>
+        <w:t>):</w:t>
+      </w:r>
+    </w:p>
+    <w:p>
+      <w:pPr>
+        <w:pStyle w:val="BodyText"/>
+        <w:numPr>
+          <w:ilvl w:val="1"/>
+          <w:numId w:val="42"/>
+        </w:numPr>
+        <w:rPr>
+          <w:rFonts w:ascii="Arial" w:hAnsi="Arial" w:cs="Arial"/>
+          <w:sz w:val="26"/>
+          <w:szCs w:val="26"/>
+        </w:rPr>
+      </w:pPr>
+      <w:r>
+        <w:rPr>
+          <w:rFonts w:ascii="Arial" w:hAnsi="Arial" w:cs="Arial"/>
+          <w:sz w:val="26"/>
+          <w:szCs w:val="26"/>
+        </w:rPr>
+        <w:t>Bộ nhân (</w:t>
+      </w:r>
+      <m:oMath>
+        <m:r>
+          <w:rPr>
+            <w:rFonts w:ascii="Cambria Math" w:hAnsi="Cambria Math" w:cs="Arial"/>
+            <w:sz w:val="26"/>
+            <w:szCs w:val="26"/>
+          </w:rPr>
+          <m:t>⊗</m:t>
+        </m:r>
+      </m:oMath>
+      <w:r>
+        <w:rPr>
+          <w:rFonts w:ascii="Arial" w:hAnsi="Arial" w:cs="Arial"/>
+          <w:sz w:val="26"/>
+          <w:szCs w:val="26"/>
+        </w:rPr>
+        <w:t>) tính tích số giữa Activation chung và W[i] riêng.</w:t>
+      </w:r>
+    </w:p>
+    <w:p>
+      <w:pPr>
+        <w:pStyle w:val="BodyText"/>
+        <w:numPr>
+          <w:ilvl w:val="1"/>
+          <w:numId w:val="42"/>
+        </w:numPr>
+        <w:rPr>
+          <w:rFonts w:ascii="Arial" w:hAnsi="Arial" w:cs="Arial"/>
+          <w:sz w:val="26"/>
+          <w:szCs w:val="26"/>
+        </w:rPr>
+      </w:pPr>
+      <w:r>
+        <w:rPr>
+          <w:rFonts w:ascii="Arial" w:hAnsi="Arial" w:cs="Arial"/>
+          <w:sz w:val="26"/>
+          <w:szCs w:val="26"/>
+        </w:rPr>
+        <w:t xml:space="preserve">Kết quả được cộng dồn phản hồi nối tiếp qua </w:t>
+      </w:r>
+      <m:oMath>
+        <m:sSub>
+          <m:sSubPr>
+            <m:ctrlPr>
+              <w:rPr>
+                <w:rFonts w:ascii="Cambria Math" w:hAnsi="Cambria Math" w:cs="Arial"/>
+                <w:sz w:val="26"/>
+                <w:szCs w:val="26"/>
+              </w:rPr>
+            </m:ctrlPr>
+          </m:sSubPr>
+          <m:e>
+            <m:r>
+              <w:rPr>
+                <w:rFonts w:ascii="Cambria Math" w:hAnsi="Cambria Math" w:cs="Arial"/>
+                <w:sz w:val="26"/>
+                <w:szCs w:val="26"/>
+              </w:rPr>
+              <m:t>N</m:t>
+            </m:r>
+          </m:e>
+          <m:sub>
+            <m:r>
+              <w:rPr>
+                <w:rFonts w:ascii="Cambria Math" w:hAnsi="Cambria Math" w:cs="Arial"/>
+                <w:sz w:val="26"/>
+                <w:szCs w:val="26"/>
+              </w:rPr>
+              <m:t>in</m:t>
+            </m:r>
+          </m:sub>
+        </m:sSub>
+      </m:oMath>
+      <w:r>
+        <w:rPr>
+          <w:rFonts w:ascii="Arial" w:hAnsi="Arial" w:cs="Arial"/>
+          <w:sz w:val="26"/>
+          <w:szCs w:val="26"/>
+        </w:rPr>
+        <w:t xml:space="preserve"> chu kỳ clock (</w:t>
+      </w:r>
+      <m:oMath>
+        <m:r>
+          <w:rPr>
+            <w:rFonts w:ascii="Cambria Math" w:hAnsi="Cambria Math" w:cs="Arial"/>
+            <w:sz w:val="26"/>
+            <w:szCs w:val="26"/>
+          </w:rPr>
+          <m:t>600</m:t>
+        </m:r>
+      </m:oMath>
+      <w:r>
+        <w:rPr>
+          <w:rFonts w:ascii="Arial" w:hAnsi="Arial" w:cs="Arial"/>
+          <w:sz w:val="26"/>
+          <w:szCs w:val="26"/>
+        </w:rPr>
+        <w:t xml:space="preserve"> nhịp cho FC1, </w:t>
+      </w:r>
+      <m:oMath>
+        <m:r>
+          <w:rPr>
+            <w:rFonts w:ascii="Cambria Math" w:hAnsi="Cambria Math" w:cs="Arial"/>
+            <w:sz w:val="26"/>
+            <w:szCs w:val="26"/>
+          </w:rPr>
+          <m:t>120</m:t>
+        </m:r>
+      </m:oMath>
+      <w:r>
+        <w:rPr>
+          <w:rFonts w:ascii="Arial" w:hAnsi="Arial" w:cs="Arial"/>
+          <w:sz w:val="26"/>
+          <w:szCs w:val="26"/>
+        </w:rPr>
+        <w:t xml:space="preserve"> nhịp cho FC2, </w:t>
+      </w:r>
+      <m:oMath>
+        <m:r>
+          <w:rPr>
+            <w:rFonts w:ascii="Cambria Math" w:hAnsi="Cambria Math" w:cs="Arial"/>
+            <w:sz w:val="26"/>
+            <w:szCs w:val="26"/>
+          </w:rPr>
+          <m:t>84</m:t>
+        </m:r>
+      </m:oMath>
+      <w:r>
+        <w:rPr>
+          <w:rFonts w:ascii="Arial" w:hAnsi="Arial" w:cs="Arial"/>
+          <w:sz w:val="26"/>
+          <w:szCs w:val="26"/>
+        </w:rPr>
+        <w:t xml:space="preserve"> nhịp cho FC3).</w:t>
+      </w:r>
+    </w:p>
+    <w:p>
+      <w:pPr>
+        <w:pStyle w:val="BodyText"/>
+        <w:numPr>
+          <w:ilvl w:val="0"/>
+          <w:numId w:val="42"/>
+        </w:numPr>
+        <w:rPr>
+          <w:rFonts w:ascii="Arial" w:hAnsi="Arial" w:cs="Arial"/>
+          <w:sz w:val="26"/>
+          <w:szCs w:val="26"/>
+        </w:rPr>
+      </w:pPr>
+      <w:r>
+        <w:rPr>
+          <w:rFonts w:ascii="Arial" w:hAnsi="Arial" w:cs="Arial"/>
+          <w:sz w:val="26"/>
+          <w:szCs w:val="26"/>
+        </w:rPr>
+        <w:t xml:space="preserve">Thanh ghi Ngõ ra (8 x Accumulator Registers INT32): Sau </w:t>
+      </w:r>
+      <m:oMath>
+        <m:sSub>
+          <m:sSubPr>
+            <m:ctrlPr>
+              <w:rPr>
+                <w:rFonts w:ascii="Cambria Math" w:hAnsi="Cambria Math" w:cs="Arial"/>
+                <w:sz w:val="26"/>
+                <w:szCs w:val="26"/>
+              </w:rPr>
+            </m:ctrlPr>
+          </m:sSubPr>
+          <m:e>
+            <m:r>
+              <w:rPr>
+                <w:rFonts w:ascii="Cambria Math" w:hAnsi="Cambria Math" w:cs="Arial"/>
+                <w:sz w:val="26"/>
+                <w:szCs w:val="26"/>
+              </w:rPr>
+              <m:t>N</m:t>
+            </m:r>
+          </m:e>
+          <m:sub>
+            <m:r>
+              <w:rPr>
+                <w:rFonts w:ascii="Cambria Math" w:hAnsi="Cambria Math" w:cs="Arial"/>
+                <w:sz w:val="26"/>
+                <w:szCs w:val="26"/>
+              </w:rPr>
+              <m:t>in</m:t>
+            </m:r>
+          </m:sub>
+        </m:sSub>
+      </m:oMath>
+      <w:r>
+        <w:rPr>
+          <w:rFonts w:ascii="Arial" w:hAnsi="Arial" w:cs="Arial"/>
+          <w:sz w:val="26"/>
+          <w:szCs w:val="26"/>
+        </w:rPr>
+        <w:t xml:space="preserve"> nhịp, mảng chốt trọn vẹn 8 tổng tích dồn </w:t>
       </w:r>
       <m:oMath>
         <m:r>
@@ -20922,29 +20498,7 @@
           <w:sz w:val="26"/>
           <w:szCs w:val="26"/>
         </w:rPr>
-        <w:t xml:space="preserve"> từ 8 Lanes.</w:t>
-      </w:r>
-    </w:p>
-    <w:p>
-      <w:pPr>
-        <w:pStyle w:val="BodyText"/>
-        <w:numPr>
-          <w:ilvl w:val="0"/>
-          <w:numId w:val="48"/>
-        </w:numPr>
-        <w:rPr>
-          <w:rFonts w:ascii="Arial" w:hAnsi="Arial" w:cs="Arial"/>
-          <w:sz w:val="26"/>
-          <w:szCs w:val="26"/>
-        </w:rPr>
-      </w:pPr>
-      <w:r>
-        <w:rPr>
-          <w:rFonts w:ascii="Arial" w:hAnsi="Arial" w:cs="Arial"/>
-          <w:sz w:val="26"/>
-          <w:szCs w:val="26"/>
-        </w:rPr>
-        <w:t>Định danh ngõ ra: Xả ra [8 Neurons Output / Group] (kết quả tính toán hoàn chỉnh của một nhóm 8 nơ-ron ngõ ra phần cứng) để chuyển tiếp sang tầng Hậu xử lý.</w:t>
+        <w:t xml:space="preserve"> của 8 nơ-ron ngõ ra trong nhóm.</w:t>
       </w:r>
     </w:p>
     <w:p>
@@ -20966,7 +20520,7 @@
           <w:sz w:val="26"/>
           <w:szCs w:val="26"/>
         </w:rPr>
-        <w:t>TẦNG 4: PHÂN NHÁNH HẬU XỬ LÝ (DUAL OUTPUT PATHS)</w:t>
+        <w:t>4. Phân nhánh Hậu xử lý Ngõ ra</w:t>
       </w:r>
     </w:p>
     <w:p>
@@ -21013,7 +20567,7 @@
           <w:sz w:val="26"/>
           <w:szCs w:val="26"/>
         </w:rPr>
-        <w:t xml:space="preserve"> từ bộ tích lũy nhóm được điều hướng theo 2 nhánh độc lập (đường màu cam):</w:t>
+        <w:t xml:space="preserve"> từ bộ tích lũy được điều hướng theo 2 nhánh phần cứng độc lập (đường màu cam):</w:t>
       </w:r>
     </w:p>
     <w:p>
@@ -21021,7 +20575,7 @@
         <w:pStyle w:val="BodyText"/>
         <w:numPr>
           <w:ilvl w:val="0"/>
-          <w:numId w:val="49"/>
+          <w:numId w:val="43"/>
         </w:numPr>
         <w:rPr>
           <w:rFonts w:ascii="Arial" w:hAnsi="Arial" w:cs="Arial"/>
@@ -21035,7 +20589,7 @@
           <w:sz w:val="26"/>
           <w:szCs w:val="26"/>
         </w:rPr>
-        <w:t>Nhánh 1 (Branch FC1 &amp; FC2 - Tầng trung gian):</w:t>
+        <w:t>Nhánh FC1 &amp; FC2 (Tầng trung gian):</w:t>
       </w:r>
     </w:p>
     <w:p>
@@ -21043,7 +20597,7 @@
         <w:pStyle w:val="BodyText"/>
         <w:numPr>
           <w:ilvl w:val="1"/>
-          <w:numId w:val="49"/>
+          <w:numId w:val="43"/>
         </w:numPr>
         <w:rPr>
           <w:rFonts w:ascii="Arial" w:hAnsi="Arial" w:cs="Arial"/>
@@ -21057,7 +20611,7 @@
           <w:sz w:val="26"/>
           <w:szCs w:val="26"/>
         </w:rPr>
-        <w:t xml:space="preserve">Đi vào Pipelined Requantizer để thực hiện chuỗi biến đổi: Cộng Bias (Bias Addition) </w:t>
+        <w:t xml:space="preserve">Đưa qua Pipelined Requantizer thực hiện 3 bước: Nhân Scale (Scale Mult) </w:t>
       </w:r>
       <m:oMath>
         <m:r>
@@ -21075,7 +20629,7 @@
           <w:sz w:val="26"/>
           <w:szCs w:val="26"/>
         </w:rPr>
-        <w:t xml:space="preserve"> Nhân Scale (Scale Mult) </w:t>
+        <w:t xml:space="preserve"> Dịch bit &amp; ReLU (Shift &amp; ReLU) </w:t>
       </w:r>
       <m:oMath>
         <m:r>
@@ -21093,25 +20647,7 @@
           <w:sz w:val="26"/>
           <w:szCs w:val="26"/>
         </w:rPr>
-        <w:t xml:space="preserve"> Dịch bit &amp; ReLU (Shift &amp; ReLU) </w:t>
-      </w:r>
-      <m:oMath>
-        <m:r>
-          <w:rPr>
-            <w:rFonts w:ascii="Cambria Math" w:hAnsi="Cambria Math" w:cs="Arial"/>
-            <w:sz w:val="26"/>
-            <w:szCs w:val="26"/>
-          </w:rPr>
-          <m:t>→</m:t>
-        </m:r>
-      </m:oMath>
-      <w:r>
-        <w:rPr>
-          <w:rFonts w:ascii="Arial" w:hAnsi="Arial" w:cs="Arial"/>
-          <w:sz w:val="26"/>
-          <w:szCs w:val="26"/>
-        </w:rPr>
-        <w:t xml:space="preserve"> Ép dải saturation INT8 (Saturation INT8).</w:t>
+        <w:t xml:space="preserve"> Kẹp dải saturation (Saturation INT8).</w:t>
       </w:r>
     </w:p>
     <w:p>
@@ -21119,7 +20655,7 @@
         <w:pStyle w:val="BodyText"/>
         <w:numPr>
           <w:ilvl w:val="1"/>
-          <w:numId w:val="49"/>
+          <w:numId w:val="43"/>
         </w:numPr>
         <w:rPr>
           <w:rFonts w:ascii="Arial" w:hAnsi="Arial" w:cs="Arial"/>
@@ -21133,7 +20669,7 @@
           <w:sz w:val="26"/>
           <w:szCs w:val="26"/>
         </w:rPr>
-        <w:t xml:space="preserve">Kết quả </w:t>
+        <w:t xml:space="preserve">Dữ liệu </w:t>
       </w:r>
       <m:oMath>
         <m:r>
@@ -21162,7 +20698,7 @@
           <w:sz w:val="26"/>
           <w:szCs w:val="26"/>
         </w:rPr>
-        <w:t xml:space="preserve"> được ghi vào FC Activation Memory (RAM).</w:t>
+        <w:t xml:space="preserve"> thu được ghi vào FC Activation Memory (RAM), sau đó theo đường màu hồng Feedback for FC2 &amp; FC3 quay lại ô nguồn làm ngõ vào cho tầng kế tiếp.</w:t>
       </w:r>
     </w:p>
     <w:p>
@@ -21170,7 +20706,7 @@
         <w:pStyle w:val="BodyText"/>
         <w:numPr>
           <w:ilvl w:val="0"/>
-          <w:numId w:val="49"/>
+          <w:numId w:val="43"/>
         </w:numPr>
         <w:rPr>
           <w:rFonts w:ascii="Arial" w:hAnsi="Arial" w:cs="Arial"/>
@@ -21184,7 +20720,7 @@
           <w:sz w:val="26"/>
           <w:szCs w:val="26"/>
         </w:rPr>
-        <w:t>Nhánh 2 (Branch FC3 - Tầng phân loại cuối):</w:t>
+        <w:t>Nhánh FC3 (Tầng phân loại cuối):</w:t>
       </w:r>
     </w:p>
     <w:p>
@@ -21192,7 +20728,7 @@
         <w:pStyle w:val="BodyText"/>
         <w:numPr>
           <w:ilvl w:val="1"/>
-          <w:numId w:val="49"/>
+          <w:numId w:val="43"/>
         </w:numPr>
         <w:rPr>
           <w:rFonts w:ascii="Arial" w:hAnsi="Arial" w:cs="Arial"/>
@@ -21206,7 +20742,7 @@
           <w:sz w:val="26"/>
           <w:szCs w:val="26"/>
         </w:rPr>
-        <w:t xml:space="preserve">Giữ nguyên giá trị điểm thô </w:t>
+        <w:t xml:space="preserve">Điểm thô </w:t>
       </w:r>
       <m:oMath>
         <m:r>
@@ -21235,15 +20771,15 @@
           <w:sz w:val="26"/>
           <w:szCs w:val="26"/>
         </w:rPr>
-        <w:t xml:space="preserve"> (Raw Logits INT32).</w:t>
+        <w:t xml:space="preserve"> (Raw Logits) được xả ra và xử lý song song trong cùng 1 nhịp clock:</w:t>
       </w:r>
     </w:p>
     <w:p>
       <w:pPr>
         <w:pStyle w:val="BodyText"/>
         <w:numPr>
-          <w:ilvl w:val="1"/>
-          <w:numId w:val="49"/>
+          <w:ilvl w:val="2"/>
+          <w:numId w:val="43"/>
         </w:numPr>
         <w:rPr>
           <w:rFonts w:ascii="Arial" w:hAnsi="Arial" w:cs="Arial"/>
@@ -21257,7 +20793,29 @@
           <w:sz w:val="26"/>
           <w:szCs w:val="26"/>
         </w:rPr>
-        <w:t>Đưa vào Streaming Argmax Unit thực hiện so sánh lớn hơn ngặt (Strict '&gt;' CMP) để chốt và xả mã lớp dự đoán Predicted Class ID (6-bit) ra ngoài.</w:t>
+        <w:t>Ghi lưu trữ trực tiếp vào FC3 LOGITS RAM (Raw Logits).</w:t>
+      </w:r>
+    </w:p>
+    <w:p>
+      <w:pPr>
+        <w:pStyle w:val="BodyText"/>
+        <w:numPr>
+          <w:ilvl w:val="2"/>
+          <w:numId w:val="43"/>
+        </w:numPr>
+        <w:rPr>
+          <w:rFonts w:ascii="Arial" w:hAnsi="Arial" w:cs="Arial"/>
+          <w:sz w:val="26"/>
+          <w:szCs w:val="26"/>
+        </w:rPr>
+      </w:pPr>
+      <w:r>
+        <w:rPr>
+          <w:rFonts w:ascii="Arial" w:hAnsi="Arial" w:cs="Arial"/>
+          <w:sz w:val="26"/>
+          <w:szCs w:val="26"/>
+        </w:rPr>
+        <w:t>Đưa thẳng đồng thời vào Streaming Argmax Unit thực hiện so sánh lớn hơn ngặt (Strict '&gt;' CMP) để chốt mã lớp dự đoán cuối cùng Predicted Class ID (6-bit).</w:t>
       </w:r>
     </w:p>
     <w:p>
@@ -21279,8 +20837,7 @@
           <w:sz w:val="26"/>
           <w:szCs w:val="26"/>
         </w:rPr>
-        <w:lastRenderedPageBreak/>
-        <w:t xml:space="preserve">TẦNG 5: VÒNG LẶP &amp; TÁI SỬ DỤNG PHẦN CỨNG </w:t>
+        <w:t xml:space="preserve">5. Cơ chế Vòng lặp </w:t>
       </w:r>
     </w:p>
     <w:p>
@@ -21298,29 +20855,25 @@
           <w:sz w:val="26"/>
           <w:szCs w:val="26"/>
         </w:rPr>
-        <w:t>Vòng lặp Nhóm (FC GROUP LOOP):</w:t>
+        <w:t>Vòng lặp Nhóm (FC GROUP LOOP - Viền nét đứt ngoài cùng):</w:t>
       </w:r>
     </w:p>
     <w:p>
       <w:pPr>
         <w:pStyle w:val="BodyText"/>
-        <w:numPr>
-          <w:ilvl w:val="1"/>
-          <w:numId w:val="50"/>
-        </w:numPr>
-        <w:rPr>
-          <w:rFonts w:ascii="Arial" w:hAnsi="Arial" w:cs="Arial"/>
-          <w:sz w:val="26"/>
-          <w:szCs w:val="26"/>
-        </w:rPr>
-      </w:pPr>
-      <w:r>
-        <w:rPr>
-          <w:rFonts w:ascii="Arial" w:hAnsi="Arial" w:cs="Arial"/>
-          <w:sz w:val="26"/>
-          <w:szCs w:val="26"/>
-        </w:rPr>
-        <w:t xml:space="preserve">Do phần cứng chỉ có 8 Lanes, mảng MAC được tái sử dụng qua </w:t>
+        <w:rPr>
+          <w:rFonts w:ascii="Arial" w:hAnsi="Arial" w:cs="Arial"/>
+          <w:sz w:val="26"/>
+          <w:szCs w:val="26"/>
+        </w:rPr>
+      </w:pPr>
+      <w:r>
+        <w:rPr>
+          <w:rFonts w:ascii="Arial" w:hAnsi="Arial" w:cs="Arial"/>
+          <w:sz w:val="26"/>
+          <w:szCs w:val="26"/>
+        </w:rPr>
+        <w:t xml:space="preserve">Mảng 8-MAC được vận hành cuốn chiếu qua </w:t>
       </w:r>
       <m:oMath>
         <m:r>
@@ -21338,15 +20891,33 @@
           <w:sz w:val="26"/>
           <w:szCs w:val="26"/>
         </w:rPr>
-        <w:t xml:space="preserve"> nhóm:</w:t>
+        <w:t xml:space="preserve"> nhóm nơ-ron ngõ ra (</w:t>
+      </w:r>
+      <m:oMath>
+        <m:r>
+          <w:rPr>
+            <w:rFonts w:ascii="Cambria Math" w:hAnsi="Cambria Math" w:cs="Arial"/>
+            <w:sz w:val="26"/>
+            <w:szCs w:val="26"/>
+          </w:rPr>
+          <m:t>g=0…G-1</m:t>
+        </m:r>
+      </m:oMath>
+      <w:r>
+        <w:rPr>
+          <w:rFonts w:ascii="Arial" w:hAnsi="Arial" w:cs="Arial"/>
+          <w:sz w:val="26"/>
+          <w:szCs w:val="26"/>
+        </w:rPr>
+        <w:t>):</w:t>
       </w:r>
     </w:p>
     <w:p>
       <w:pPr>
         <w:pStyle w:val="BodyText"/>
         <w:numPr>
-          <w:ilvl w:val="2"/>
-          <w:numId w:val="50"/>
+          <w:ilvl w:val="0"/>
+          <w:numId w:val="44"/>
         </w:numPr>
         <w:rPr>
           <w:rFonts w:ascii="Arial" w:hAnsi="Arial" w:cs="Arial"/>
@@ -21360,7 +20931,25 @@
           <w:sz w:val="26"/>
           <w:szCs w:val="26"/>
         </w:rPr>
-        <w:t xml:space="preserve">FC1: </w:t>
+        <w:t>FC1 (</w:t>
+      </w:r>
+      <m:oMath>
+        <m:r>
+          <w:rPr>
+            <w:rFonts w:ascii="Cambria Math" w:hAnsi="Cambria Math" w:cs="Arial"/>
+            <w:sz w:val="26"/>
+            <w:szCs w:val="26"/>
+          </w:rPr>
+          <m:t>600→120</m:t>
+        </m:r>
+      </m:oMath>
+      <w:r>
+        <w:rPr>
+          <w:rFonts w:ascii="Arial" w:hAnsi="Arial" w:cs="Arial"/>
+          <w:sz w:val="26"/>
+          <w:szCs w:val="26"/>
+        </w:rPr>
+        <w:t xml:space="preserve">): </w:t>
       </w:r>
       <m:oMath>
         <m:r>
@@ -21400,7 +20989,29 @@
           <w:sz w:val="26"/>
           <w:szCs w:val="26"/>
         </w:rPr>
-        <w:t xml:space="preserve"> (</w:t>
+        <w:t>.</w:t>
+      </w:r>
+    </w:p>
+    <w:p>
+      <w:pPr>
+        <w:pStyle w:val="BodyText"/>
+        <w:numPr>
+          <w:ilvl w:val="0"/>
+          <w:numId w:val="44"/>
+        </w:numPr>
+        <w:rPr>
+          <w:rFonts w:ascii="Arial" w:hAnsi="Arial" w:cs="Arial"/>
+          <w:sz w:val="26"/>
+          <w:szCs w:val="26"/>
+        </w:rPr>
+      </w:pPr>
+      <w:r>
+        <w:rPr>
+          <w:rFonts w:ascii="Arial" w:hAnsi="Arial" w:cs="Arial"/>
+          <w:sz w:val="26"/>
+          <w:szCs w:val="26"/>
+        </w:rPr>
+        <w:t>FC2 (</w:t>
       </w:r>
       <m:oMath>
         <m:r>
@@ -21409,7 +21020,7 @@
             <w:sz w:val="26"/>
             <w:szCs w:val="26"/>
           </w:rPr>
-          <m:t>g=0…14</m:t>
+          <m:t>120→84</m:t>
         </m:r>
       </m:oMath>
       <w:r>
@@ -21418,29 +21029,7 @@
           <w:sz w:val="26"/>
           <w:szCs w:val="26"/>
         </w:rPr>
-        <w:t>).</w:t>
-      </w:r>
-    </w:p>
-    <w:p>
-      <w:pPr>
-        <w:pStyle w:val="BodyText"/>
-        <w:numPr>
-          <w:ilvl w:val="2"/>
-          <w:numId w:val="50"/>
-        </w:numPr>
-        <w:rPr>
-          <w:rFonts w:ascii="Arial" w:hAnsi="Arial" w:cs="Arial"/>
-          <w:sz w:val="26"/>
-          <w:szCs w:val="26"/>
-        </w:rPr>
-      </w:pPr>
-      <w:r>
-        <w:rPr>
-          <w:rFonts w:ascii="Arial" w:hAnsi="Arial" w:cs="Arial"/>
-          <w:sz w:val="26"/>
-          <w:szCs w:val="26"/>
-        </w:rPr>
-        <w:t xml:space="preserve">FC2: </w:t>
+        <w:t xml:space="preserve">): </w:t>
       </w:r>
       <m:oMath>
         <m:d>
@@ -21503,7 +21092,30 @@
           <w:sz w:val="26"/>
           <w:szCs w:val="26"/>
         </w:rPr>
-        <w:t xml:space="preserve"> (</w:t>
+        <w:t>.</w:t>
+      </w:r>
+    </w:p>
+    <w:p>
+      <w:pPr>
+        <w:pStyle w:val="BodyText"/>
+        <w:numPr>
+          <w:ilvl w:val="0"/>
+          <w:numId w:val="44"/>
+        </w:numPr>
+        <w:rPr>
+          <w:rFonts w:ascii="Arial" w:hAnsi="Arial" w:cs="Arial"/>
+          <w:sz w:val="26"/>
+          <w:szCs w:val="26"/>
+        </w:rPr>
+      </w:pPr>
+      <w:r>
+        <w:rPr>
+          <w:rFonts w:ascii="Arial" w:hAnsi="Arial" w:cs="Arial"/>
+          <w:sz w:val="26"/>
+          <w:szCs w:val="26"/>
+        </w:rPr>
+        <w:lastRenderedPageBreak/>
+        <w:t>FC3 (</w:t>
       </w:r>
       <m:oMath>
         <m:r>
@@ -21512,7 +21124,7 @@
             <w:sz w:val="26"/>
             <w:szCs w:val="26"/>
           </w:rPr>
-          <m:t>g=0…10</m:t>
+          <m:t>84→47</m:t>
         </m:r>
       </m:oMath>
       <w:r>
@@ -21521,29 +21133,7 @@
           <w:sz w:val="26"/>
           <w:szCs w:val="26"/>
         </w:rPr>
-        <w:t>).</w:t>
-      </w:r>
-    </w:p>
-    <w:p>
-      <w:pPr>
-        <w:pStyle w:val="BodyText"/>
-        <w:numPr>
-          <w:ilvl w:val="2"/>
-          <w:numId w:val="50"/>
-        </w:numPr>
-        <w:rPr>
-          <w:rFonts w:ascii="Arial" w:hAnsi="Arial" w:cs="Arial"/>
-          <w:sz w:val="26"/>
-          <w:szCs w:val="26"/>
-        </w:rPr>
-      </w:pPr>
-      <w:r>
-        <w:rPr>
-          <w:rFonts w:ascii="Arial" w:hAnsi="Arial" w:cs="Arial"/>
-          <w:sz w:val="26"/>
-          <w:szCs w:val="26"/>
-        </w:rPr>
-        <w:t xml:space="preserve">FC3: </w:t>
+        <w:t xml:space="preserve">): </w:t>
       </w:r>
       <m:oMath>
         <m:d>
@@ -21606,16 +21196,97 @@
           <w:sz w:val="26"/>
           <w:szCs w:val="26"/>
         </w:rPr>
-        <w:t xml:space="preserve"> (</w:t>
+        <w:t>.</w:t>
+      </w:r>
+    </w:p>
+    <w:p>
+      <w:pPr>
+        <w:pStyle w:val="BodyText"/>
+        <w:numPr>
+          <w:ilvl w:val="0"/>
+          <w:numId w:val="45"/>
+        </w:numPr>
+        <w:rPr>
+          <w:rFonts w:ascii="Arial" w:hAnsi="Arial" w:cs="Arial"/>
+          <w:sz w:val="26"/>
+          <w:szCs w:val="26"/>
+        </w:rPr>
+      </w:pPr>
+      <w:r>
+        <w:rPr>
+          <w:rFonts w:ascii="Arial" w:hAnsi="Arial" w:cs="Arial"/>
+          <w:sz w:val="26"/>
+          <w:szCs w:val="26"/>
+        </w:rPr>
+        <w:t>Vòng lặp Tầng (Layer Feedback - Đường màu hồng):</w:t>
+      </w:r>
+    </w:p>
+    <w:p>
+      <w:pPr>
+        <w:pStyle w:val="BodyText"/>
+        <w:rPr>
+          <w:rFonts w:ascii="Arial" w:hAnsi="Arial" w:cs="Arial"/>
+          <w:sz w:val="26"/>
+          <w:szCs w:val="26"/>
+        </w:rPr>
+      </w:pPr>
+      <w:r>
+        <w:rPr>
+          <w:rFonts w:ascii="Arial" w:hAnsi="Arial" w:cs="Arial"/>
+          <w:sz w:val="26"/>
+          <w:szCs w:val="26"/>
+        </w:rPr>
+        <w:t xml:space="preserve">Liên kết chuỗi thực thi tuần tự </w:t>
       </w:r>
       <m:oMath>
+        <m:r>
+          <m:rPr>
+            <m:nor/>
+          </m:rPr>
+          <w:rPr>
+            <w:rFonts w:ascii="Arial" w:hAnsi="Arial" w:cs="Arial"/>
+            <w:sz w:val="26"/>
+            <w:szCs w:val="26"/>
+          </w:rPr>
+          <m:t>FC1</m:t>
+        </m:r>
         <m:r>
           <w:rPr>
             <w:rFonts w:ascii="Cambria Math" w:hAnsi="Cambria Math" w:cs="Arial"/>
             <w:sz w:val="26"/>
             <w:szCs w:val="26"/>
           </w:rPr>
-          <m:t>g=0…5</m:t>
+          <m:t>⟶</m:t>
+        </m:r>
+        <m:r>
+          <m:rPr>
+            <m:nor/>
+          </m:rPr>
+          <w:rPr>
+            <w:rFonts w:ascii="Arial" w:hAnsi="Arial" w:cs="Arial"/>
+            <w:sz w:val="26"/>
+            <w:szCs w:val="26"/>
+          </w:rPr>
+          <m:t>FC2</m:t>
+        </m:r>
+        <m:r>
+          <w:rPr>
+            <w:rFonts w:ascii="Cambria Math" w:hAnsi="Cambria Math" w:cs="Arial"/>
+            <w:sz w:val="26"/>
+            <w:szCs w:val="26"/>
+          </w:rPr>
+          <m:t>⟶</m:t>
+        </m:r>
+        <m:r>
+          <m:rPr>
+            <m:nor/>
+          </m:rPr>
+          <w:rPr>
+            <w:rFonts w:ascii="Arial" w:hAnsi="Arial" w:cs="Arial"/>
+            <w:sz w:val="26"/>
+            <w:szCs w:val="26"/>
+          </w:rPr>
+          <m:t>FC3</m:t>
         </m:r>
       </m:oMath>
       <w:r>
@@ -21624,69 +21295,25 @@
           <w:sz w:val="26"/>
           <w:szCs w:val="26"/>
         </w:rPr>
-        <w:t>).</w:t>
+        <w:t xml:space="preserve"> trên cùng một khối phần cứng vật lý.</w:t>
       </w:r>
     </w:p>
     <w:p>
       <w:pPr>
         <w:pStyle w:val="BodyText"/>
-        <w:numPr>
-          <w:ilvl w:val="0"/>
-          <w:numId w:val="50"/>
-        </w:numPr>
-        <w:rPr>
-          <w:rFonts w:ascii="Arial" w:hAnsi="Arial" w:cs="Arial"/>
-          <w:sz w:val="26"/>
-          <w:szCs w:val="26"/>
-        </w:rPr>
-      </w:pPr>
-      <w:r>
-        <w:rPr>
-          <w:rFonts w:ascii="Arial" w:hAnsi="Arial" w:cs="Arial"/>
-          <w:sz w:val="26"/>
-          <w:szCs w:val="26"/>
-        </w:rPr>
-        <w:t>Vòng lặp Tầng (Feedback for FC2 &amp; FC3 - Mũi tên màu hồng lề trái):</w:t>
-      </w:r>
-    </w:p>
-    <w:p>
-      <w:pPr>
-        <w:pStyle w:val="BodyText"/>
-        <w:numPr>
-          <w:ilvl w:val="1"/>
-          <w:numId w:val="50"/>
-        </w:numPr>
-        <w:rPr>
-          <w:rFonts w:ascii="Arial" w:hAnsi="Arial" w:cs="Arial"/>
-          <w:sz w:val="26"/>
-          <w:szCs w:val="26"/>
-        </w:rPr>
-      </w:pPr>
-      <w:r>
-        <w:rPr>
-          <w:rFonts w:ascii="Arial" w:hAnsi="Arial" w:cs="Arial"/>
-          <w:sz w:val="26"/>
-          <w:szCs w:val="26"/>
-        </w:rPr>
-        <w:t>Thể hiện cơ chế Hardware Sharing: Kết quả INT8 của FC1/FC2 tại FC Activation Memory được phản hồi ngược lên Input Activation RAM để làm véc-tơ kích hoạt đầu vào cho tầng tiếp theo.</w:t>
-      </w:r>
-    </w:p>
-    <w:p>
-      <w:pPr>
-        <w:pStyle w:val="BodyText"/>
-        <w:rPr>
-          <w:rFonts w:ascii="Arial" w:hAnsi="Arial" w:cs="Arial"/>
-          <w:sz w:val="26"/>
-          <w:szCs w:val="26"/>
-        </w:rPr>
-      </w:pPr>
-      <w:r>
-        <w:rPr>
-          <w:rFonts w:ascii="Arial" w:hAnsi="Arial" w:cs="Arial"/>
-          <w:sz w:val="26"/>
-          <w:szCs w:val="26"/>
-        </w:rPr>
-        <w:t>BẢNG TÓM TẮT MA TRẬN LUỒNG VẬN HÀNH</w:t>
+        <w:rPr>
+          <w:rFonts w:ascii="Arial" w:hAnsi="Arial" w:cs="Arial"/>
+          <w:sz w:val="26"/>
+          <w:szCs w:val="26"/>
+        </w:rPr>
+      </w:pPr>
+      <w:r>
+        <w:rPr>
+          <w:rFonts w:ascii="Arial" w:hAnsi="Arial" w:cs="Arial"/>
+          <w:sz w:val="26"/>
+          <w:szCs w:val="26"/>
+        </w:rPr>
+        <w:t xml:space="preserve">BẢNG TÓM TẮT </w:t>
       </w:r>
     </w:p>
     <w:tbl>
@@ -23405,123 +23032,6 @@
     </w:lvl>
   </w:abstractNum>
   <w:abstractNum w:abstractNumId="5" w15:restartNumberingAfterBreak="0">
-    <w:nsid w:val="026B6781"/>
-    <w:multiLevelType w:val="multilevel"/>
-    <w:tmpl w:val="343663D6"/>
-    <w:lvl w:ilvl="0">
-      <w:start w:val="1"/>
-      <w:numFmt w:val="decimal"/>
-      <w:lvlText w:val="%1."/>
-      <w:lvlJc w:val="left"/>
-      <w:pPr>
-        <w:tabs>
-          <w:tab w:val="num" w:pos="720"/>
-        </w:tabs>
-        <w:ind w:left="720" w:hanging="360"/>
-      </w:pPr>
-    </w:lvl>
-    <w:lvl w:ilvl="1">
-      <w:start w:val="1"/>
-      <w:numFmt w:val="bullet"/>
-      <w:lvlText w:val="o"/>
-      <w:lvlJc w:val="left"/>
-      <w:pPr>
-        <w:tabs>
-          <w:tab w:val="num" w:pos="1440"/>
-        </w:tabs>
-        <w:ind w:left="1440" w:hanging="360"/>
-      </w:pPr>
-      <w:rPr>
-        <w:rFonts w:ascii="Courier New" w:hAnsi="Courier New" w:hint="default"/>
-        <w:sz w:val="20"/>
-      </w:rPr>
-    </w:lvl>
-    <w:lvl w:ilvl="2" w:tentative="1">
-      <w:start w:val="1"/>
-      <w:numFmt w:val="decimal"/>
-      <w:lvlText w:val="%3."/>
-      <w:lvlJc w:val="left"/>
-      <w:pPr>
-        <w:tabs>
-          <w:tab w:val="num" w:pos="2160"/>
-        </w:tabs>
-        <w:ind w:left="2160" w:hanging="360"/>
-      </w:pPr>
-    </w:lvl>
-    <w:lvl w:ilvl="3" w:tentative="1">
-      <w:start w:val="1"/>
-      <w:numFmt w:val="decimal"/>
-      <w:lvlText w:val="%4."/>
-      <w:lvlJc w:val="left"/>
-      <w:pPr>
-        <w:tabs>
-          <w:tab w:val="num" w:pos="2880"/>
-        </w:tabs>
-        <w:ind w:left="2880" w:hanging="360"/>
-      </w:pPr>
-    </w:lvl>
-    <w:lvl w:ilvl="4" w:tentative="1">
-      <w:start w:val="1"/>
-      <w:numFmt w:val="decimal"/>
-      <w:lvlText w:val="%5."/>
-      <w:lvlJc w:val="left"/>
-      <w:pPr>
-        <w:tabs>
-          <w:tab w:val="num" w:pos="3600"/>
-        </w:tabs>
-        <w:ind w:left="3600" w:hanging="360"/>
-      </w:pPr>
-    </w:lvl>
-    <w:lvl w:ilvl="5" w:tentative="1">
-      <w:start w:val="1"/>
-      <w:numFmt w:val="decimal"/>
-      <w:lvlText w:val="%6."/>
-      <w:lvlJc w:val="left"/>
-      <w:pPr>
-        <w:tabs>
-          <w:tab w:val="num" w:pos="4320"/>
-        </w:tabs>
-        <w:ind w:left="4320" w:hanging="360"/>
-      </w:pPr>
-    </w:lvl>
-    <w:lvl w:ilvl="6" w:tentative="1">
-      <w:start w:val="1"/>
-      <w:numFmt w:val="decimal"/>
-      <w:lvlText w:val="%7."/>
-      <w:lvlJc w:val="left"/>
-      <w:pPr>
-        <w:tabs>
-          <w:tab w:val="num" w:pos="5040"/>
-        </w:tabs>
-        <w:ind w:left="5040" w:hanging="360"/>
-      </w:pPr>
-    </w:lvl>
-    <w:lvl w:ilvl="7" w:tentative="1">
-      <w:start w:val="1"/>
-      <w:numFmt w:val="decimal"/>
-      <w:lvlText w:val="%8."/>
-      <w:lvlJc w:val="left"/>
-      <w:pPr>
-        <w:tabs>
-          <w:tab w:val="num" w:pos="5760"/>
-        </w:tabs>
-        <w:ind w:left="5760" w:hanging="360"/>
-      </w:pPr>
-    </w:lvl>
-    <w:lvl w:ilvl="8" w:tentative="1">
-      <w:start w:val="1"/>
-      <w:numFmt w:val="decimal"/>
-      <w:lvlText w:val="%9."/>
-      <w:lvlJc w:val="left"/>
-      <w:pPr>
-        <w:tabs>
-          <w:tab w:val="num" w:pos="6480"/>
-        </w:tabs>
-        <w:ind w:left="6480" w:hanging="360"/>
-      </w:pPr>
-    </w:lvl>
-  </w:abstractNum>
-  <w:abstractNum w:abstractNumId="6" w15:restartNumberingAfterBreak="0">
     <w:nsid w:val="03366482"/>
     <w:multiLevelType w:val="multilevel"/>
     <w:tmpl w:val="2F5C395E"/>
@@ -23670,156 +23180,156 @@
       </w:rPr>
     </w:lvl>
   </w:abstractNum>
+  <w:abstractNum w:abstractNumId="6" w15:restartNumberingAfterBreak="0">
+    <w:nsid w:val="04FE370E"/>
+    <w:multiLevelType w:val="multilevel"/>
+    <w:tmpl w:val="9228706E"/>
+    <w:lvl w:ilvl="0">
+      <w:start w:val="1"/>
+      <w:numFmt w:val="bullet"/>
+      <w:lvlText w:val=""/>
+      <w:lvlJc w:val="left"/>
+      <w:pPr>
+        <w:tabs>
+          <w:tab w:val="num" w:pos="720"/>
+        </w:tabs>
+        <w:ind w:left="720" w:hanging="360"/>
+      </w:pPr>
+      <w:rPr>
+        <w:rFonts w:ascii="Symbol" w:hAnsi="Symbol" w:hint="default"/>
+        <w:sz w:val="20"/>
+      </w:rPr>
+    </w:lvl>
+    <w:lvl w:ilvl="1" w:tentative="1">
+      <w:start w:val="1"/>
+      <w:numFmt w:val="bullet"/>
+      <w:lvlText w:val="o"/>
+      <w:lvlJc w:val="left"/>
+      <w:pPr>
+        <w:tabs>
+          <w:tab w:val="num" w:pos="1440"/>
+        </w:tabs>
+        <w:ind w:left="1440" w:hanging="360"/>
+      </w:pPr>
+      <w:rPr>
+        <w:rFonts w:ascii="Courier New" w:hAnsi="Courier New" w:hint="default"/>
+        <w:sz w:val="20"/>
+      </w:rPr>
+    </w:lvl>
+    <w:lvl w:ilvl="2" w:tentative="1">
+      <w:start w:val="1"/>
+      <w:numFmt w:val="bullet"/>
+      <w:lvlText w:val=""/>
+      <w:lvlJc w:val="left"/>
+      <w:pPr>
+        <w:tabs>
+          <w:tab w:val="num" w:pos="2160"/>
+        </w:tabs>
+        <w:ind w:left="2160" w:hanging="360"/>
+      </w:pPr>
+      <w:rPr>
+        <w:rFonts w:ascii="Wingdings" w:hAnsi="Wingdings" w:hint="default"/>
+        <w:sz w:val="20"/>
+      </w:rPr>
+    </w:lvl>
+    <w:lvl w:ilvl="3" w:tentative="1">
+      <w:start w:val="1"/>
+      <w:numFmt w:val="bullet"/>
+      <w:lvlText w:val=""/>
+      <w:lvlJc w:val="left"/>
+      <w:pPr>
+        <w:tabs>
+          <w:tab w:val="num" w:pos="2880"/>
+        </w:tabs>
+        <w:ind w:left="2880" w:hanging="360"/>
+      </w:pPr>
+      <w:rPr>
+        <w:rFonts w:ascii="Wingdings" w:hAnsi="Wingdings" w:hint="default"/>
+        <w:sz w:val="20"/>
+      </w:rPr>
+    </w:lvl>
+    <w:lvl w:ilvl="4" w:tentative="1">
+      <w:start w:val="1"/>
+      <w:numFmt w:val="bullet"/>
+      <w:lvlText w:val=""/>
+      <w:lvlJc w:val="left"/>
+      <w:pPr>
+        <w:tabs>
+          <w:tab w:val="num" w:pos="3600"/>
+        </w:tabs>
+        <w:ind w:left="3600" w:hanging="360"/>
+      </w:pPr>
+      <w:rPr>
+        <w:rFonts w:ascii="Wingdings" w:hAnsi="Wingdings" w:hint="default"/>
+        <w:sz w:val="20"/>
+      </w:rPr>
+    </w:lvl>
+    <w:lvl w:ilvl="5" w:tentative="1">
+      <w:start w:val="1"/>
+      <w:numFmt w:val="bullet"/>
+      <w:lvlText w:val=""/>
+      <w:lvlJc w:val="left"/>
+      <w:pPr>
+        <w:tabs>
+          <w:tab w:val="num" w:pos="4320"/>
+        </w:tabs>
+        <w:ind w:left="4320" w:hanging="360"/>
+      </w:pPr>
+      <w:rPr>
+        <w:rFonts w:ascii="Wingdings" w:hAnsi="Wingdings" w:hint="default"/>
+        <w:sz w:val="20"/>
+      </w:rPr>
+    </w:lvl>
+    <w:lvl w:ilvl="6" w:tentative="1">
+      <w:start w:val="1"/>
+      <w:numFmt w:val="bullet"/>
+      <w:lvlText w:val=""/>
+      <w:lvlJc w:val="left"/>
+      <w:pPr>
+        <w:tabs>
+          <w:tab w:val="num" w:pos="5040"/>
+        </w:tabs>
+        <w:ind w:left="5040" w:hanging="360"/>
+      </w:pPr>
+      <w:rPr>
+        <w:rFonts w:ascii="Wingdings" w:hAnsi="Wingdings" w:hint="default"/>
+        <w:sz w:val="20"/>
+      </w:rPr>
+    </w:lvl>
+    <w:lvl w:ilvl="7" w:tentative="1">
+      <w:start w:val="1"/>
+      <w:numFmt w:val="bullet"/>
+      <w:lvlText w:val=""/>
+      <w:lvlJc w:val="left"/>
+      <w:pPr>
+        <w:tabs>
+          <w:tab w:val="num" w:pos="5760"/>
+        </w:tabs>
+        <w:ind w:left="5760" w:hanging="360"/>
+      </w:pPr>
+      <w:rPr>
+        <w:rFonts w:ascii="Wingdings" w:hAnsi="Wingdings" w:hint="default"/>
+        <w:sz w:val="20"/>
+      </w:rPr>
+    </w:lvl>
+    <w:lvl w:ilvl="8" w:tentative="1">
+      <w:start w:val="1"/>
+      <w:numFmt w:val="bullet"/>
+      <w:lvlText w:val=""/>
+      <w:lvlJc w:val="left"/>
+      <w:pPr>
+        <w:tabs>
+          <w:tab w:val="num" w:pos="6480"/>
+        </w:tabs>
+        <w:ind w:left="6480" w:hanging="360"/>
+      </w:pPr>
+      <w:rPr>
+        <w:rFonts w:ascii="Wingdings" w:hAnsi="Wingdings" w:hint="default"/>
+        <w:sz w:val="20"/>
+      </w:rPr>
+    </w:lvl>
+  </w:abstractNum>
   <w:abstractNum w:abstractNumId="7" w15:restartNumberingAfterBreak="0">
-    <w:nsid w:val="094729BC"/>
-    <w:multiLevelType w:val="multilevel"/>
-    <w:tmpl w:val="8432E03E"/>
-    <w:lvl w:ilvl="0">
-      <w:start w:val="1"/>
-      <w:numFmt w:val="bullet"/>
-      <w:lvlText w:val=""/>
-      <w:lvlJc w:val="left"/>
-      <w:pPr>
-        <w:tabs>
-          <w:tab w:val="num" w:pos="720"/>
-        </w:tabs>
-        <w:ind w:left="720" w:hanging="360"/>
-      </w:pPr>
-      <w:rPr>
-        <w:rFonts w:ascii="Symbol" w:hAnsi="Symbol" w:hint="default"/>
-        <w:sz w:val="20"/>
-      </w:rPr>
-    </w:lvl>
-    <w:lvl w:ilvl="1" w:tentative="1">
-      <w:start w:val="1"/>
-      <w:numFmt w:val="bullet"/>
-      <w:lvlText w:val="o"/>
-      <w:lvlJc w:val="left"/>
-      <w:pPr>
-        <w:tabs>
-          <w:tab w:val="num" w:pos="1440"/>
-        </w:tabs>
-        <w:ind w:left="1440" w:hanging="360"/>
-      </w:pPr>
-      <w:rPr>
-        <w:rFonts w:ascii="Courier New" w:hAnsi="Courier New" w:hint="default"/>
-        <w:sz w:val="20"/>
-      </w:rPr>
-    </w:lvl>
-    <w:lvl w:ilvl="2" w:tentative="1">
-      <w:start w:val="1"/>
-      <w:numFmt w:val="bullet"/>
-      <w:lvlText w:val=""/>
-      <w:lvlJc w:val="left"/>
-      <w:pPr>
-        <w:tabs>
-          <w:tab w:val="num" w:pos="2160"/>
-        </w:tabs>
-        <w:ind w:left="2160" w:hanging="360"/>
-      </w:pPr>
-      <w:rPr>
-        <w:rFonts w:ascii="Wingdings" w:hAnsi="Wingdings" w:hint="default"/>
-        <w:sz w:val="20"/>
-      </w:rPr>
-    </w:lvl>
-    <w:lvl w:ilvl="3" w:tentative="1">
-      <w:start w:val="1"/>
-      <w:numFmt w:val="bullet"/>
-      <w:lvlText w:val=""/>
-      <w:lvlJc w:val="left"/>
-      <w:pPr>
-        <w:tabs>
-          <w:tab w:val="num" w:pos="2880"/>
-        </w:tabs>
-        <w:ind w:left="2880" w:hanging="360"/>
-      </w:pPr>
-      <w:rPr>
-        <w:rFonts w:ascii="Wingdings" w:hAnsi="Wingdings" w:hint="default"/>
-        <w:sz w:val="20"/>
-      </w:rPr>
-    </w:lvl>
-    <w:lvl w:ilvl="4" w:tentative="1">
-      <w:start w:val="1"/>
-      <w:numFmt w:val="bullet"/>
-      <w:lvlText w:val=""/>
-      <w:lvlJc w:val="left"/>
-      <w:pPr>
-        <w:tabs>
-          <w:tab w:val="num" w:pos="3600"/>
-        </w:tabs>
-        <w:ind w:left="3600" w:hanging="360"/>
-      </w:pPr>
-      <w:rPr>
-        <w:rFonts w:ascii="Wingdings" w:hAnsi="Wingdings" w:hint="default"/>
-        <w:sz w:val="20"/>
-      </w:rPr>
-    </w:lvl>
-    <w:lvl w:ilvl="5" w:tentative="1">
-      <w:start w:val="1"/>
-      <w:numFmt w:val="bullet"/>
-      <w:lvlText w:val=""/>
-      <w:lvlJc w:val="left"/>
-      <w:pPr>
-        <w:tabs>
-          <w:tab w:val="num" w:pos="4320"/>
-        </w:tabs>
-        <w:ind w:left="4320" w:hanging="360"/>
-      </w:pPr>
-      <w:rPr>
-        <w:rFonts w:ascii="Wingdings" w:hAnsi="Wingdings" w:hint="default"/>
-        <w:sz w:val="20"/>
-      </w:rPr>
-    </w:lvl>
-    <w:lvl w:ilvl="6" w:tentative="1">
-      <w:start w:val="1"/>
-      <w:numFmt w:val="bullet"/>
-      <w:lvlText w:val=""/>
-      <w:lvlJc w:val="left"/>
-      <w:pPr>
-        <w:tabs>
-          <w:tab w:val="num" w:pos="5040"/>
-        </w:tabs>
-        <w:ind w:left="5040" w:hanging="360"/>
-      </w:pPr>
-      <w:rPr>
-        <w:rFonts w:ascii="Wingdings" w:hAnsi="Wingdings" w:hint="default"/>
-        <w:sz w:val="20"/>
-      </w:rPr>
-    </w:lvl>
-    <w:lvl w:ilvl="7" w:tentative="1">
-      <w:start w:val="1"/>
-      <w:numFmt w:val="bullet"/>
-      <w:lvlText w:val=""/>
-      <w:lvlJc w:val="left"/>
-      <w:pPr>
-        <w:tabs>
-          <w:tab w:val="num" w:pos="5760"/>
-        </w:tabs>
-        <w:ind w:left="5760" w:hanging="360"/>
-      </w:pPr>
-      <w:rPr>
-        <w:rFonts w:ascii="Wingdings" w:hAnsi="Wingdings" w:hint="default"/>
-        <w:sz w:val="20"/>
-      </w:rPr>
-    </w:lvl>
-    <w:lvl w:ilvl="8" w:tentative="1">
-      <w:start w:val="1"/>
-      <w:numFmt w:val="bullet"/>
-      <w:lvlText w:val=""/>
-      <w:lvlJc w:val="left"/>
-      <w:pPr>
-        <w:tabs>
-          <w:tab w:val="num" w:pos="6480"/>
-        </w:tabs>
-        <w:ind w:left="6480" w:hanging="360"/>
-      </w:pPr>
-      <w:rPr>
-        <w:rFonts w:ascii="Wingdings" w:hAnsi="Wingdings" w:hint="default"/>
-        <w:sz w:val="20"/>
-      </w:rPr>
-    </w:lvl>
-  </w:abstractNum>
-  <w:abstractNum w:abstractNumId="8" w15:restartNumberingAfterBreak="0">
     <w:nsid w:val="0BB66B35"/>
     <w:multiLevelType w:val="multilevel"/>
     <w:tmpl w:val="5332201C"/>
@@ -23968,7 +23478,7 @@
       </w:rPr>
     </w:lvl>
   </w:abstractNum>
-  <w:abstractNum w:abstractNumId="9" w15:restartNumberingAfterBreak="0">
+  <w:abstractNum w:abstractNumId="8" w15:restartNumberingAfterBreak="0">
     <w:nsid w:val="126030C0"/>
     <w:multiLevelType w:val="multilevel"/>
     <w:tmpl w:val="DEAAA196"/>
@@ -24081,120 +23591,7 @@
       </w:pPr>
     </w:lvl>
   </w:abstractNum>
-  <w:abstractNum w:abstractNumId="10" w15:restartNumberingAfterBreak="0">
-    <w:nsid w:val="19B44991"/>
-    <w:multiLevelType w:val="multilevel"/>
-    <w:tmpl w:val="EB7C8532"/>
-    <w:lvl w:ilvl="0">
-      <w:start w:val="1"/>
-      <w:numFmt w:val="decimal"/>
-      <w:lvlText w:val="%1."/>
-      <w:lvlJc w:val="left"/>
-      <w:pPr>
-        <w:tabs>
-          <w:tab w:val="num" w:pos="720"/>
-        </w:tabs>
-        <w:ind w:left="720" w:hanging="360"/>
-      </w:pPr>
-    </w:lvl>
-    <w:lvl w:ilvl="1" w:tentative="1">
-      <w:start w:val="1"/>
-      <w:numFmt w:val="decimal"/>
-      <w:lvlText w:val="%2."/>
-      <w:lvlJc w:val="left"/>
-      <w:pPr>
-        <w:tabs>
-          <w:tab w:val="num" w:pos="1440"/>
-        </w:tabs>
-        <w:ind w:left="1440" w:hanging="360"/>
-      </w:pPr>
-    </w:lvl>
-    <w:lvl w:ilvl="2" w:tentative="1">
-      <w:start w:val="1"/>
-      <w:numFmt w:val="decimal"/>
-      <w:lvlText w:val="%3."/>
-      <w:lvlJc w:val="left"/>
-      <w:pPr>
-        <w:tabs>
-          <w:tab w:val="num" w:pos="2160"/>
-        </w:tabs>
-        <w:ind w:left="2160" w:hanging="360"/>
-      </w:pPr>
-    </w:lvl>
-    <w:lvl w:ilvl="3" w:tentative="1">
-      <w:start w:val="1"/>
-      <w:numFmt w:val="decimal"/>
-      <w:lvlText w:val="%4."/>
-      <w:lvlJc w:val="left"/>
-      <w:pPr>
-        <w:tabs>
-          <w:tab w:val="num" w:pos="2880"/>
-        </w:tabs>
-        <w:ind w:left="2880" w:hanging="360"/>
-      </w:pPr>
-    </w:lvl>
-    <w:lvl w:ilvl="4" w:tentative="1">
-      <w:start w:val="1"/>
-      <w:numFmt w:val="decimal"/>
-      <w:lvlText w:val="%5."/>
-      <w:lvlJc w:val="left"/>
-      <w:pPr>
-        <w:tabs>
-          <w:tab w:val="num" w:pos="3600"/>
-        </w:tabs>
-        <w:ind w:left="3600" w:hanging="360"/>
-      </w:pPr>
-    </w:lvl>
-    <w:lvl w:ilvl="5" w:tentative="1">
-      <w:start w:val="1"/>
-      <w:numFmt w:val="decimal"/>
-      <w:lvlText w:val="%6."/>
-      <w:lvlJc w:val="left"/>
-      <w:pPr>
-        <w:tabs>
-          <w:tab w:val="num" w:pos="4320"/>
-        </w:tabs>
-        <w:ind w:left="4320" w:hanging="360"/>
-      </w:pPr>
-    </w:lvl>
-    <w:lvl w:ilvl="6" w:tentative="1">
-      <w:start w:val="1"/>
-      <w:numFmt w:val="decimal"/>
-      <w:lvlText w:val="%7."/>
-      <w:lvlJc w:val="left"/>
-      <w:pPr>
-        <w:tabs>
-          <w:tab w:val="num" w:pos="5040"/>
-        </w:tabs>
-        <w:ind w:left="5040" w:hanging="360"/>
-      </w:pPr>
-    </w:lvl>
-    <w:lvl w:ilvl="7" w:tentative="1">
-      <w:start w:val="1"/>
-      <w:numFmt w:val="decimal"/>
-      <w:lvlText w:val="%8."/>
-      <w:lvlJc w:val="left"/>
-      <w:pPr>
-        <w:tabs>
-          <w:tab w:val="num" w:pos="5760"/>
-        </w:tabs>
-        <w:ind w:left="5760" w:hanging="360"/>
-      </w:pPr>
-    </w:lvl>
-    <w:lvl w:ilvl="8" w:tentative="1">
-      <w:start w:val="1"/>
-      <w:numFmt w:val="decimal"/>
-      <w:lvlText w:val="%9."/>
-      <w:lvlJc w:val="left"/>
-      <w:pPr>
-        <w:tabs>
-          <w:tab w:val="num" w:pos="6480"/>
-        </w:tabs>
-        <w:ind w:left="6480" w:hanging="360"/>
-      </w:pPr>
-    </w:lvl>
-  </w:abstractNum>
-  <w:abstractNum w:abstractNumId="11" w15:restartNumberingAfterBreak="0">
+  <w:abstractNum w:abstractNumId="9" w15:restartNumberingAfterBreak="0">
     <w:nsid w:val="1AC9383D"/>
     <w:multiLevelType w:val="multilevel"/>
     <w:tmpl w:val="574C9224"/>
@@ -24343,7 +23740,7 @@
       </w:rPr>
     </w:lvl>
   </w:abstractNum>
-  <w:abstractNum w:abstractNumId="12" w15:restartNumberingAfterBreak="0">
+  <w:abstractNum w:abstractNumId="10" w15:restartNumberingAfterBreak="0">
     <w:nsid w:val="1ACB04C8"/>
     <w:multiLevelType w:val="multilevel"/>
     <w:tmpl w:val="3F925458"/>
@@ -24492,14 +23889,14 @@
       </w:rPr>
     </w:lvl>
   </w:abstractNum>
-  <w:abstractNum w:abstractNumId="13" w15:restartNumberingAfterBreak="0">
-    <w:nsid w:val="1C680B5D"/>
+  <w:abstractNum w:abstractNumId="11" w15:restartNumberingAfterBreak="0">
+    <w:nsid w:val="1C162689"/>
     <w:multiLevelType w:val="multilevel"/>
-    <w:tmpl w:val="4BF4259E"/>
+    <w:tmpl w:val="4228497C"/>
     <w:lvl w:ilvl="0">
       <w:start w:val="1"/>
-      <w:numFmt w:val="decimal"/>
-      <w:lvlText w:val="%1."/>
+      <w:numFmt w:val="bullet"/>
+      <w:lvlText w:val=""/>
       <w:lvlJc w:val="left"/>
       <w:pPr>
         <w:tabs>
@@ -24507,6 +23904,10 @@
         </w:tabs>
         <w:ind w:left="720" w:hanging="360"/>
       </w:pPr>
+      <w:rPr>
+        <w:rFonts w:ascii="Symbol" w:hAnsi="Symbol" w:hint="default"/>
+        <w:sz w:val="20"/>
+      </w:rPr>
     </w:lvl>
     <w:lvl w:ilvl="1">
       <w:start w:val="1"/>
@@ -24524,7 +23925,7 @@
         <w:sz w:val="20"/>
       </w:rPr>
     </w:lvl>
-    <w:lvl w:ilvl="2" w:tentative="1">
+    <w:lvl w:ilvl="2">
       <w:start w:val="1"/>
       <w:numFmt w:val="decimal"/>
       <w:lvlText w:val="%3."/>
@@ -24538,8 +23939,8 @@
     </w:lvl>
     <w:lvl w:ilvl="3" w:tentative="1">
       <w:start w:val="1"/>
-      <w:numFmt w:val="decimal"/>
-      <w:lvlText w:val="%4."/>
+      <w:numFmt w:val="bullet"/>
+      <w:lvlText w:val=""/>
       <w:lvlJc w:val="left"/>
       <w:pPr>
         <w:tabs>
@@ -24547,11 +23948,15 @@
         </w:tabs>
         <w:ind w:left="2880" w:hanging="360"/>
       </w:pPr>
+      <w:rPr>
+        <w:rFonts w:ascii="Wingdings" w:hAnsi="Wingdings" w:hint="default"/>
+        <w:sz w:val="20"/>
+      </w:rPr>
     </w:lvl>
     <w:lvl w:ilvl="4" w:tentative="1">
       <w:start w:val="1"/>
-      <w:numFmt w:val="decimal"/>
-      <w:lvlText w:val="%5."/>
+      <w:numFmt w:val="bullet"/>
+      <w:lvlText w:val=""/>
       <w:lvlJc w:val="left"/>
       <w:pPr>
         <w:tabs>
@@ -24559,11 +23964,15 @@
         </w:tabs>
         <w:ind w:left="3600" w:hanging="360"/>
       </w:pPr>
+      <w:rPr>
+        <w:rFonts w:ascii="Wingdings" w:hAnsi="Wingdings" w:hint="default"/>
+        <w:sz w:val="20"/>
+      </w:rPr>
     </w:lvl>
     <w:lvl w:ilvl="5" w:tentative="1">
       <w:start w:val="1"/>
-      <w:numFmt w:val="decimal"/>
-      <w:lvlText w:val="%6."/>
+      <w:numFmt w:val="bullet"/>
+      <w:lvlText w:val=""/>
       <w:lvlJc w:val="left"/>
       <w:pPr>
         <w:tabs>
@@ -24571,11 +23980,15 @@
         </w:tabs>
         <w:ind w:left="4320" w:hanging="360"/>
       </w:pPr>
+      <w:rPr>
+        <w:rFonts w:ascii="Wingdings" w:hAnsi="Wingdings" w:hint="default"/>
+        <w:sz w:val="20"/>
+      </w:rPr>
     </w:lvl>
     <w:lvl w:ilvl="6" w:tentative="1">
       <w:start w:val="1"/>
-      <w:numFmt w:val="decimal"/>
-      <w:lvlText w:val="%7."/>
+      <w:numFmt w:val="bullet"/>
+      <w:lvlText w:val=""/>
       <w:lvlJc w:val="left"/>
       <w:pPr>
         <w:tabs>
@@ -24583,11 +23996,15 @@
         </w:tabs>
         <w:ind w:left="5040" w:hanging="360"/>
       </w:pPr>
+      <w:rPr>
+        <w:rFonts w:ascii="Wingdings" w:hAnsi="Wingdings" w:hint="default"/>
+        <w:sz w:val="20"/>
+      </w:rPr>
     </w:lvl>
     <w:lvl w:ilvl="7" w:tentative="1">
       <w:start w:val="1"/>
-      <w:numFmt w:val="decimal"/>
-      <w:lvlText w:val="%8."/>
+      <w:numFmt w:val="bullet"/>
+      <w:lvlText w:val=""/>
       <w:lvlJc w:val="left"/>
       <w:pPr>
         <w:tabs>
@@ -24595,11 +24012,15 @@
         </w:tabs>
         <w:ind w:left="5760" w:hanging="360"/>
       </w:pPr>
+      <w:rPr>
+        <w:rFonts w:ascii="Wingdings" w:hAnsi="Wingdings" w:hint="default"/>
+        <w:sz w:val="20"/>
+      </w:rPr>
     </w:lvl>
     <w:lvl w:ilvl="8" w:tentative="1">
       <w:start w:val="1"/>
-      <w:numFmt w:val="decimal"/>
-      <w:lvlText w:val="%9."/>
+      <w:numFmt w:val="bullet"/>
+      <w:lvlText w:val=""/>
       <w:lvlJc w:val="left"/>
       <w:pPr>
         <w:tabs>
@@ -24607,9 +24028,13 @@
         </w:tabs>
         <w:ind w:left="6480" w:hanging="360"/>
       </w:pPr>
+      <w:rPr>
+        <w:rFonts w:ascii="Wingdings" w:hAnsi="Wingdings" w:hint="default"/>
+        <w:sz w:val="20"/>
+      </w:rPr>
     </w:lvl>
   </w:abstractNum>
-  <w:abstractNum w:abstractNumId="14" w15:restartNumberingAfterBreak="0">
+  <w:abstractNum w:abstractNumId="12" w15:restartNumberingAfterBreak="0">
     <w:nsid w:val="1F89124D"/>
     <w:multiLevelType w:val="multilevel"/>
     <w:tmpl w:val="A70E6868"/>
@@ -24758,7 +24183,7 @@
       </w:rPr>
     </w:lvl>
   </w:abstractNum>
-  <w:abstractNum w:abstractNumId="15" w15:restartNumberingAfterBreak="0">
+  <w:abstractNum w:abstractNumId="13" w15:restartNumberingAfterBreak="0">
     <w:nsid w:val="2539389A"/>
     <w:multiLevelType w:val="multilevel"/>
     <w:tmpl w:val="416060D2"/>
@@ -24907,7 +24332,7 @@
       </w:rPr>
     </w:lvl>
   </w:abstractNum>
-  <w:abstractNum w:abstractNumId="16" w15:restartNumberingAfterBreak="0">
+  <w:abstractNum w:abstractNumId="14" w15:restartNumberingAfterBreak="0">
     <w:nsid w:val="28C65CAE"/>
     <w:multiLevelType w:val="multilevel"/>
     <w:tmpl w:val="A6F6B5B0"/>
@@ -25056,7 +24481,7 @@
       </w:rPr>
     </w:lvl>
   </w:abstractNum>
-  <w:abstractNum w:abstractNumId="17" w15:restartNumberingAfterBreak="0">
+  <w:abstractNum w:abstractNumId="15" w15:restartNumberingAfterBreak="0">
     <w:nsid w:val="2CF8604B"/>
     <w:multiLevelType w:val="multilevel"/>
     <w:tmpl w:val="0C383190"/>
@@ -25205,7 +24630,156 @@
       </w:rPr>
     </w:lvl>
   </w:abstractNum>
-  <w:abstractNum w:abstractNumId="18" w15:restartNumberingAfterBreak="0">
+  <w:abstractNum w:abstractNumId="16" w15:restartNumberingAfterBreak="0">
+    <w:nsid w:val="2E106184"/>
+    <w:multiLevelType w:val="multilevel"/>
+    <w:tmpl w:val="C6D2E44A"/>
+    <w:lvl w:ilvl="0">
+      <w:start w:val="1"/>
+      <w:numFmt w:val="bullet"/>
+      <w:lvlText w:val=""/>
+      <w:lvlJc w:val="left"/>
+      <w:pPr>
+        <w:tabs>
+          <w:tab w:val="num" w:pos="720"/>
+        </w:tabs>
+        <w:ind w:left="720" w:hanging="360"/>
+      </w:pPr>
+      <w:rPr>
+        <w:rFonts w:ascii="Symbol" w:hAnsi="Symbol" w:hint="default"/>
+        <w:sz w:val="20"/>
+      </w:rPr>
+    </w:lvl>
+    <w:lvl w:ilvl="1">
+      <w:start w:val="1"/>
+      <w:numFmt w:val="bullet"/>
+      <w:lvlText w:val="o"/>
+      <w:lvlJc w:val="left"/>
+      <w:pPr>
+        <w:tabs>
+          <w:tab w:val="num" w:pos="1440"/>
+        </w:tabs>
+        <w:ind w:left="1440" w:hanging="360"/>
+      </w:pPr>
+      <w:rPr>
+        <w:rFonts w:ascii="Courier New" w:hAnsi="Courier New" w:hint="default"/>
+        <w:sz w:val="20"/>
+      </w:rPr>
+    </w:lvl>
+    <w:lvl w:ilvl="2" w:tentative="1">
+      <w:start w:val="1"/>
+      <w:numFmt w:val="bullet"/>
+      <w:lvlText w:val=""/>
+      <w:lvlJc w:val="left"/>
+      <w:pPr>
+        <w:tabs>
+          <w:tab w:val="num" w:pos="2160"/>
+        </w:tabs>
+        <w:ind w:left="2160" w:hanging="360"/>
+      </w:pPr>
+      <w:rPr>
+        <w:rFonts w:ascii="Wingdings" w:hAnsi="Wingdings" w:hint="default"/>
+        <w:sz w:val="20"/>
+      </w:rPr>
+    </w:lvl>
+    <w:lvl w:ilvl="3" w:tentative="1">
+      <w:start w:val="1"/>
+      <w:numFmt w:val="bullet"/>
+      <w:lvlText w:val=""/>
+      <w:lvlJc w:val="left"/>
+      <w:pPr>
+        <w:tabs>
+          <w:tab w:val="num" w:pos="2880"/>
+        </w:tabs>
+        <w:ind w:left="2880" w:hanging="360"/>
+      </w:pPr>
+      <w:rPr>
+        <w:rFonts w:ascii="Wingdings" w:hAnsi="Wingdings" w:hint="default"/>
+        <w:sz w:val="20"/>
+      </w:rPr>
+    </w:lvl>
+    <w:lvl w:ilvl="4" w:tentative="1">
+      <w:start w:val="1"/>
+      <w:numFmt w:val="bullet"/>
+      <w:lvlText w:val=""/>
+      <w:lvlJc w:val="left"/>
+      <w:pPr>
+        <w:tabs>
+          <w:tab w:val="num" w:pos="3600"/>
+        </w:tabs>
+        <w:ind w:left="3600" w:hanging="360"/>
+      </w:pPr>
+      <w:rPr>
+        <w:rFonts w:ascii="Wingdings" w:hAnsi="Wingdings" w:hint="default"/>
+        <w:sz w:val="20"/>
+      </w:rPr>
+    </w:lvl>
+    <w:lvl w:ilvl="5" w:tentative="1">
+      <w:start w:val="1"/>
+      <w:numFmt w:val="bullet"/>
+      <w:lvlText w:val=""/>
+      <w:lvlJc w:val="left"/>
+      <w:pPr>
+        <w:tabs>
+          <w:tab w:val="num" w:pos="4320"/>
+        </w:tabs>
+        <w:ind w:left="4320" w:hanging="360"/>
+      </w:pPr>
+      <w:rPr>
+        <w:rFonts w:ascii="Wingdings" w:hAnsi="Wingdings" w:hint="default"/>
+        <w:sz w:val="20"/>
+      </w:rPr>
+    </w:lvl>
+    <w:lvl w:ilvl="6" w:tentative="1">
+      <w:start w:val="1"/>
+      <w:numFmt w:val="bullet"/>
+      <w:lvlText w:val=""/>
+      <w:lvlJc w:val="left"/>
+      <w:pPr>
+        <w:tabs>
+          <w:tab w:val="num" w:pos="5040"/>
+        </w:tabs>
+        <w:ind w:left="5040" w:hanging="360"/>
+      </w:pPr>
+      <w:rPr>
+        <w:rFonts w:ascii="Wingdings" w:hAnsi="Wingdings" w:hint="default"/>
+        <w:sz w:val="20"/>
+      </w:rPr>
+    </w:lvl>
+    <w:lvl w:ilvl="7" w:tentative="1">
+      <w:start w:val="1"/>
+      <w:numFmt w:val="bullet"/>
+      <w:lvlText w:val=""/>
+      <w:lvlJc w:val="left"/>
+      <w:pPr>
+        <w:tabs>
+          <w:tab w:val="num" w:pos="5760"/>
+        </w:tabs>
+        <w:ind w:left="5760" w:hanging="360"/>
+      </w:pPr>
+      <w:rPr>
+        <w:rFonts w:ascii="Wingdings" w:hAnsi="Wingdings" w:hint="default"/>
+        <w:sz w:val="20"/>
+      </w:rPr>
+    </w:lvl>
+    <w:lvl w:ilvl="8" w:tentative="1">
+      <w:start w:val="1"/>
+      <w:numFmt w:val="bullet"/>
+      <w:lvlText w:val=""/>
+      <w:lvlJc w:val="left"/>
+      <w:pPr>
+        <w:tabs>
+          <w:tab w:val="num" w:pos="6480"/>
+        </w:tabs>
+        <w:ind w:left="6480" w:hanging="360"/>
+      </w:pPr>
+      <w:rPr>
+        <w:rFonts w:ascii="Wingdings" w:hAnsi="Wingdings" w:hint="default"/>
+        <w:sz w:val="20"/>
+      </w:rPr>
+    </w:lvl>
+  </w:abstractNum>
+  <w:abstractNum w:abstractNumId="17" w15:restartNumberingAfterBreak="0">
     <w:nsid w:val="2E34347F"/>
     <w:multiLevelType w:val="multilevel"/>
     <w:tmpl w:val="42C85EA4"/>
@@ -25354,156 +24928,7 @@
       </w:rPr>
     </w:lvl>
   </w:abstractNum>
-  <w:abstractNum w:abstractNumId="19" w15:restartNumberingAfterBreak="0">
-    <w:nsid w:val="32F64359"/>
-    <w:multiLevelType w:val="multilevel"/>
-    <w:tmpl w:val="0C383190"/>
-    <w:lvl w:ilvl="0">
-      <w:start w:val="1"/>
-      <w:numFmt w:val="bullet"/>
-      <w:lvlText w:val=""/>
-      <w:lvlJc w:val="left"/>
-      <w:pPr>
-        <w:tabs>
-          <w:tab w:val="num" w:pos="720"/>
-        </w:tabs>
-        <w:ind w:left="720" w:hanging="360"/>
-      </w:pPr>
-      <w:rPr>
-        <w:rFonts w:ascii="Symbol" w:hAnsi="Symbol" w:hint="default"/>
-        <w:sz w:val="20"/>
-      </w:rPr>
-    </w:lvl>
-    <w:lvl w:ilvl="1" w:tentative="1">
-      <w:start w:val="1"/>
-      <w:numFmt w:val="bullet"/>
-      <w:lvlText w:val="o"/>
-      <w:lvlJc w:val="left"/>
-      <w:pPr>
-        <w:tabs>
-          <w:tab w:val="num" w:pos="1440"/>
-        </w:tabs>
-        <w:ind w:left="1440" w:hanging="360"/>
-      </w:pPr>
-      <w:rPr>
-        <w:rFonts w:ascii="Courier New" w:hAnsi="Courier New" w:hint="default"/>
-        <w:sz w:val="20"/>
-      </w:rPr>
-    </w:lvl>
-    <w:lvl w:ilvl="2" w:tentative="1">
-      <w:start w:val="1"/>
-      <w:numFmt w:val="bullet"/>
-      <w:lvlText w:val=""/>
-      <w:lvlJc w:val="left"/>
-      <w:pPr>
-        <w:tabs>
-          <w:tab w:val="num" w:pos="2160"/>
-        </w:tabs>
-        <w:ind w:left="2160" w:hanging="360"/>
-      </w:pPr>
-      <w:rPr>
-        <w:rFonts w:ascii="Wingdings" w:hAnsi="Wingdings" w:hint="default"/>
-        <w:sz w:val="20"/>
-      </w:rPr>
-    </w:lvl>
-    <w:lvl w:ilvl="3" w:tentative="1">
-      <w:start w:val="1"/>
-      <w:numFmt w:val="bullet"/>
-      <w:lvlText w:val=""/>
-      <w:lvlJc w:val="left"/>
-      <w:pPr>
-        <w:tabs>
-          <w:tab w:val="num" w:pos="2880"/>
-        </w:tabs>
-        <w:ind w:left="2880" w:hanging="360"/>
-      </w:pPr>
-      <w:rPr>
-        <w:rFonts w:ascii="Wingdings" w:hAnsi="Wingdings" w:hint="default"/>
-        <w:sz w:val="20"/>
-      </w:rPr>
-    </w:lvl>
-    <w:lvl w:ilvl="4" w:tentative="1">
-      <w:start w:val="1"/>
-      <w:numFmt w:val="bullet"/>
-      <w:lvlText w:val=""/>
-      <w:lvlJc w:val="left"/>
-      <w:pPr>
-        <w:tabs>
-          <w:tab w:val="num" w:pos="3600"/>
-        </w:tabs>
-        <w:ind w:left="3600" w:hanging="360"/>
-      </w:pPr>
-      <w:rPr>
-        <w:rFonts w:ascii="Wingdings" w:hAnsi="Wingdings" w:hint="default"/>
-        <w:sz w:val="20"/>
-      </w:rPr>
-    </w:lvl>
-    <w:lvl w:ilvl="5" w:tentative="1">
-      <w:start w:val="1"/>
-      <w:numFmt w:val="bullet"/>
-      <w:lvlText w:val=""/>
-      <w:lvlJc w:val="left"/>
-      <w:pPr>
-        <w:tabs>
-          <w:tab w:val="num" w:pos="4320"/>
-        </w:tabs>
-        <w:ind w:left="4320" w:hanging="360"/>
-      </w:pPr>
-      <w:rPr>
-        <w:rFonts w:ascii="Wingdings" w:hAnsi="Wingdings" w:hint="default"/>
-        <w:sz w:val="20"/>
-      </w:rPr>
-    </w:lvl>
-    <w:lvl w:ilvl="6" w:tentative="1">
-      <w:start w:val="1"/>
-      <w:numFmt w:val="bullet"/>
-      <w:lvlText w:val=""/>
-      <w:lvlJc w:val="left"/>
-      <w:pPr>
-        <w:tabs>
-          <w:tab w:val="num" w:pos="5040"/>
-        </w:tabs>
-        <w:ind w:left="5040" w:hanging="360"/>
-      </w:pPr>
-      <w:rPr>
-        <w:rFonts w:ascii="Wingdings" w:hAnsi="Wingdings" w:hint="default"/>
-        <w:sz w:val="20"/>
-      </w:rPr>
-    </w:lvl>
-    <w:lvl w:ilvl="7" w:tentative="1">
-      <w:start w:val="1"/>
-      <w:numFmt w:val="bullet"/>
-      <w:lvlText w:val=""/>
-      <w:lvlJc w:val="left"/>
-      <w:pPr>
-        <w:tabs>
-          <w:tab w:val="num" w:pos="5760"/>
-        </w:tabs>
-        <w:ind w:left="5760" w:hanging="360"/>
-      </w:pPr>
-      <w:rPr>
-        <w:rFonts w:ascii="Wingdings" w:hAnsi="Wingdings" w:hint="default"/>
-        <w:sz w:val="20"/>
-      </w:rPr>
-    </w:lvl>
-    <w:lvl w:ilvl="8" w:tentative="1">
-      <w:start w:val="1"/>
-      <w:numFmt w:val="bullet"/>
-      <w:lvlText w:val=""/>
-      <w:lvlJc w:val="left"/>
-      <w:pPr>
-        <w:tabs>
-          <w:tab w:val="num" w:pos="6480"/>
-        </w:tabs>
-        <w:ind w:left="6480" w:hanging="360"/>
-      </w:pPr>
-      <w:rPr>
-        <w:rFonts w:ascii="Wingdings" w:hAnsi="Wingdings" w:hint="default"/>
-        <w:sz w:val="20"/>
-      </w:rPr>
-    </w:lvl>
-  </w:abstractNum>
-  <w:abstractNum w:abstractNumId="20" w15:restartNumberingAfterBreak="0">
+  <w:abstractNum w:abstractNumId="18" w15:restartNumberingAfterBreak="0">
     <w:nsid w:val="36895B5B"/>
     <w:multiLevelType w:val="multilevel"/>
     <w:tmpl w:val="06A08D40"/>
@@ -25652,156 +25077,7 @@
       </w:rPr>
     </w:lvl>
   </w:abstractNum>
-  <w:abstractNum w:abstractNumId="21" w15:restartNumberingAfterBreak="0">
-    <w:nsid w:val="36C44365"/>
-    <w:multiLevelType w:val="multilevel"/>
-    <w:tmpl w:val="7AF0CD04"/>
-    <w:lvl w:ilvl="0">
-      <w:start w:val="1"/>
-      <w:numFmt w:val="bullet"/>
-      <w:lvlText w:val=""/>
-      <w:lvlJc w:val="left"/>
-      <w:pPr>
-        <w:tabs>
-          <w:tab w:val="num" w:pos="720"/>
-        </w:tabs>
-        <w:ind w:left="720" w:hanging="360"/>
-      </w:pPr>
-      <w:rPr>
-        <w:rFonts w:ascii="Symbol" w:hAnsi="Symbol" w:hint="default"/>
-        <w:sz w:val="20"/>
-      </w:rPr>
-    </w:lvl>
-    <w:lvl w:ilvl="1" w:tentative="1">
-      <w:start w:val="1"/>
-      <w:numFmt w:val="bullet"/>
-      <w:lvlText w:val="o"/>
-      <w:lvlJc w:val="left"/>
-      <w:pPr>
-        <w:tabs>
-          <w:tab w:val="num" w:pos="1440"/>
-        </w:tabs>
-        <w:ind w:left="1440" w:hanging="360"/>
-      </w:pPr>
-      <w:rPr>
-        <w:rFonts w:ascii="Courier New" w:hAnsi="Courier New" w:hint="default"/>
-        <w:sz w:val="20"/>
-      </w:rPr>
-    </w:lvl>
-    <w:lvl w:ilvl="2" w:tentative="1">
-      <w:start w:val="1"/>
-      <w:numFmt w:val="bullet"/>
-      <w:lvlText w:val=""/>
-      <w:lvlJc w:val="left"/>
-      <w:pPr>
-        <w:tabs>
-          <w:tab w:val="num" w:pos="2160"/>
-        </w:tabs>
-        <w:ind w:left="2160" w:hanging="360"/>
-      </w:pPr>
-      <w:rPr>
-        <w:rFonts w:ascii="Wingdings" w:hAnsi="Wingdings" w:hint="default"/>
-        <w:sz w:val="20"/>
-      </w:rPr>
-    </w:lvl>
-    <w:lvl w:ilvl="3" w:tentative="1">
-      <w:start w:val="1"/>
-      <w:numFmt w:val="bullet"/>
-      <w:lvlText w:val=""/>
-      <w:lvlJc w:val="left"/>
-      <w:pPr>
-        <w:tabs>
-          <w:tab w:val="num" w:pos="2880"/>
-        </w:tabs>
-        <w:ind w:left="2880" w:hanging="360"/>
-      </w:pPr>
-      <w:rPr>
-        <w:rFonts w:ascii="Wingdings" w:hAnsi="Wingdings" w:hint="default"/>
-        <w:sz w:val="20"/>
-      </w:rPr>
-    </w:lvl>
-    <w:lvl w:ilvl="4" w:tentative="1">
-      <w:start w:val="1"/>
-      <w:numFmt w:val="bullet"/>
-      <w:lvlText w:val=""/>
-      <w:lvlJc w:val="left"/>
-      <w:pPr>
-        <w:tabs>
-          <w:tab w:val="num" w:pos="3600"/>
-        </w:tabs>
-        <w:ind w:left="3600" w:hanging="360"/>
-      </w:pPr>
-      <w:rPr>
-        <w:rFonts w:ascii="Wingdings" w:hAnsi="Wingdings" w:hint="default"/>
-        <w:sz w:val="20"/>
-      </w:rPr>
-    </w:lvl>
-    <w:lvl w:ilvl="5" w:tentative="1">
-      <w:start w:val="1"/>
-      <w:numFmt w:val="bullet"/>
-      <w:lvlText w:val=""/>
-      <w:lvlJc w:val="left"/>
-      <w:pPr>
-        <w:tabs>
-          <w:tab w:val="num" w:pos="4320"/>
-        </w:tabs>
-        <w:ind w:left="4320" w:hanging="360"/>
-      </w:pPr>
-      <w:rPr>
-        <w:rFonts w:ascii="Wingdings" w:hAnsi="Wingdings" w:hint="default"/>
-        <w:sz w:val="20"/>
-      </w:rPr>
-    </w:lvl>
-    <w:lvl w:ilvl="6" w:tentative="1">
-      <w:start w:val="1"/>
-      <w:numFmt w:val="bullet"/>
-      <w:lvlText w:val=""/>
-      <w:lvlJc w:val="left"/>
-      <w:pPr>
-        <w:tabs>
-          <w:tab w:val="num" w:pos="5040"/>
-        </w:tabs>
-        <w:ind w:left="5040" w:hanging="360"/>
-      </w:pPr>
-      <w:rPr>
-        <w:rFonts w:ascii="Wingdings" w:hAnsi="Wingdings" w:hint="default"/>
-        <w:sz w:val="20"/>
-      </w:rPr>
-    </w:lvl>
-    <w:lvl w:ilvl="7" w:tentative="1">
-      <w:start w:val="1"/>
-      <w:numFmt w:val="bullet"/>
-      <w:lvlText w:val=""/>
-      <w:lvlJc w:val="left"/>
-      <w:pPr>
-        <w:tabs>
-          <w:tab w:val="num" w:pos="5760"/>
-        </w:tabs>
-        <w:ind w:left="5760" w:hanging="360"/>
-      </w:pPr>
-      <w:rPr>
-        <w:rFonts w:ascii="Wingdings" w:hAnsi="Wingdings" w:hint="default"/>
-        <w:sz w:val="20"/>
-      </w:rPr>
-    </w:lvl>
-    <w:lvl w:ilvl="8" w:tentative="1">
-      <w:start w:val="1"/>
-      <w:numFmt w:val="bullet"/>
-      <w:lvlText w:val=""/>
-      <w:lvlJc w:val="left"/>
-      <w:pPr>
-        <w:tabs>
-          <w:tab w:val="num" w:pos="6480"/>
-        </w:tabs>
-        <w:ind w:left="6480" w:hanging="360"/>
-      </w:pPr>
-      <w:rPr>
-        <w:rFonts w:ascii="Wingdings" w:hAnsi="Wingdings" w:hint="default"/>
-        <w:sz w:val="20"/>
-      </w:rPr>
-    </w:lvl>
-  </w:abstractNum>
-  <w:abstractNum w:abstractNumId="22" w15:restartNumberingAfterBreak="0">
+  <w:abstractNum w:abstractNumId="19" w15:restartNumberingAfterBreak="0">
     <w:nsid w:val="37A730D2"/>
     <w:multiLevelType w:val="multilevel"/>
     <w:tmpl w:val="2442528E"/>
@@ -25950,159 +25226,10 @@
       </w:rPr>
     </w:lvl>
   </w:abstractNum>
-  <w:abstractNum w:abstractNumId="23" w15:restartNumberingAfterBreak="0">
-    <w:nsid w:val="3C9862E3"/>
+  <w:abstractNum w:abstractNumId="20" w15:restartNumberingAfterBreak="0">
+    <w:nsid w:val="3F49177C"/>
     <w:multiLevelType w:val="multilevel"/>
-    <w:tmpl w:val="F1AE2B3A"/>
-    <w:lvl w:ilvl="0">
-      <w:start w:val="1"/>
-      <w:numFmt w:val="bullet"/>
-      <w:lvlText w:val=""/>
-      <w:lvlJc w:val="left"/>
-      <w:pPr>
-        <w:tabs>
-          <w:tab w:val="num" w:pos="720"/>
-        </w:tabs>
-        <w:ind w:left="720" w:hanging="360"/>
-      </w:pPr>
-      <w:rPr>
-        <w:rFonts w:ascii="Symbol" w:hAnsi="Symbol" w:hint="default"/>
-        <w:sz w:val="20"/>
-      </w:rPr>
-    </w:lvl>
-    <w:lvl w:ilvl="1" w:tentative="1">
-      <w:start w:val="1"/>
-      <w:numFmt w:val="bullet"/>
-      <w:lvlText w:val="o"/>
-      <w:lvlJc w:val="left"/>
-      <w:pPr>
-        <w:tabs>
-          <w:tab w:val="num" w:pos="1440"/>
-        </w:tabs>
-        <w:ind w:left="1440" w:hanging="360"/>
-      </w:pPr>
-      <w:rPr>
-        <w:rFonts w:ascii="Courier New" w:hAnsi="Courier New" w:hint="default"/>
-        <w:sz w:val="20"/>
-      </w:rPr>
-    </w:lvl>
-    <w:lvl w:ilvl="2" w:tentative="1">
-      <w:start w:val="1"/>
-      <w:numFmt w:val="bullet"/>
-      <w:lvlText w:val=""/>
-      <w:lvlJc w:val="left"/>
-      <w:pPr>
-        <w:tabs>
-          <w:tab w:val="num" w:pos="2160"/>
-        </w:tabs>
-        <w:ind w:left="2160" w:hanging="360"/>
-      </w:pPr>
-      <w:rPr>
-        <w:rFonts w:ascii="Wingdings" w:hAnsi="Wingdings" w:hint="default"/>
-        <w:sz w:val="20"/>
-      </w:rPr>
-    </w:lvl>
-    <w:lvl w:ilvl="3" w:tentative="1">
-      <w:start w:val="1"/>
-      <w:numFmt w:val="bullet"/>
-      <w:lvlText w:val=""/>
-      <w:lvlJc w:val="left"/>
-      <w:pPr>
-        <w:tabs>
-          <w:tab w:val="num" w:pos="2880"/>
-        </w:tabs>
-        <w:ind w:left="2880" w:hanging="360"/>
-      </w:pPr>
-      <w:rPr>
-        <w:rFonts w:ascii="Wingdings" w:hAnsi="Wingdings" w:hint="default"/>
-        <w:sz w:val="20"/>
-      </w:rPr>
-    </w:lvl>
-    <w:lvl w:ilvl="4" w:tentative="1">
-      <w:start w:val="1"/>
-      <w:numFmt w:val="bullet"/>
-      <w:lvlText w:val=""/>
-      <w:lvlJc w:val="left"/>
-      <w:pPr>
-        <w:tabs>
-          <w:tab w:val="num" w:pos="3600"/>
-        </w:tabs>
-        <w:ind w:left="3600" w:hanging="360"/>
-      </w:pPr>
-      <w:rPr>
-        <w:rFonts w:ascii="Wingdings" w:hAnsi="Wingdings" w:hint="default"/>
-        <w:sz w:val="20"/>
-      </w:rPr>
-    </w:lvl>
-    <w:lvl w:ilvl="5" w:tentative="1">
-      <w:start w:val="1"/>
-      <w:numFmt w:val="bullet"/>
-      <w:lvlText w:val=""/>
-      <w:lvlJc w:val="left"/>
-      <w:pPr>
-        <w:tabs>
-          <w:tab w:val="num" w:pos="4320"/>
-        </w:tabs>
-        <w:ind w:left="4320" w:hanging="360"/>
-      </w:pPr>
-      <w:rPr>
-        <w:rFonts w:ascii="Wingdings" w:hAnsi="Wingdings" w:hint="default"/>
-        <w:sz w:val="20"/>
-      </w:rPr>
-    </w:lvl>
-    <w:lvl w:ilvl="6" w:tentative="1">
-      <w:start w:val="1"/>
-      <w:numFmt w:val="bullet"/>
-      <w:lvlText w:val=""/>
-      <w:lvlJc w:val="left"/>
-      <w:pPr>
-        <w:tabs>
-          <w:tab w:val="num" w:pos="5040"/>
-        </w:tabs>
-        <w:ind w:left="5040" w:hanging="360"/>
-      </w:pPr>
-      <w:rPr>
-        <w:rFonts w:ascii="Wingdings" w:hAnsi="Wingdings" w:hint="default"/>
-        <w:sz w:val="20"/>
-      </w:rPr>
-    </w:lvl>
-    <w:lvl w:ilvl="7" w:tentative="1">
-      <w:start w:val="1"/>
-      <w:numFmt w:val="bullet"/>
-      <w:lvlText w:val=""/>
-      <w:lvlJc w:val="left"/>
-      <w:pPr>
-        <w:tabs>
-          <w:tab w:val="num" w:pos="5760"/>
-        </w:tabs>
-        <w:ind w:left="5760" w:hanging="360"/>
-      </w:pPr>
-      <w:rPr>
-        <w:rFonts w:ascii="Wingdings" w:hAnsi="Wingdings" w:hint="default"/>
-        <w:sz w:val="20"/>
-      </w:rPr>
-    </w:lvl>
-    <w:lvl w:ilvl="8" w:tentative="1">
-      <w:start w:val="1"/>
-      <w:numFmt w:val="bullet"/>
-      <w:lvlText w:val=""/>
-      <w:lvlJc w:val="left"/>
-      <w:pPr>
-        <w:tabs>
-          <w:tab w:val="num" w:pos="6480"/>
-        </w:tabs>
-        <w:ind w:left="6480" w:hanging="360"/>
-      </w:pPr>
-      <w:rPr>
-        <w:rFonts w:ascii="Wingdings" w:hAnsi="Wingdings" w:hint="default"/>
-        <w:sz w:val="20"/>
-      </w:rPr>
-    </w:lvl>
-  </w:abstractNum>
-  <w:abstractNum w:abstractNumId="24" w15:restartNumberingAfterBreak="0">
-    <w:nsid w:val="40B119F6"/>
-    <w:multiLevelType w:val="multilevel"/>
-    <w:tmpl w:val="2E8E83DC"/>
+    <w:tmpl w:val="3FD0A2C4"/>
     <w:lvl w:ilvl="0">
       <w:start w:val="1"/>
       <w:numFmt w:val="decimal"/>
@@ -26216,7 +25343,7 @@
       </w:pPr>
     </w:lvl>
   </w:abstractNum>
-  <w:abstractNum w:abstractNumId="25" w15:restartNumberingAfterBreak="0">
+  <w:abstractNum w:abstractNumId="21" w15:restartNumberingAfterBreak="0">
     <w:nsid w:val="4484465B"/>
     <w:multiLevelType w:val="multilevel"/>
     <w:tmpl w:val="B01CCAFE"/>
@@ -26365,7 +25492,7 @@
       </w:rPr>
     </w:lvl>
   </w:abstractNum>
-  <w:abstractNum w:abstractNumId="26" w15:restartNumberingAfterBreak="0">
+  <w:abstractNum w:abstractNumId="22" w15:restartNumberingAfterBreak="0">
     <w:nsid w:val="46237D57"/>
     <w:multiLevelType w:val="multilevel"/>
     <w:tmpl w:val="AB00D034"/>
@@ -26478,7 +25605,7 @@
       </w:pPr>
     </w:lvl>
   </w:abstractNum>
-  <w:abstractNum w:abstractNumId="27" w15:restartNumberingAfterBreak="0">
+  <w:abstractNum w:abstractNumId="23" w15:restartNumberingAfterBreak="0">
     <w:nsid w:val="46FB579E"/>
     <w:multiLevelType w:val="multilevel"/>
     <w:tmpl w:val="0C383190"/>
@@ -26627,7 +25754,7 @@
       </w:rPr>
     </w:lvl>
   </w:abstractNum>
-  <w:abstractNum w:abstractNumId="28" w15:restartNumberingAfterBreak="0">
+  <w:abstractNum w:abstractNumId="24" w15:restartNumberingAfterBreak="0">
     <w:nsid w:val="478D2BBF"/>
     <w:multiLevelType w:val="hybridMultilevel"/>
     <w:tmpl w:val="D2549FB4"/>
@@ -26740,7 +25867,7 @@
       </w:rPr>
     </w:lvl>
   </w:abstractNum>
-  <w:abstractNum w:abstractNumId="29" w15:restartNumberingAfterBreak="0">
+  <w:abstractNum w:abstractNumId="25" w15:restartNumberingAfterBreak="0">
     <w:nsid w:val="4A1133A6"/>
     <w:multiLevelType w:val="multilevel"/>
     <w:tmpl w:val="5A7223E0"/>
@@ -26889,418 +26016,7 @@
       </w:rPr>
     </w:lvl>
   </w:abstractNum>
-  <w:abstractNum w:abstractNumId="30" w15:restartNumberingAfterBreak="0">
-    <w:nsid w:val="4BB2304E"/>
-    <w:multiLevelType w:val="multilevel"/>
-    <w:tmpl w:val="ACFE200C"/>
-    <w:lvl w:ilvl="0">
-      <w:start w:val="1"/>
-      <w:numFmt w:val="bullet"/>
-      <w:lvlText w:val=""/>
-      <w:lvlJc w:val="left"/>
-      <w:pPr>
-        <w:tabs>
-          <w:tab w:val="num" w:pos="720"/>
-        </w:tabs>
-        <w:ind w:left="720" w:hanging="360"/>
-      </w:pPr>
-      <w:rPr>
-        <w:rFonts w:ascii="Symbol" w:hAnsi="Symbol" w:hint="default"/>
-        <w:sz w:val="20"/>
-      </w:rPr>
-    </w:lvl>
-    <w:lvl w:ilvl="1" w:tentative="1">
-      <w:start w:val="1"/>
-      <w:numFmt w:val="bullet"/>
-      <w:lvlText w:val="o"/>
-      <w:lvlJc w:val="left"/>
-      <w:pPr>
-        <w:tabs>
-          <w:tab w:val="num" w:pos="1440"/>
-        </w:tabs>
-        <w:ind w:left="1440" w:hanging="360"/>
-      </w:pPr>
-      <w:rPr>
-        <w:rFonts w:ascii="Courier New" w:hAnsi="Courier New" w:hint="default"/>
-        <w:sz w:val="20"/>
-      </w:rPr>
-    </w:lvl>
-    <w:lvl w:ilvl="2" w:tentative="1">
-      <w:start w:val="1"/>
-      <w:numFmt w:val="bullet"/>
-      <w:lvlText w:val=""/>
-      <w:lvlJc w:val="left"/>
-      <w:pPr>
-        <w:tabs>
-          <w:tab w:val="num" w:pos="2160"/>
-        </w:tabs>
-        <w:ind w:left="2160" w:hanging="360"/>
-      </w:pPr>
-      <w:rPr>
-        <w:rFonts w:ascii="Wingdings" w:hAnsi="Wingdings" w:hint="default"/>
-        <w:sz w:val="20"/>
-      </w:rPr>
-    </w:lvl>
-    <w:lvl w:ilvl="3" w:tentative="1">
-      <w:start w:val="1"/>
-      <w:numFmt w:val="bullet"/>
-      <w:lvlText w:val=""/>
-      <w:lvlJc w:val="left"/>
-      <w:pPr>
-        <w:tabs>
-          <w:tab w:val="num" w:pos="2880"/>
-        </w:tabs>
-        <w:ind w:left="2880" w:hanging="360"/>
-      </w:pPr>
-      <w:rPr>
-        <w:rFonts w:ascii="Wingdings" w:hAnsi="Wingdings" w:hint="default"/>
-        <w:sz w:val="20"/>
-      </w:rPr>
-    </w:lvl>
-    <w:lvl w:ilvl="4" w:tentative="1">
-      <w:start w:val="1"/>
-      <w:numFmt w:val="bullet"/>
-      <w:lvlText w:val=""/>
-      <w:lvlJc w:val="left"/>
-      <w:pPr>
-        <w:tabs>
-          <w:tab w:val="num" w:pos="3600"/>
-        </w:tabs>
-        <w:ind w:left="3600" w:hanging="360"/>
-      </w:pPr>
-      <w:rPr>
-        <w:rFonts w:ascii="Wingdings" w:hAnsi="Wingdings" w:hint="default"/>
-        <w:sz w:val="20"/>
-      </w:rPr>
-    </w:lvl>
-    <w:lvl w:ilvl="5" w:tentative="1">
-      <w:start w:val="1"/>
-      <w:numFmt w:val="bullet"/>
-      <w:lvlText w:val=""/>
-      <w:lvlJc w:val="left"/>
-      <w:pPr>
-        <w:tabs>
-          <w:tab w:val="num" w:pos="4320"/>
-        </w:tabs>
-        <w:ind w:left="4320" w:hanging="360"/>
-      </w:pPr>
-      <w:rPr>
-        <w:rFonts w:ascii="Wingdings" w:hAnsi="Wingdings" w:hint="default"/>
-        <w:sz w:val="20"/>
-      </w:rPr>
-    </w:lvl>
-    <w:lvl w:ilvl="6" w:tentative="1">
-      <w:start w:val="1"/>
-      <w:numFmt w:val="bullet"/>
-      <w:lvlText w:val=""/>
-      <w:lvlJc w:val="left"/>
-      <w:pPr>
-        <w:tabs>
-          <w:tab w:val="num" w:pos="5040"/>
-        </w:tabs>
-        <w:ind w:left="5040" w:hanging="360"/>
-      </w:pPr>
-      <w:rPr>
-        <w:rFonts w:ascii="Wingdings" w:hAnsi="Wingdings" w:hint="default"/>
-        <w:sz w:val="20"/>
-      </w:rPr>
-    </w:lvl>
-    <w:lvl w:ilvl="7" w:tentative="1">
-      <w:start w:val="1"/>
-      <w:numFmt w:val="bullet"/>
-      <w:lvlText w:val=""/>
-      <w:lvlJc w:val="left"/>
-      <w:pPr>
-        <w:tabs>
-          <w:tab w:val="num" w:pos="5760"/>
-        </w:tabs>
-        <w:ind w:left="5760" w:hanging="360"/>
-      </w:pPr>
-      <w:rPr>
-        <w:rFonts w:ascii="Wingdings" w:hAnsi="Wingdings" w:hint="default"/>
-        <w:sz w:val="20"/>
-      </w:rPr>
-    </w:lvl>
-    <w:lvl w:ilvl="8" w:tentative="1">
-      <w:start w:val="1"/>
-      <w:numFmt w:val="bullet"/>
-      <w:lvlText w:val=""/>
-      <w:lvlJc w:val="left"/>
-      <w:pPr>
-        <w:tabs>
-          <w:tab w:val="num" w:pos="6480"/>
-        </w:tabs>
-        <w:ind w:left="6480" w:hanging="360"/>
-      </w:pPr>
-      <w:rPr>
-        <w:rFonts w:ascii="Wingdings" w:hAnsi="Wingdings" w:hint="default"/>
-        <w:sz w:val="20"/>
-      </w:rPr>
-    </w:lvl>
-  </w:abstractNum>
-  <w:abstractNum w:abstractNumId="31" w15:restartNumberingAfterBreak="0">
-    <w:nsid w:val="4BB65BEC"/>
-    <w:multiLevelType w:val="hybridMultilevel"/>
-    <w:tmpl w:val="74EABA54"/>
-    <w:lvl w:ilvl="0" w:tplc="04090001">
-      <w:start w:val="1"/>
-      <w:numFmt w:val="bullet"/>
-      <w:lvlText w:val=""/>
-      <w:lvlJc w:val="left"/>
-      <w:pPr>
-        <w:ind w:left="720" w:hanging="360"/>
-      </w:pPr>
-      <w:rPr>
-        <w:rFonts w:ascii="Symbol" w:hAnsi="Symbol" w:hint="default"/>
-      </w:rPr>
-    </w:lvl>
-    <w:lvl w:ilvl="1" w:tplc="04090003" w:tentative="1">
-      <w:start w:val="1"/>
-      <w:numFmt w:val="bullet"/>
-      <w:lvlText w:val="o"/>
-      <w:lvlJc w:val="left"/>
-      <w:pPr>
-        <w:ind w:left="1440" w:hanging="360"/>
-      </w:pPr>
-      <w:rPr>
-        <w:rFonts w:ascii="Courier New" w:hAnsi="Courier New" w:cs="Courier New" w:hint="default"/>
-      </w:rPr>
-    </w:lvl>
-    <w:lvl w:ilvl="2" w:tplc="04090005" w:tentative="1">
-      <w:start w:val="1"/>
-      <w:numFmt w:val="bullet"/>
-      <w:lvlText w:val=""/>
-      <w:lvlJc w:val="left"/>
-      <w:pPr>
-        <w:ind w:left="2160" w:hanging="360"/>
-      </w:pPr>
-      <w:rPr>
-        <w:rFonts w:ascii="Wingdings" w:hAnsi="Wingdings" w:hint="default"/>
-      </w:rPr>
-    </w:lvl>
-    <w:lvl w:ilvl="3" w:tplc="04090001" w:tentative="1">
-      <w:start w:val="1"/>
-      <w:numFmt w:val="bullet"/>
-      <w:lvlText w:val=""/>
-      <w:lvlJc w:val="left"/>
-      <w:pPr>
-        <w:ind w:left="2880" w:hanging="360"/>
-      </w:pPr>
-      <w:rPr>
-        <w:rFonts w:ascii="Symbol" w:hAnsi="Symbol" w:hint="default"/>
-      </w:rPr>
-    </w:lvl>
-    <w:lvl w:ilvl="4" w:tplc="04090003" w:tentative="1">
-      <w:start w:val="1"/>
-      <w:numFmt w:val="bullet"/>
-      <w:lvlText w:val="o"/>
-      <w:lvlJc w:val="left"/>
-      <w:pPr>
-        <w:ind w:left="3600" w:hanging="360"/>
-      </w:pPr>
-      <w:rPr>
-        <w:rFonts w:ascii="Courier New" w:hAnsi="Courier New" w:cs="Courier New" w:hint="default"/>
-      </w:rPr>
-    </w:lvl>
-    <w:lvl w:ilvl="5" w:tplc="04090005" w:tentative="1">
-      <w:start w:val="1"/>
-      <w:numFmt w:val="bullet"/>
-      <w:lvlText w:val=""/>
-      <w:lvlJc w:val="left"/>
-      <w:pPr>
-        <w:ind w:left="4320" w:hanging="360"/>
-      </w:pPr>
-      <w:rPr>
-        <w:rFonts w:ascii="Wingdings" w:hAnsi="Wingdings" w:hint="default"/>
-      </w:rPr>
-    </w:lvl>
-    <w:lvl w:ilvl="6" w:tplc="04090001" w:tentative="1">
-      <w:start w:val="1"/>
-      <w:numFmt w:val="bullet"/>
-      <w:lvlText w:val=""/>
-      <w:lvlJc w:val="left"/>
-      <w:pPr>
-        <w:ind w:left="5040" w:hanging="360"/>
-      </w:pPr>
-      <w:rPr>
-        <w:rFonts w:ascii="Symbol" w:hAnsi="Symbol" w:hint="default"/>
-      </w:rPr>
-    </w:lvl>
-    <w:lvl w:ilvl="7" w:tplc="04090003" w:tentative="1">
-      <w:start w:val="1"/>
-      <w:numFmt w:val="bullet"/>
-      <w:lvlText w:val="o"/>
-      <w:lvlJc w:val="left"/>
-      <w:pPr>
-        <w:ind w:left="5760" w:hanging="360"/>
-      </w:pPr>
-      <w:rPr>
-        <w:rFonts w:ascii="Courier New" w:hAnsi="Courier New" w:cs="Courier New" w:hint="default"/>
-      </w:rPr>
-    </w:lvl>
-    <w:lvl w:ilvl="8" w:tplc="04090005" w:tentative="1">
-      <w:start w:val="1"/>
-      <w:numFmt w:val="bullet"/>
-      <w:lvlText w:val=""/>
-      <w:lvlJc w:val="left"/>
-      <w:pPr>
-        <w:ind w:left="6480" w:hanging="360"/>
-      </w:pPr>
-      <w:rPr>
-        <w:rFonts w:ascii="Wingdings" w:hAnsi="Wingdings" w:hint="default"/>
-      </w:rPr>
-    </w:lvl>
-  </w:abstractNum>
-  <w:abstractNum w:abstractNumId="32" w15:restartNumberingAfterBreak="0">
-    <w:nsid w:val="522E7C8A"/>
-    <w:multiLevelType w:val="multilevel"/>
-    <w:tmpl w:val="30441AE6"/>
-    <w:lvl w:ilvl="0">
-      <w:start w:val="1"/>
-      <w:numFmt w:val="bullet"/>
-      <w:lvlText w:val=""/>
-      <w:lvlJc w:val="left"/>
-      <w:pPr>
-        <w:tabs>
-          <w:tab w:val="num" w:pos="720"/>
-        </w:tabs>
-        <w:ind w:left="720" w:hanging="360"/>
-      </w:pPr>
-      <w:rPr>
-        <w:rFonts w:ascii="Symbol" w:hAnsi="Symbol" w:hint="default"/>
-        <w:sz w:val="20"/>
-      </w:rPr>
-    </w:lvl>
-    <w:lvl w:ilvl="1" w:tentative="1">
-      <w:start w:val="1"/>
-      <w:numFmt w:val="bullet"/>
-      <w:lvlText w:val="o"/>
-      <w:lvlJc w:val="left"/>
-      <w:pPr>
-        <w:tabs>
-          <w:tab w:val="num" w:pos="1440"/>
-        </w:tabs>
-        <w:ind w:left="1440" w:hanging="360"/>
-      </w:pPr>
-      <w:rPr>
-        <w:rFonts w:ascii="Courier New" w:hAnsi="Courier New" w:hint="default"/>
-        <w:sz w:val="20"/>
-      </w:rPr>
-    </w:lvl>
-    <w:lvl w:ilvl="2" w:tentative="1">
-      <w:start w:val="1"/>
-      <w:numFmt w:val="bullet"/>
-      <w:lvlText w:val=""/>
-      <w:lvlJc w:val="left"/>
-      <w:pPr>
-        <w:tabs>
-          <w:tab w:val="num" w:pos="2160"/>
-        </w:tabs>
-        <w:ind w:left="2160" w:hanging="360"/>
-      </w:pPr>
-      <w:rPr>
-        <w:rFonts w:ascii="Wingdings" w:hAnsi="Wingdings" w:hint="default"/>
-        <w:sz w:val="20"/>
-      </w:rPr>
-    </w:lvl>
-    <w:lvl w:ilvl="3" w:tentative="1">
-      <w:start w:val="1"/>
-      <w:numFmt w:val="bullet"/>
-      <w:lvlText w:val=""/>
-      <w:lvlJc w:val="left"/>
-      <w:pPr>
-        <w:tabs>
-          <w:tab w:val="num" w:pos="2880"/>
-        </w:tabs>
-        <w:ind w:left="2880" w:hanging="360"/>
-      </w:pPr>
-      <w:rPr>
-        <w:rFonts w:ascii="Wingdings" w:hAnsi="Wingdings" w:hint="default"/>
-        <w:sz w:val="20"/>
-      </w:rPr>
-    </w:lvl>
-    <w:lvl w:ilvl="4" w:tentative="1">
-      <w:start w:val="1"/>
-      <w:numFmt w:val="bullet"/>
-      <w:lvlText w:val=""/>
-      <w:lvlJc w:val="left"/>
-      <w:pPr>
-        <w:tabs>
-          <w:tab w:val="num" w:pos="3600"/>
-        </w:tabs>
-        <w:ind w:left="3600" w:hanging="360"/>
-      </w:pPr>
-      <w:rPr>
-        <w:rFonts w:ascii="Wingdings" w:hAnsi="Wingdings" w:hint="default"/>
-        <w:sz w:val="20"/>
-      </w:rPr>
-    </w:lvl>
-    <w:lvl w:ilvl="5" w:tentative="1">
-      <w:start w:val="1"/>
-      <w:numFmt w:val="bullet"/>
-      <w:lvlText w:val=""/>
-      <w:lvlJc w:val="left"/>
-      <w:pPr>
-        <w:tabs>
-          <w:tab w:val="num" w:pos="4320"/>
-        </w:tabs>
-        <w:ind w:left="4320" w:hanging="360"/>
-      </w:pPr>
-      <w:rPr>
-        <w:rFonts w:ascii="Wingdings" w:hAnsi="Wingdings" w:hint="default"/>
-        <w:sz w:val="20"/>
-      </w:rPr>
-    </w:lvl>
-    <w:lvl w:ilvl="6" w:tentative="1">
-      <w:start w:val="1"/>
-      <w:numFmt w:val="bullet"/>
-      <w:lvlText w:val=""/>
-      <w:lvlJc w:val="left"/>
-      <w:pPr>
-        <w:tabs>
-          <w:tab w:val="num" w:pos="5040"/>
-        </w:tabs>
-        <w:ind w:left="5040" w:hanging="360"/>
-      </w:pPr>
-      <w:rPr>
-        <w:rFonts w:ascii="Wingdings" w:hAnsi="Wingdings" w:hint="default"/>
-        <w:sz w:val="20"/>
-      </w:rPr>
-    </w:lvl>
-    <w:lvl w:ilvl="7" w:tentative="1">
-      <w:start w:val="1"/>
-      <w:numFmt w:val="bullet"/>
-      <w:lvlText w:val=""/>
-      <w:lvlJc w:val="left"/>
-      <w:pPr>
-        <w:tabs>
-          <w:tab w:val="num" w:pos="5760"/>
-        </w:tabs>
-        <w:ind w:left="5760" w:hanging="360"/>
-      </w:pPr>
-      <w:rPr>
-        <w:rFonts w:ascii="Wingdings" w:hAnsi="Wingdings" w:hint="default"/>
-        <w:sz w:val="20"/>
-      </w:rPr>
-    </w:lvl>
-    <w:lvl w:ilvl="8" w:tentative="1">
-      <w:start w:val="1"/>
-      <w:numFmt w:val="bullet"/>
-      <w:lvlText w:val=""/>
-      <w:lvlJc w:val="left"/>
-      <w:pPr>
-        <w:tabs>
-          <w:tab w:val="num" w:pos="6480"/>
-        </w:tabs>
-        <w:ind w:left="6480" w:hanging="360"/>
-      </w:pPr>
-      <w:rPr>
-        <w:rFonts w:ascii="Wingdings" w:hAnsi="Wingdings" w:hint="default"/>
-        <w:sz w:val="20"/>
-      </w:rPr>
-    </w:lvl>
-  </w:abstractNum>
-  <w:abstractNum w:abstractNumId="33" w15:restartNumberingAfterBreak="0">
+  <w:abstractNum w:abstractNumId="26" w15:restartNumberingAfterBreak="0">
     <w:nsid w:val="52327E41"/>
     <w:multiLevelType w:val="hybridMultilevel"/>
     <w:tmpl w:val="C5CA4D98"/>
@@ -27413,128 +26129,7 @@
       </w:rPr>
     </w:lvl>
   </w:abstractNum>
-  <w:abstractNum w:abstractNumId="34" w15:restartNumberingAfterBreak="0">
-    <w:nsid w:val="540C06FA"/>
-    <w:multiLevelType w:val="multilevel"/>
-    <w:tmpl w:val="D0165B78"/>
-    <w:lvl w:ilvl="0">
-      <w:start w:val="1"/>
-      <w:numFmt w:val="decimal"/>
-      <w:lvlText w:val="%1."/>
-      <w:lvlJc w:val="left"/>
-      <w:pPr>
-        <w:tabs>
-          <w:tab w:val="num" w:pos="720"/>
-        </w:tabs>
-        <w:ind w:left="720" w:hanging="360"/>
-      </w:pPr>
-    </w:lvl>
-    <w:lvl w:ilvl="1">
-      <w:start w:val="1"/>
-      <w:numFmt w:val="bullet"/>
-      <w:lvlText w:val="o"/>
-      <w:lvlJc w:val="left"/>
-      <w:pPr>
-        <w:tabs>
-          <w:tab w:val="num" w:pos="1440"/>
-        </w:tabs>
-        <w:ind w:left="1440" w:hanging="360"/>
-      </w:pPr>
-      <w:rPr>
-        <w:rFonts w:ascii="Courier New" w:hAnsi="Courier New" w:hint="default"/>
-        <w:sz w:val="20"/>
-      </w:rPr>
-    </w:lvl>
-    <w:lvl w:ilvl="2">
-      <w:start w:val="1"/>
-      <w:numFmt w:val="bullet"/>
-      <w:lvlText w:val=""/>
-      <w:lvlJc w:val="left"/>
-      <w:pPr>
-        <w:tabs>
-          <w:tab w:val="num" w:pos="2160"/>
-        </w:tabs>
-        <w:ind w:left="2160" w:hanging="360"/>
-      </w:pPr>
-      <w:rPr>
-        <w:rFonts w:ascii="Wingdings" w:hAnsi="Wingdings" w:hint="default"/>
-        <w:sz w:val="20"/>
-      </w:rPr>
-    </w:lvl>
-    <w:lvl w:ilvl="3" w:tentative="1">
-      <w:start w:val="1"/>
-      <w:numFmt w:val="decimal"/>
-      <w:lvlText w:val="%4."/>
-      <w:lvlJc w:val="left"/>
-      <w:pPr>
-        <w:tabs>
-          <w:tab w:val="num" w:pos="2880"/>
-        </w:tabs>
-        <w:ind w:left="2880" w:hanging="360"/>
-      </w:pPr>
-    </w:lvl>
-    <w:lvl w:ilvl="4" w:tentative="1">
-      <w:start w:val="1"/>
-      <w:numFmt w:val="decimal"/>
-      <w:lvlText w:val="%5."/>
-      <w:lvlJc w:val="left"/>
-      <w:pPr>
-        <w:tabs>
-          <w:tab w:val="num" w:pos="3600"/>
-        </w:tabs>
-        <w:ind w:left="3600" w:hanging="360"/>
-      </w:pPr>
-    </w:lvl>
-    <w:lvl w:ilvl="5" w:tentative="1">
-      <w:start w:val="1"/>
-      <w:numFmt w:val="decimal"/>
-      <w:lvlText w:val="%6."/>
-      <w:lvlJc w:val="left"/>
-      <w:pPr>
-        <w:tabs>
-          <w:tab w:val="num" w:pos="4320"/>
-        </w:tabs>
-        <w:ind w:left="4320" w:hanging="360"/>
-      </w:pPr>
-    </w:lvl>
-    <w:lvl w:ilvl="6" w:tentative="1">
-      <w:start w:val="1"/>
-      <w:numFmt w:val="decimal"/>
-      <w:lvlText w:val="%7."/>
-      <w:lvlJc w:val="left"/>
-      <w:pPr>
-        <w:tabs>
-          <w:tab w:val="num" w:pos="5040"/>
-        </w:tabs>
-        <w:ind w:left="5040" w:hanging="360"/>
-      </w:pPr>
-    </w:lvl>
-    <w:lvl w:ilvl="7" w:tentative="1">
-      <w:start w:val="1"/>
-      <w:numFmt w:val="decimal"/>
-      <w:lvlText w:val="%8."/>
-      <w:lvlJc w:val="left"/>
-      <w:pPr>
-        <w:tabs>
-          <w:tab w:val="num" w:pos="5760"/>
-        </w:tabs>
-        <w:ind w:left="5760" w:hanging="360"/>
-      </w:pPr>
-    </w:lvl>
-    <w:lvl w:ilvl="8" w:tentative="1">
-      <w:start w:val="1"/>
-      <w:numFmt w:val="decimal"/>
-      <w:lvlText w:val="%9."/>
-      <w:lvlJc w:val="left"/>
-      <w:pPr>
-        <w:tabs>
-          <w:tab w:val="num" w:pos="6480"/>
-        </w:tabs>
-        <w:ind w:left="6480" w:hanging="360"/>
-      </w:pPr>
-    </w:lvl>
-  </w:abstractNum>
-  <w:abstractNum w:abstractNumId="35" w15:restartNumberingAfterBreak="0">
+  <w:abstractNum w:abstractNumId="27" w15:restartNumberingAfterBreak="0">
     <w:nsid w:val="573269DA"/>
     <w:multiLevelType w:val="multilevel"/>
     <w:tmpl w:val="233E58C2"/>
@@ -27683,7 +26278,7 @@
       </w:rPr>
     </w:lvl>
   </w:abstractNum>
-  <w:abstractNum w:abstractNumId="36" w15:restartNumberingAfterBreak="0">
+  <w:abstractNum w:abstractNumId="28" w15:restartNumberingAfterBreak="0">
     <w:nsid w:val="577B4518"/>
     <w:multiLevelType w:val="multilevel"/>
     <w:tmpl w:val="DF04610C"/>
@@ -27832,156 +26427,7 @@
       </w:rPr>
     </w:lvl>
   </w:abstractNum>
-  <w:abstractNum w:abstractNumId="37" w15:restartNumberingAfterBreak="0">
-    <w:nsid w:val="583C3586"/>
-    <w:multiLevelType w:val="multilevel"/>
-    <w:tmpl w:val="05C0DA62"/>
-    <w:lvl w:ilvl="0">
-      <w:start w:val="1"/>
-      <w:numFmt w:val="bullet"/>
-      <w:lvlText w:val=""/>
-      <w:lvlJc w:val="left"/>
-      <w:pPr>
-        <w:tabs>
-          <w:tab w:val="num" w:pos="720"/>
-        </w:tabs>
-        <w:ind w:left="720" w:hanging="360"/>
-      </w:pPr>
-      <w:rPr>
-        <w:rFonts w:ascii="Symbol" w:hAnsi="Symbol" w:hint="default"/>
-        <w:sz w:val="20"/>
-      </w:rPr>
-    </w:lvl>
-    <w:lvl w:ilvl="1" w:tentative="1">
-      <w:start w:val="1"/>
-      <w:numFmt w:val="bullet"/>
-      <w:lvlText w:val="o"/>
-      <w:lvlJc w:val="left"/>
-      <w:pPr>
-        <w:tabs>
-          <w:tab w:val="num" w:pos="1440"/>
-        </w:tabs>
-        <w:ind w:left="1440" w:hanging="360"/>
-      </w:pPr>
-      <w:rPr>
-        <w:rFonts w:ascii="Courier New" w:hAnsi="Courier New" w:hint="default"/>
-        <w:sz w:val="20"/>
-      </w:rPr>
-    </w:lvl>
-    <w:lvl w:ilvl="2" w:tentative="1">
-      <w:start w:val="1"/>
-      <w:numFmt w:val="bullet"/>
-      <w:lvlText w:val=""/>
-      <w:lvlJc w:val="left"/>
-      <w:pPr>
-        <w:tabs>
-          <w:tab w:val="num" w:pos="2160"/>
-        </w:tabs>
-        <w:ind w:left="2160" w:hanging="360"/>
-      </w:pPr>
-      <w:rPr>
-        <w:rFonts w:ascii="Wingdings" w:hAnsi="Wingdings" w:hint="default"/>
-        <w:sz w:val="20"/>
-      </w:rPr>
-    </w:lvl>
-    <w:lvl w:ilvl="3" w:tentative="1">
-      <w:start w:val="1"/>
-      <w:numFmt w:val="bullet"/>
-      <w:lvlText w:val=""/>
-      <w:lvlJc w:val="left"/>
-      <w:pPr>
-        <w:tabs>
-          <w:tab w:val="num" w:pos="2880"/>
-        </w:tabs>
-        <w:ind w:left="2880" w:hanging="360"/>
-      </w:pPr>
-      <w:rPr>
-        <w:rFonts w:ascii="Wingdings" w:hAnsi="Wingdings" w:hint="default"/>
-        <w:sz w:val="20"/>
-      </w:rPr>
-    </w:lvl>
-    <w:lvl w:ilvl="4" w:tentative="1">
-      <w:start w:val="1"/>
-      <w:numFmt w:val="bullet"/>
-      <w:lvlText w:val=""/>
-      <w:lvlJc w:val="left"/>
-      <w:pPr>
-        <w:tabs>
-          <w:tab w:val="num" w:pos="3600"/>
-        </w:tabs>
-        <w:ind w:left="3600" w:hanging="360"/>
-      </w:pPr>
-      <w:rPr>
-        <w:rFonts w:ascii="Wingdings" w:hAnsi="Wingdings" w:hint="default"/>
-        <w:sz w:val="20"/>
-      </w:rPr>
-    </w:lvl>
-    <w:lvl w:ilvl="5" w:tentative="1">
-      <w:start w:val="1"/>
-      <w:numFmt w:val="bullet"/>
-      <w:lvlText w:val=""/>
-      <w:lvlJc w:val="left"/>
-      <w:pPr>
-        <w:tabs>
-          <w:tab w:val="num" w:pos="4320"/>
-        </w:tabs>
-        <w:ind w:left="4320" w:hanging="360"/>
-      </w:pPr>
-      <w:rPr>
-        <w:rFonts w:ascii="Wingdings" w:hAnsi="Wingdings" w:hint="default"/>
-        <w:sz w:val="20"/>
-      </w:rPr>
-    </w:lvl>
-    <w:lvl w:ilvl="6" w:tentative="1">
-      <w:start w:val="1"/>
-      <w:numFmt w:val="bullet"/>
-      <w:lvlText w:val=""/>
-      <w:lvlJc w:val="left"/>
-      <w:pPr>
-        <w:tabs>
-          <w:tab w:val="num" w:pos="5040"/>
-        </w:tabs>
-        <w:ind w:left="5040" w:hanging="360"/>
-      </w:pPr>
-      <w:rPr>
-        <w:rFonts w:ascii="Wingdings" w:hAnsi="Wingdings" w:hint="default"/>
-        <w:sz w:val="20"/>
-      </w:rPr>
-    </w:lvl>
-    <w:lvl w:ilvl="7" w:tentative="1">
-      <w:start w:val="1"/>
-      <w:numFmt w:val="bullet"/>
-      <w:lvlText w:val=""/>
-      <w:lvlJc w:val="left"/>
-      <w:pPr>
-        <w:tabs>
-          <w:tab w:val="num" w:pos="5760"/>
-        </w:tabs>
-        <w:ind w:left="5760" w:hanging="360"/>
-      </w:pPr>
-      <w:rPr>
-        <w:rFonts w:ascii="Wingdings" w:hAnsi="Wingdings" w:hint="default"/>
-        <w:sz w:val="20"/>
-      </w:rPr>
-    </w:lvl>
-    <w:lvl w:ilvl="8" w:tentative="1">
-      <w:start w:val="1"/>
-      <w:numFmt w:val="bullet"/>
-      <w:lvlText w:val=""/>
-      <w:lvlJc w:val="left"/>
-      <w:pPr>
-        <w:tabs>
-          <w:tab w:val="num" w:pos="6480"/>
-        </w:tabs>
-        <w:ind w:left="6480" w:hanging="360"/>
-      </w:pPr>
-      <w:rPr>
-        <w:rFonts w:ascii="Wingdings" w:hAnsi="Wingdings" w:hint="default"/>
-        <w:sz w:val="20"/>
-      </w:rPr>
-    </w:lvl>
-  </w:abstractNum>
-  <w:abstractNum w:abstractNumId="38" w15:restartNumberingAfterBreak="0">
+  <w:abstractNum w:abstractNumId="29" w15:restartNumberingAfterBreak="0">
     <w:nsid w:val="5AAC4083"/>
     <w:multiLevelType w:val="hybridMultilevel"/>
     <w:tmpl w:val="41640966"/>
@@ -28094,7 +26540,7 @@
       </w:rPr>
     </w:lvl>
   </w:abstractNum>
-  <w:abstractNum w:abstractNumId="39" w15:restartNumberingAfterBreak="0">
+  <w:abstractNum w:abstractNumId="30" w15:restartNumberingAfterBreak="0">
     <w:nsid w:val="5ADD21BA"/>
     <w:multiLevelType w:val="multilevel"/>
     <w:tmpl w:val="3C40DC38"/>
@@ -28243,7 +26689,7 @@
       </w:rPr>
     </w:lvl>
   </w:abstractNum>
-  <w:abstractNum w:abstractNumId="40" w15:restartNumberingAfterBreak="0">
+  <w:abstractNum w:abstractNumId="31" w15:restartNumberingAfterBreak="0">
     <w:nsid w:val="5C36466F"/>
     <w:multiLevelType w:val="multilevel"/>
     <w:tmpl w:val="8BE0B2AC"/>
@@ -28392,7 +26838,7 @@
       </w:rPr>
     </w:lvl>
   </w:abstractNum>
-  <w:abstractNum w:abstractNumId="41" w15:restartNumberingAfterBreak="0">
+  <w:abstractNum w:abstractNumId="32" w15:restartNumberingAfterBreak="0">
     <w:nsid w:val="5CAB48DF"/>
     <w:multiLevelType w:val="multilevel"/>
     <w:tmpl w:val="D1F06152"/>
@@ -28541,7 +26987,120 @@
       </w:rPr>
     </w:lvl>
   </w:abstractNum>
-  <w:abstractNum w:abstractNumId="42" w15:restartNumberingAfterBreak="0">
+  <w:abstractNum w:abstractNumId="33" w15:restartNumberingAfterBreak="0">
+    <w:nsid w:val="60056215"/>
+    <w:multiLevelType w:val="multilevel"/>
+    <w:tmpl w:val="FFA4E85A"/>
+    <w:lvl w:ilvl="0">
+      <w:start w:val="2"/>
+      <w:numFmt w:val="decimal"/>
+      <w:lvlText w:val="%1."/>
+      <w:lvlJc w:val="left"/>
+      <w:pPr>
+        <w:tabs>
+          <w:tab w:val="num" w:pos="720"/>
+        </w:tabs>
+        <w:ind w:left="720" w:hanging="360"/>
+      </w:pPr>
+    </w:lvl>
+    <w:lvl w:ilvl="1" w:tentative="1">
+      <w:start w:val="1"/>
+      <w:numFmt w:val="decimal"/>
+      <w:lvlText w:val="%2."/>
+      <w:lvlJc w:val="left"/>
+      <w:pPr>
+        <w:tabs>
+          <w:tab w:val="num" w:pos="1440"/>
+        </w:tabs>
+        <w:ind w:left="1440" w:hanging="360"/>
+      </w:pPr>
+    </w:lvl>
+    <w:lvl w:ilvl="2" w:tentative="1">
+      <w:start w:val="1"/>
+      <w:numFmt w:val="decimal"/>
+      <w:lvlText w:val="%3."/>
+      <w:lvlJc w:val="left"/>
+      <w:pPr>
+        <w:tabs>
+          <w:tab w:val="num" w:pos="2160"/>
+        </w:tabs>
+        <w:ind w:left="2160" w:hanging="360"/>
+      </w:pPr>
+    </w:lvl>
+    <w:lvl w:ilvl="3" w:tentative="1">
+      <w:start w:val="1"/>
+      <w:numFmt w:val="decimal"/>
+      <w:lvlText w:val="%4."/>
+      <w:lvlJc w:val="left"/>
+      <w:pPr>
+        <w:tabs>
+          <w:tab w:val="num" w:pos="2880"/>
+        </w:tabs>
+        <w:ind w:left="2880" w:hanging="360"/>
+      </w:pPr>
+    </w:lvl>
+    <w:lvl w:ilvl="4" w:tentative="1">
+      <w:start w:val="1"/>
+      <w:numFmt w:val="decimal"/>
+      <w:lvlText w:val="%5."/>
+      <w:lvlJc w:val="left"/>
+      <w:pPr>
+        <w:tabs>
+          <w:tab w:val="num" w:pos="3600"/>
+        </w:tabs>
+        <w:ind w:left="3600" w:hanging="360"/>
+      </w:pPr>
+    </w:lvl>
+    <w:lvl w:ilvl="5" w:tentative="1">
+      <w:start w:val="1"/>
+      <w:numFmt w:val="decimal"/>
+      <w:lvlText w:val="%6."/>
+      <w:lvlJc w:val="left"/>
+      <w:pPr>
+        <w:tabs>
+          <w:tab w:val="num" w:pos="4320"/>
+        </w:tabs>
+        <w:ind w:left="4320" w:hanging="360"/>
+      </w:pPr>
+    </w:lvl>
+    <w:lvl w:ilvl="6" w:tentative="1">
+      <w:start w:val="1"/>
+      <w:numFmt w:val="decimal"/>
+      <w:lvlText w:val="%7."/>
+      <w:lvlJc w:val="left"/>
+      <w:pPr>
+        <w:tabs>
+          <w:tab w:val="num" w:pos="5040"/>
+        </w:tabs>
+        <w:ind w:left="5040" w:hanging="360"/>
+      </w:pPr>
+    </w:lvl>
+    <w:lvl w:ilvl="7" w:tentative="1">
+      <w:start w:val="1"/>
+      <w:numFmt w:val="decimal"/>
+      <w:lvlText w:val="%8."/>
+      <w:lvlJc w:val="left"/>
+      <w:pPr>
+        <w:tabs>
+          <w:tab w:val="num" w:pos="5760"/>
+        </w:tabs>
+        <w:ind w:left="5760" w:hanging="360"/>
+      </w:pPr>
+    </w:lvl>
+    <w:lvl w:ilvl="8" w:tentative="1">
+      <w:start w:val="1"/>
+      <w:numFmt w:val="decimal"/>
+      <w:lvlText w:val="%9."/>
+      <w:lvlJc w:val="left"/>
+      <w:pPr>
+        <w:tabs>
+          <w:tab w:val="num" w:pos="6480"/>
+        </w:tabs>
+        <w:ind w:left="6480" w:hanging="360"/>
+      </w:pPr>
+    </w:lvl>
+  </w:abstractNum>
+  <w:abstractNum w:abstractNumId="34" w15:restartNumberingAfterBreak="0">
     <w:nsid w:val="666151E7"/>
     <w:multiLevelType w:val="multilevel"/>
     <w:tmpl w:val="B0287198"/>
@@ -28690,7 +27249,7 @@
       </w:rPr>
     </w:lvl>
   </w:abstractNum>
-  <w:abstractNum w:abstractNumId="43" w15:restartNumberingAfterBreak="0">
+  <w:abstractNum w:abstractNumId="35" w15:restartNumberingAfterBreak="0">
     <w:nsid w:val="66E3553B"/>
     <w:multiLevelType w:val="multilevel"/>
     <w:tmpl w:val="00365078"/>
@@ -28803,7 +27362,7 @@
       </w:pPr>
     </w:lvl>
   </w:abstractNum>
-  <w:abstractNum w:abstractNumId="44" w15:restartNumberingAfterBreak="0">
+  <w:abstractNum w:abstractNumId="36" w15:restartNumberingAfterBreak="0">
     <w:nsid w:val="684A31D2"/>
     <w:multiLevelType w:val="multilevel"/>
     <w:tmpl w:val="E8687F9A"/>
@@ -28952,7 +27511,7 @@
       </w:rPr>
     </w:lvl>
   </w:abstractNum>
-  <w:abstractNum w:abstractNumId="45" w15:restartNumberingAfterBreak="0">
+  <w:abstractNum w:abstractNumId="37" w15:restartNumberingAfterBreak="0">
     <w:nsid w:val="6AA633C4"/>
     <w:multiLevelType w:val="multilevel"/>
     <w:tmpl w:val="57B08BC8"/>
@@ -29101,7 +27660,7 @@
       </w:rPr>
     </w:lvl>
   </w:abstractNum>
-  <w:abstractNum w:abstractNumId="46" w15:restartNumberingAfterBreak="0">
+  <w:abstractNum w:abstractNumId="38" w15:restartNumberingAfterBreak="0">
     <w:nsid w:val="6AF50A36"/>
     <w:multiLevelType w:val="multilevel"/>
     <w:tmpl w:val="DCD45AA0"/>
@@ -29250,7 +27809,7 @@
       </w:rPr>
     </w:lvl>
   </w:abstractNum>
-  <w:abstractNum w:abstractNumId="47" w15:restartNumberingAfterBreak="0">
+  <w:abstractNum w:abstractNumId="39" w15:restartNumberingAfterBreak="0">
     <w:nsid w:val="6C6A6EAE"/>
     <w:multiLevelType w:val="multilevel"/>
     <w:tmpl w:val="B65CA072"/>
@@ -29399,7 +27958,7 @@
       </w:rPr>
     </w:lvl>
   </w:abstractNum>
-  <w:abstractNum w:abstractNumId="48" w15:restartNumberingAfterBreak="0">
+  <w:abstractNum w:abstractNumId="40" w15:restartNumberingAfterBreak="0">
     <w:nsid w:val="6CC80032"/>
     <w:multiLevelType w:val="multilevel"/>
     <w:tmpl w:val="7570B0C4"/>
@@ -29548,7 +28107,7 @@
       </w:rPr>
     </w:lvl>
   </w:abstractNum>
-  <w:abstractNum w:abstractNumId="49" w15:restartNumberingAfterBreak="0">
+  <w:abstractNum w:abstractNumId="41" w15:restartNumberingAfterBreak="0">
     <w:nsid w:val="6D3D109F"/>
     <w:multiLevelType w:val="multilevel"/>
     <w:tmpl w:val="9B5A4C50"/>
@@ -29697,156 +28256,7 @@
       </w:rPr>
     </w:lvl>
   </w:abstractNum>
-  <w:abstractNum w:abstractNumId="50" w15:restartNumberingAfterBreak="0">
-    <w:nsid w:val="6F362ED1"/>
-    <w:multiLevelType w:val="multilevel"/>
-    <w:tmpl w:val="0C383190"/>
-    <w:lvl w:ilvl="0">
-      <w:start w:val="1"/>
-      <w:numFmt w:val="bullet"/>
-      <w:lvlText w:val=""/>
-      <w:lvlJc w:val="left"/>
-      <w:pPr>
-        <w:tabs>
-          <w:tab w:val="num" w:pos="720"/>
-        </w:tabs>
-        <w:ind w:left="720" w:hanging="360"/>
-      </w:pPr>
-      <w:rPr>
-        <w:rFonts w:ascii="Symbol" w:hAnsi="Symbol" w:hint="default"/>
-        <w:sz w:val="20"/>
-      </w:rPr>
-    </w:lvl>
-    <w:lvl w:ilvl="1" w:tentative="1">
-      <w:start w:val="1"/>
-      <w:numFmt w:val="bullet"/>
-      <w:lvlText w:val="o"/>
-      <w:lvlJc w:val="left"/>
-      <w:pPr>
-        <w:tabs>
-          <w:tab w:val="num" w:pos="1440"/>
-        </w:tabs>
-        <w:ind w:left="1440" w:hanging="360"/>
-      </w:pPr>
-      <w:rPr>
-        <w:rFonts w:ascii="Courier New" w:hAnsi="Courier New" w:hint="default"/>
-        <w:sz w:val="20"/>
-      </w:rPr>
-    </w:lvl>
-    <w:lvl w:ilvl="2" w:tentative="1">
-      <w:start w:val="1"/>
-      <w:numFmt w:val="bullet"/>
-      <w:lvlText w:val=""/>
-      <w:lvlJc w:val="left"/>
-      <w:pPr>
-        <w:tabs>
-          <w:tab w:val="num" w:pos="2160"/>
-        </w:tabs>
-        <w:ind w:left="2160" w:hanging="360"/>
-      </w:pPr>
-      <w:rPr>
-        <w:rFonts w:ascii="Wingdings" w:hAnsi="Wingdings" w:hint="default"/>
-        <w:sz w:val="20"/>
-      </w:rPr>
-    </w:lvl>
-    <w:lvl w:ilvl="3" w:tentative="1">
-      <w:start w:val="1"/>
-      <w:numFmt w:val="bullet"/>
-      <w:lvlText w:val=""/>
-      <w:lvlJc w:val="left"/>
-      <w:pPr>
-        <w:tabs>
-          <w:tab w:val="num" w:pos="2880"/>
-        </w:tabs>
-        <w:ind w:left="2880" w:hanging="360"/>
-      </w:pPr>
-      <w:rPr>
-        <w:rFonts w:ascii="Wingdings" w:hAnsi="Wingdings" w:hint="default"/>
-        <w:sz w:val="20"/>
-      </w:rPr>
-    </w:lvl>
-    <w:lvl w:ilvl="4" w:tentative="1">
-      <w:start w:val="1"/>
-      <w:numFmt w:val="bullet"/>
-      <w:lvlText w:val=""/>
-      <w:lvlJc w:val="left"/>
-      <w:pPr>
-        <w:tabs>
-          <w:tab w:val="num" w:pos="3600"/>
-        </w:tabs>
-        <w:ind w:left="3600" w:hanging="360"/>
-      </w:pPr>
-      <w:rPr>
-        <w:rFonts w:ascii="Wingdings" w:hAnsi="Wingdings" w:hint="default"/>
-        <w:sz w:val="20"/>
-      </w:rPr>
-    </w:lvl>
-    <w:lvl w:ilvl="5" w:tentative="1">
-      <w:start w:val="1"/>
-      <w:numFmt w:val="bullet"/>
-      <w:lvlText w:val=""/>
-      <w:lvlJc w:val="left"/>
-      <w:pPr>
-        <w:tabs>
-          <w:tab w:val="num" w:pos="4320"/>
-        </w:tabs>
-        <w:ind w:left="4320" w:hanging="360"/>
-      </w:pPr>
-      <w:rPr>
-        <w:rFonts w:ascii="Wingdings" w:hAnsi="Wingdings" w:hint="default"/>
-        <w:sz w:val="20"/>
-      </w:rPr>
-    </w:lvl>
-    <w:lvl w:ilvl="6" w:tentative="1">
-      <w:start w:val="1"/>
-      <w:numFmt w:val="bullet"/>
-      <w:lvlText w:val=""/>
-      <w:lvlJc w:val="left"/>
-      <w:pPr>
-        <w:tabs>
-          <w:tab w:val="num" w:pos="5040"/>
-        </w:tabs>
-        <w:ind w:left="5040" w:hanging="360"/>
-      </w:pPr>
-      <w:rPr>
-        <w:rFonts w:ascii="Wingdings" w:hAnsi="Wingdings" w:hint="default"/>
-        <w:sz w:val="20"/>
-      </w:rPr>
-    </w:lvl>
-    <w:lvl w:ilvl="7" w:tentative="1">
-      <w:start w:val="1"/>
-      <w:numFmt w:val="bullet"/>
-      <w:lvlText w:val=""/>
-      <w:lvlJc w:val="left"/>
-      <w:pPr>
-        <w:tabs>
-          <w:tab w:val="num" w:pos="5760"/>
-        </w:tabs>
-        <w:ind w:left="5760" w:hanging="360"/>
-      </w:pPr>
-      <w:rPr>
-        <w:rFonts w:ascii="Wingdings" w:hAnsi="Wingdings" w:hint="default"/>
-        <w:sz w:val="20"/>
-      </w:rPr>
-    </w:lvl>
-    <w:lvl w:ilvl="8" w:tentative="1">
-      <w:start w:val="1"/>
-      <w:numFmt w:val="bullet"/>
-      <w:lvlText w:val=""/>
-      <w:lvlJc w:val="left"/>
-      <w:pPr>
-        <w:tabs>
-          <w:tab w:val="num" w:pos="6480"/>
-        </w:tabs>
-        <w:ind w:left="6480" w:hanging="360"/>
-      </w:pPr>
-      <w:rPr>
-        <w:rFonts w:ascii="Wingdings" w:hAnsi="Wingdings" w:hint="default"/>
-        <w:sz w:val="20"/>
-      </w:rPr>
-    </w:lvl>
-  </w:abstractNum>
-  <w:abstractNum w:abstractNumId="51" w15:restartNumberingAfterBreak="0">
+  <w:abstractNum w:abstractNumId="42" w15:restartNumberingAfterBreak="0">
     <w:nsid w:val="72EB73A9"/>
     <w:multiLevelType w:val="multilevel"/>
     <w:tmpl w:val="EF564910"/>
@@ -29995,7 +28405,7 @@
       </w:rPr>
     </w:lvl>
   </w:abstractNum>
-  <w:abstractNum w:abstractNumId="52" w15:restartNumberingAfterBreak="0">
+  <w:abstractNum w:abstractNumId="43" w15:restartNumberingAfterBreak="0">
     <w:nsid w:val="731B369F"/>
     <w:multiLevelType w:val="multilevel"/>
     <w:tmpl w:val="4E6AB66C"/>
@@ -30144,7 +28554,7 @@
       </w:rPr>
     </w:lvl>
   </w:abstractNum>
-  <w:abstractNum w:abstractNumId="53" w15:restartNumberingAfterBreak="0">
+  <w:abstractNum w:abstractNumId="44" w15:restartNumberingAfterBreak="0">
     <w:nsid w:val="7437432B"/>
     <w:multiLevelType w:val="multilevel"/>
     <w:tmpl w:val="F904C12C"/>
@@ -30293,169 +28703,142 @@
       </w:rPr>
     </w:lvl>
   </w:abstractNum>
-  <w:num w:numId="1" w16cid:durableId="739836218">
+  <w:num w:numId="1" w16cid:durableId="1319186049">
+    <w:abstractNumId w:val="36"/>
+  </w:num>
+  <w:num w:numId="2" w16cid:durableId="1657684955">
+    <w:abstractNumId w:val="25"/>
+  </w:num>
+  <w:num w:numId="3" w16cid:durableId="745613640">
+    <w:abstractNumId w:val="44"/>
+  </w:num>
+  <w:num w:numId="4" w16cid:durableId="1802722034">
+    <w:abstractNumId w:val="39"/>
+  </w:num>
+  <w:num w:numId="5" w16cid:durableId="136069465">
+    <w:abstractNumId w:val="17"/>
+  </w:num>
+  <w:num w:numId="6" w16cid:durableId="628559492">
+    <w:abstractNumId w:val="18"/>
+  </w:num>
+  <w:num w:numId="7" w16cid:durableId="1854487654">
+    <w:abstractNumId w:val="9"/>
+  </w:num>
+  <w:num w:numId="8" w16cid:durableId="219562528">
+    <w:abstractNumId w:val="38"/>
+  </w:num>
+  <w:num w:numId="9" w16cid:durableId="1437286547">
+    <w:abstractNumId w:val="19"/>
+  </w:num>
+  <w:num w:numId="10" w16cid:durableId="243153734">
+    <w:abstractNumId w:val="1"/>
+  </w:num>
+  <w:num w:numId="11" w16cid:durableId="571238298">
     <w:abstractNumId w:val="10"/>
   </w:num>
-  <w:num w:numId="2" w16cid:durableId="307438007">
+  <w:num w:numId="12" w16cid:durableId="306711985">
+    <w:abstractNumId w:val="5"/>
+  </w:num>
+  <w:num w:numId="13" w16cid:durableId="2075202816">
+    <w:abstractNumId w:val="41"/>
+  </w:num>
+  <w:num w:numId="14" w16cid:durableId="245039433">
+    <w:abstractNumId w:val="32"/>
+  </w:num>
+  <w:num w:numId="15" w16cid:durableId="1583100208">
+    <w:abstractNumId w:val="24"/>
+  </w:num>
+  <w:num w:numId="16" w16cid:durableId="771050629">
+    <w:abstractNumId w:val="34"/>
+  </w:num>
+  <w:num w:numId="17" w16cid:durableId="2110540278">
+    <w:abstractNumId w:val="21"/>
+  </w:num>
+  <w:num w:numId="18" w16cid:durableId="801115950">
+    <w:abstractNumId w:val="28"/>
+  </w:num>
+  <w:num w:numId="19" w16cid:durableId="884370991">
+    <w:abstractNumId w:val="8"/>
+  </w:num>
+  <w:num w:numId="20" w16cid:durableId="1996713971">
+    <w:abstractNumId w:val="22"/>
+  </w:num>
+  <w:num w:numId="21" w16cid:durableId="707683699">
     <w:abstractNumId w:val="7"/>
   </w:num>
-  <w:num w:numId="3" w16cid:durableId="1319186049">
-    <w:abstractNumId w:val="44"/>
+  <w:num w:numId="22" w16cid:durableId="1995134595">
+    <w:abstractNumId w:val="30"/>
   </w:num>
-  <w:num w:numId="4" w16cid:durableId="1657684955">
+  <w:num w:numId="23" w16cid:durableId="1752583190">
+    <w:abstractNumId w:val="14"/>
+  </w:num>
+  <w:num w:numId="24" w16cid:durableId="2017341422">
+    <w:abstractNumId w:val="12"/>
+  </w:num>
+  <w:num w:numId="25" w16cid:durableId="1359624286">
+    <w:abstractNumId w:val="35"/>
+  </w:num>
+  <w:num w:numId="26" w16cid:durableId="2144348643">
+    <w:abstractNumId w:val="31"/>
+  </w:num>
+  <w:num w:numId="27" w16cid:durableId="369234429">
+    <w:abstractNumId w:val="2"/>
+  </w:num>
+  <w:num w:numId="28" w16cid:durableId="1195774301">
+    <w:abstractNumId w:val="26"/>
+  </w:num>
+  <w:num w:numId="29" w16cid:durableId="1333680868">
+    <w:abstractNumId w:val="0"/>
+  </w:num>
+  <w:num w:numId="30" w16cid:durableId="745107378">
+    <w:abstractNumId w:val="42"/>
+  </w:num>
+  <w:num w:numId="31" w16cid:durableId="1855877748">
+    <w:abstractNumId w:val="13"/>
+  </w:num>
+  <w:num w:numId="32" w16cid:durableId="1711110468">
+    <w:abstractNumId w:val="43"/>
+  </w:num>
+  <w:num w:numId="33" w16cid:durableId="1700158660">
+    <w:abstractNumId w:val="3"/>
+  </w:num>
+  <w:num w:numId="34" w16cid:durableId="1387606234">
+    <w:abstractNumId w:val="27"/>
+  </w:num>
+  <w:num w:numId="35" w16cid:durableId="1850287624">
+    <w:abstractNumId w:val="23"/>
+  </w:num>
+  <w:num w:numId="36" w16cid:durableId="731388733">
+    <w:abstractNumId w:val="15"/>
+  </w:num>
+  <w:num w:numId="37" w16cid:durableId="32116758">
+    <w:abstractNumId w:val="40"/>
+  </w:num>
+  <w:num w:numId="38" w16cid:durableId="2129808206">
+    <w:abstractNumId w:val="37"/>
+  </w:num>
+  <w:num w:numId="39" w16cid:durableId="816459219">
+    <w:abstractNumId w:val="4"/>
+  </w:num>
+  <w:num w:numId="40" w16cid:durableId="1365911886">
     <w:abstractNumId w:val="29"/>
   </w:num>
-  <w:num w:numId="5" w16cid:durableId="745613640">
-    <w:abstractNumId w:val="53"/>
+  <w:num w:numId="41" w16cid:durableId="1142386606">
+    <w:abstractNumId w:val="16"/>
   </w:num>
-  <w:num w:numId="6" w16cid:durableId="1802722034">
-    <w:abstractNumId w:val="47"/>
-  </w:num>
-  <w:num w:numId="7" w16cid:durableId="136069465">
-    <w:abstractNumId w:val="18"/>
-  </w:num>
-  <w:num w:numId="8" w16cid:durableId="628559492">
+  <w:num w:numId="42" w16cid:durableId="1492865481">
     <w:abstractNumId w:val="20"/>
   </w:num>
-  <w:num w:numId="9" w16cid:durableId="1854487654">
+  <w:num w:numId="43" w16cid:durableId="1195271157">
     <w:abstractNumId w:val="11"/>
   </w:num>
-  <w:num w:numId="10" w16cid:durableId="1744840301">
-    <w:abstractNumId w:val="31"/>
-  </w:num>
-  <w:num w:numId="11" w16cid:durableId="219562528">
-    <w:abstractNumId w:val="46"/>
-  </w:num>
-  <w:num w:numId="12" w16cid:durableId="505487577">
-    <w:abstractNumId w:val="32"/>
-  </w:num>
-  <w:num w:numId="13" w16cid:durableId="1506431970">
-    <w:abstractNumId w:val="30"/>
-  </w:num>
-  <w:num w:numId="14" w16cid:durableId="1122384667">
-    <w:abstractNumId w:val="37"/>
-  </w:num>
-  <w:num w:numId="15" w16cid:durableId="1587298229">
-    <w:abstractNumId w:val="23"/>
-  </w:num>
-  <w:num w:numId="16" w16cid:durableId="1179541727">
-    <w:abstractNumId w:val="21"/>
-  </w:num>
-  <w:num w:numId="17" w16cid:durableId="1437286547">
-    <w:abstractNumId w:val="22"/>
-  </w:num>
-  <w:num w:numId="18" w16cid:durableId="243153734">
-    <w:abstractNumId w:val="1"/>
-  </w:num>
-  <w:num w:numId="19" w16cid:durableId="571238298">
-    <w:abstractNumId w:val="12"/>
-  </w:num>
-  <w:num w:numId="20" w16cid:durableId="306711985">
+  <w:num w:numId="44" w16cid:durableId="1406757490">
     <w:abstractNumId w:val="6"/>
   </w:num>
-  <w:num w:numId="21" w16cid:durableId="2075202816">
-    <w:abstractNumId w:val="49"/>
-  </w:num>
-  <w:num w:numId="22" w16cid:durableId="245039433">
-    <w:abstractNumId w:val="41"/>
-  </w:num>
-  <w:num w:numId="23" w16cid:durableId="1583100208">
-    <w:abstractNumId w:val="28"/>
-  </w:num>
-  <w:num w:numId="24" w16cid:durableId="771050629">
-    <w:abstractNumId w:val="42"/>
-  </w:num>
-  <w:num w:numId="25" w16cid:durableId="2110540278">
-    <w:abstractNumId w:val="25"/>
-  </w:num>
-  <w:num w:numId="26" w16cid:durableId="801115950">
-    <w:abstractNumId w:val="36"/>
-  </w:num>
-  <w:num w:numId="27" w16cid:durableId="884370991">
-    <w:abstractNumId w:val="9"/>
-  </w:num>
-  <w:num w:numId="28" w16cid:durableId="1996713971">
-    <w:abstractNumId w:val="26"/>
-  </w:num>
-  <w:num w:numId="29" w16cid:durableId="707683699">
-    <w:abstractNumId w:val="8"/>
-  </w:num>
-  <w:num w:numId="30" w16cid:durableId="1995134595">
-    <w:abstractNumId w:val="39"/>
-  </w:num>
-  <w:num w:numId="31" w16cid:durableId="1752583190">
-    <w:abstractNumId w:val="16"/>
-  </w:num>
-  <w:num w:numId="32" w16cid:durableId="2017341422">
-    <w:abstractNumId w:val="14"/>
-  </w:num>
-  <w:num w:numId="33" w16cid:durableId="1359624286">
-    <w:abstractNumId w:val="43"/>
-  </w:num>
-  <w:num w:numId="34" w16cid:durableId="2144348643">
-    <w:abstractNumId w:val="40"/>
-  </w:num>
-  <w:num w:numId="35" w16cid:durableId="369234429">
-    <w:abstractNumId w:val="2"/>
-  </w:num>
-  <w:num w:numId="36" w16cid:durableId="1195774301">
+  <w:num w:numId="45" w16cid:durableId="884489418">
     <w:abstractNumId w:val="33"/>
   </w:num>
-  <w:num w:numId="37" w16cid:durableId="1333680868">
-    <w:abstractNumId w:val="0"/>
-  </w:num>
-  <w:num w:numId="38" w16cid:durableId="745107378">
-    <w:abstractNumId w:val="51"/>
-  </w:num>
-  <w:num w:numId="39" w16cid:durableId="1855877748">
-    <w:abstractNumId w:val="15"/>
-  </w:num>
-  <w:num w:numId="40" w16cid:durableId="1711110468">
-    <w:abstractNumId w:val="52"/>
-  </w:num>
-  <w:num w:numId="41" w16cid:durableId="1700158660">
-    <w:abstractNumId w:val="3"/>
-  </w:num>
-  <w:num w:numId="42" w16cid:durableId="1387606234">
-    <w:abstractNumId w:val="35"/>
-  </w:num>
-  <w:num w:numId="43" w16cid:durableId="1850287624">
-    <w:abstractNumId w:val="27"/>
-  </w:num>
-  <w:num w:numId="44" w16cid:durableId="731388733">
-    <w:abstractNumId w:val="17"/>
-  </w:num>
-  <w:num w:numId="45" w16cid:durableId="1640188087">
-    <w:abstractNumId w:val="19"/>
-  </w:num>
-  <w:num w:numId="46" w16cid:durableId="1400909008">
-    <w:abstractNumId w:val="13"/>
-  </w:num>
-  <w:num w:numId="47" w16cid:durableId="163054484">
-    <w:abstractNumId w:val="24"/>
-  </w:num>
-  <w:num w:numId="48" w16cid:durableId="952519183">
-    <w:abstractNumId w:val="50"/>
-  </w:num>
-  <w:num w:numId="49" w16cid:durableId="864439482">
-    <w:abstractNumId w:val="5"/>
-  </w:num>
-  <w:num w:numId="50" w16cid:durableId="1154949368">
-    <w:abstractNumId w:val="34"/>
-  </w:num>
-  <w:num w:numId="51" w16cid:durableId="32116758">
-    <w:abstractNumId w:val="48"/>
-  </w:num>
-  <w:num w:numId="52" w16cid:durableId="2129808206">
-    <w:abstractNumId w:val="45"/>
-  </w:num>
-  <w:num w:numId="53" w16cid:durableId="816459219">
-    <w:abstractNumId w:val="4"/>
-  </w:num>
-  <w:num w:numId="54" w16cid:durableId="1365911886">
-    <w:abstractNumId w:val="38"/>
-  </w:num>
-  <w:numIdMacAtCleanup w:val="50"/>
+  <w:numIdMacAtCleanup w:val="45"/>
 </w:numbering>
 </file>
 
